--- a/documentazione/Maintenance.docx
+++ b/documentazione/Maintenance.docx
@@ -52,6 +52,370 @@
       <w:r>
         <w:t xml:space="preserve"> in un documento.</w:t>
       </w:r>
+    </w:p>
+    <w:p/>
+    <w:p>
+      <w:pPr>
+        <w:rPr>
+          <w:i/>
+          <w:iCs/>
+          <w:u w:val="single"/>
+        </w:rPr>
+      </w:pPr>
+      <w:r>
+        <w:rPr>
+          <w:i/>
+          <w:iCs/>
+          <w:u w:val="single"/>
+        </w:rPr>
+        <w:t>Metodologia di sviluppo</w:t>
+      </w:r>
+    </w:p>
+    <w:p>
+      <w:r>
+        <w:t>Per lo sviluppo del sistema è stato adottato un approccio di Forward Engineering seguendo tali fasi:</w:t>
+      </w:r>
+    </w:p>
+    <w:p>
+      <w:pPr>
+        <w:pStyle w:val="Paragrafoelenco"/>
+        <w:numPr>
+          <w:ilvl w:val="0"/>
+          <w:numId w:val="4"/>
+        </w:numPr>
+      </w:pPr>
+      <w:r>
+        <w:t>Fase iniziale: a partire dai diagrammi il team ha costruito lo scheletro del codice ed ha analizzato le funzionalità da implementare nel sistema</w:t>
+      </w:r>
+    </w:p>
+    <w:p>
+      <w:pPr>
+        <w:pStyle w:val="Paragrafoelenco"/>
+        <w:numPr>
+          <w:ilvl w:val="0"/>
+          <w:numId w:val="4"/>
+        </w:numPr>
+      </w:pPr>
+      <w:r>
+        <w:t>Implementazione: il team ha lavorato sul codice in maniera manuale</w:t>
+      </w:r>
+    </w:p>
+    <w:p>
+      <w:pPr>
+        <w:pStyle w:val="Paragrafoelenco"/>
+        <w:numPr>
+          <w:ilvl w:val="0"/>
+          <w:numId w:val="4"/>
+        </w:numPr>
+      </w:pPr>
+      <w:r>
+        <w:t xml:space="preserve">Manutenzione: sono state svolte attività di </w:t>
+      </w:r>
+      <w:proofErr w:type="spellStart"/>
+      <w:r>
+        <w:t>refactoring</w:t>
+      </w:r>
+      <w:proofErr w:type="spellEnd"/>
+      <w:r>
+        <w:t xml:space="preserve"> per ottenere un codice più pulito e mantenibile.</w:t>
+      </w:r>
+    </w:p>
+    <w:p>
+      <w:pPr>
+        <w:pStyle w:val="Paragrafoelenco"/>
+      </w:pPr>
+    </w:p>
+    <w:p>
+      <w:pPr>
+        <w:rPr>
+          <w:i/>
+          <w:iCs/>
+          <w:u w:val="single"/>
+        </w:rPr>
+      </w:pPr>
+      <w:r>
+        <w:rPr>
+          <w:i/>
+          <w:iCs/>
+          <w:u w:val="single"/>
+        </w:rPr>
+        <w:t xml:space="preserve">Attività di </w:t>
+      </w:r>
+      <w:proofErr w:type="spellStart"/>
+      <w:r>
+        <w:rPr>
+          <w:i/>
+          <w:iCs/>
+          <w:u w:val="single"/>
+        </w:rPr>
+        <w:t>refactoring</w:t>
+      </w:r>
+      <w:proofErr w:type="spellEnd"/>
+      <w:r>
+        <w:rPr>
+          <w:i/>
+          <w:iCs/>
+          <w:u w:val="single"/>
+        </w:rPr>
+        <w:t xml:space="preserve"> effettuate //TUTTE DA SPIEGARE POI ES PRIMA VS DOPO</w:t>
+      </w:r>
+    </w:p>
+    <w:p>
+      <w:pPr>
+        <w:pStyle w:val="Paragrafoelenco"/>
+        <w:numPr>
+          <w:ilvl w:val="0"/>
+          <w:numId w:val="3"/>
+        </w:numPr>
+        <w:spacing w:before="240"/>
+      </w:pPr>
+      <w:r>
+        <w:t>Estrazione della logica di business dalla U (</w:t>
+      </w:r>
+      <w:proofErr w:type="spellStart"/>
+      <w:r>
+        <w:t>Extract</w:t>
+      </w:r>
+      <w:proofErr w:type="spellEnd"/>
+      <w:r>
+        <w:t xml:space="preserve"> class):</w:t>
+      </w:r>
+    </w:p>
+    <w:p>
+      <w:pPr>
+        <w:spacing w:before="240"/>
+      </w:pPr>
+    </w:p>
+    <w:p>
+      <w:pPr>
+        <w:pStyle w:val="Paragrafoelenco"/>
+        <w:numPr>
+          <w:ilvl w:val="0"/>
+          <w:numId w:val="3"/>
+        </w:numPr>
+        <w:spacing w:before="240"/>
+      </w:pPr>
+      <w:r>
+        <w:t>Pulizia del codice ed eliminazione di codice morto o non utilizzato:</w:t>
+      </w:r>
+    </w:p>
+    <w:p/>
+    <w:p>
+      <w:pPr>
+        <w:pStyle w:val="Paragrafoelenco"/>
+        <w:spacing w:before="240"/>
+      </w:pPr>
+    </w:p>
+    <w:p>
+      <w:pPr>
+        <w:pStyle w:val="Paragrafoelenco"/>
+        <w:numPr>
+          <w:ilvl w:val="0"/>
+          <w:numId w:val="3"/>
+        </w:numPr>
+        <w:spacing w:before="240"/>
+      </w:pPr>
+      <w:r>
+        <w:t>Divisione di classi complesse in sottoclassi (es Firebase) :</w:t>
+      </w:r>
+    </w:p>
+    <w:p>
+      <w:pPr>
+        <w:spacing w:before="240"/>
+      </w:pPr>
+    </w:p>
+    <w:p>
+      <w:pPr>
+        <w:pStyle w:val="Paragrafoelenco"/>
+        <w:numPr>
+          <w:ilvl w:val="0"/>
+          <w:numId w:val="3"/>
+        </w:numPr>
+        <w:spacing w:before="240"/>
+      </w:pPr>
+      <w:r>
+        <w:t>Controlli unificati in un'unica classe di validazione:</w:t>
+      </w:r>
+    </w:p>
+    <w:p>
+      <w:pPr>
+        <w:pStyle w:val="Paragrafoelenco"/>
+      </w:pPr>
+    </w:p>
+    <w:p>
+      <w:pPr>
+        <w:spacing w:before="240"/>
+      </w:pPr>
+    </w:p>
+    <w:p>
+      <w:pPr>
+        <w:pStyle w:val="Paragrafoelenco"/>
+        <w:numPr>
+          <w:ilvl w:val="0"/>
+          <w:numId w:val="3"/>
+        </w:numPr>
+        <w:spacing w:before="240"/>
+      </w:pPr>
+      <w:r>
+        <w:t>Divisone di classi complesse in metodi:</w:t>
+      </w:r>
+    </w:p>
+    <w:p>
+      <w:pPr>
+        <w:spacing w:before="240"/>
+      </w:pPr>
+    </w:p>
+    <w:p>
+      <w:pPr>
+        <w:pStyle w:val="Paragrafoelenco"/>
+        <w:numPr>
+          <w:ilvl w:val="0"/>
+          <w:numId w:val="3"/>
+        </w:numPr>
+        <w:spacing w:before="240"/>
+      </w:pPr>
+      <w:r>
+        <w:t xml:space="preserve">Divisione precisa tra parte java e parte </w:t>
+      </w:r>
+      <w:proofErr w:type="spellStart"/>
+      <w:r>
+        <w:t>css</w:t>
+      </w:r>
+      <w:proofErr w:type="spellEnd"/>
+      <w:r>
+        <w:t>:</w:t>
+      </w:r>
+    </w:p>
+    <w:p>
+      <w:pPr>
+        <w:pStyle w:val="Paragrafoelenco"/>
+      </w:pPr>
+    </w:p>
+    <w:p>
+      <w:pPr>
+        <w:spacing w:before="240"/>
+      </w:pPr>
+    </w:p>
+    <w:p>
+      <w:pPr>
+        <w:spacing w:before="240"/>
+        <w:rPr>
+          <w:i/>
+          <w:iCs/>
+          <w:u w:val="single"/>
+        </w:rPr>
+      </w:pPr>
+    </w:p>
+    <w:p>
+      <w:pPr>
+        <w:spacing w:before="240"/>
+        <w:rPr>
+          <w:i/>
+          <w:iCs/>
+          <w:u w:val="single"/>
+        </w:rPr>
+      </w:pPr>
+    </w:p>
+    <w:p>
+      <w:pPr>
+        <w:spacing w:before="240"/>
+        <w:rPr>
+          <w:i/>
+          <w:iCs/>
+          <w:u w:val="single"/>
+        </w:rPr>
+      </w:pPr>
+      <w:r>
+        <w:rPr>
+          <w:i/>
+          <w:iCs/>
+          <w:u w:val="single"/>
+        </w:rPr>
+        <w:lastRenderedPageBreak/>
+        <w:t>Utilizzo di reverse eng</w:t>
+      </w:r>
+      <w:r>
+        <w:rPr>
+          <w:i/>
+          <w:iCs/>
+          <w:u w:val="single"/>
+        </w:rPr>
+        <w:t>i</w:t>
+      </w:r>
+      <w:r>
+        <w:rPr>
+          <w:i/>
+          <w:iCs/>
+          <w:u w:val="single"/>
+        </w:rPr>
+        <w:t>neering</w:t>
+      </w:r>
+    </w:p>
+    <w:p>
+      <w:pPr>
+        <w:spacing w:after="0"/>
+        <w:jc w:val="both"/>
+      </w:pPr>
+      <w:r>
+        <w:t xml:space="preserve">Sebbene il progetto abbia seguito principalmente un approccio di </w:t>
+      </w:r>
+      <w:proofErr w:type="spellStart"/>
+      <w:r>
+        <w:t>forward</w:t>
+      </w:r>
+      <w:proofErr w:type="spellEnd"/>
+      <w:r>
+        <w:t xml:space="preserve"> engineering, durante la fase di realizzazione dei diagrammi è stata eseguita un’attività di reverse eng</w:t>
+      </w:r>
+      <w:r>
+        <w:t>i</w:t>
+      </w:r>
+      <w:r>
+        <w:t>neering.</w:t>
+      </w:r>
+    </w:p>
+    <w:p>
+      <w:pPr>
+        <w:spacing w:after="0"/>
+        <w:jc w:val="both"/>
+      </w:pPr>
+      <w:r>
+        <w:t>L’obiettivo di questa fase è stato quello di aggiornare correttamente e coerentemente il digramma delle classi con il codice all’ultima versione, migliorando e rendendolo più attinente al codice stesso.</w:t>
+      </w:r>
+    </w:p>
+    <w:p>
+      <w:pPr>
+        <w:spacing w:after="0"/>
+        <w:jc w:val="both"/>
+      </w:pPr>
+      <w:r>
+        <w:t>In questo modo abbiamo ottenuto un diagramma molto più complesso, più ricco e più professionale</w:t>
+      </w:r>
+    </w:p>
+    <w:p>
+      <w:pPr>
+        <w:spacing w:before="240"/>
+      </w:pPr>
+    </w:p>
+    <w:p>
+      <w:pPr>
+        <w:spacing w:before="240"/>
+      </w:pPr>
+    </w:p>
+    <w:p>
+      <w:pPr>
+        <w:pStyle w:val="Paragrafoelenco"/>
+      </w:pPr>
+    </w:p>
+    <w:p>
+      <w:pPr>
+        <w:pStyle w:val="Paragrafoelenco"/>
+      </w:pPr>
+    </w:p>
+    <w:p>
+      <w:pPr>
+        <w:pStyle w:val="Paragrafoelenco"/>
+      </w:pPr>
     </w:p>
     <w:sectPr>
       <w:pgSz w:w="11906" w:h="16838"/>
@@ -61,6 +425,427 @@
     </w:sectPr>
   </w:body>
 </w:document>
+</file>
+
+<file path=word/numbering.xml><?xml version="1.0" encoding="utf-8"?>
+<w:numbering xmlns:wpc="http://schemas.microsoft.com/office/word/2010/wordprocessingCanvas" xmlns:cx="http://schemas.microsoft.com/office/drawing/2014/chartex" xmlns:cx1="http://schemas.microsoft.com/office/drawing/2015/9/8/chartex" xmlns:cx2="http://schemas.microsoft.com/office/drawing/2015/10/21/chartex" xmlns:cx3="http://schemas.microsoft.com/office/drawing/2016/5/9/chartex" xmlns:cx4="http://schemas.microsoft.com/office/drawing/2016/5/10/chartex" xmlns:cx5="http://schemas.microsoft.com/office/drawing/2016/5/11/chartex" xmlns:cx6="http://schemas.microsoft.com/office/drawing/2016/5/12/chartex" xmlns:cx7="http://schemas.microsoft.com/office/drawing/2016/5/13/chartex" xmlns:cx8="http://schemas.microsoft.com/office/drawing/2016/5/14/chartex" xmlns:mc="http://schemas.openxmlformats.org/markup-compatibility/2006" xmlns:aink="http://schemas.microsoft.com/office/drawing/2016/ink" xmlns:am3d="http://schemas.microsoft.com/office/drawing/2017/model3d" xmlns:o="urn:schemas-microsoft-com:office:office" xmlns:oel="http://schemas.microsoft.com/office/2019/extlst" xmlns:r="http://schemas.openxmlformats.org/officeDocument/2006/relationships" xmlns:m="http://schemas.openxmlformats.org/officeDocument/2006/math" xmlns:v="urn:schemas-microsoft-com:vml" xmlns:wp14="http://schemas.microsoft.com/office/word/2010/wordprocessingDrawing" xmlns:wp="http://schemas.openxmlformats.org/drawingml/2006/wordprocessingDrawing" xmlns:w10="urn:schemas-microsoft-com:office:word" xmlns:w="http://schemas.openxmlformats.org/wordprocessingml/2006/main" xmlns:w14="http://schemas.microsoft.com/office/word/2010/wordml" xmlns:w15="http://schemas.microsoft.com/office/word/2012/wordml" xmlns:w16cex="http://schemas.microsoft.com/office/word/2018/wordml/cex" xmlns:w16cid="http://schemas.microsoft.com/office/word/2016/wordml/cid" xmlns:w16="http://schemas.microsoft.com/office/word/2018/wordml" xmlns:w16du="http://schemas.microsoft.com/office/word/2023/wordml/word16du" xmlns:w16sdtdh="http://schemas.microsoft.com/office/word/2020/wordml/sdtdatahash" xmlns:w16sdtfl="http://schemas.microsoft.com/office/word/2024/wordml/sdtformatlock" xmlns:w16se="http://schemas.microsoft.com/office/word/2015/wordml/symex" xmlns:wpg="http://schemas.microsoft.com/office/word/2010/wordprocessingGroup" xmlns:wpi="http://schemas.microsoft.com/office/word/2010/wordprocessingInk" xmlns:wne="http://schemas.microsoft.com/office/word/2006/wordml" xmlns:wps="http://schemas.microsoft.com/office/word/2010/wordprocessingShape" mc:Ignorable="w14 w15 w16se w16cid w16 w16cex w16sdtdh w16sdtfl w16du wp14">
+  <w:abstractNum w:abstractNumId="0" w15:restartNumberingAfterBreak="0">
+    <w:nsid w:val="18E96172"/>
+    <w:multiLevelType w:val="hybridMultilevel"/>
+    <w:tmpl w:val="3AAAFD50"/>
+    <w:lvl w:ilvl="0" w:tplc="AB148D34">
+      <w:start w:val="1"/>
+      <w:numFmt w:val="decimal"/>
+      <w:lvlText w:val="%1-"/>
+      <w:lvlJc w:val="left"/>
+      <w:pPr>
+        <w:ind w:left="720" w:hanging="360"/>
+      </w:pPr>
+      <w:rPr>
+        <w:rFonts w:hint="default"/>
+      </w:rPr>
+    </w:lvl>
+    <w:lvl w:ilvl="1" w:tplc="04100019" w:tentative="1">
+      <w:start w:val="1"/>
+      <w:numFmt w:val="lowerLetter"/>
+      <w:lvlText w:val="%2."/>
+      <w:lvlJc w:val="left"/>
+      <w:pPr>
+        <w:ind w:left="1440" w:hanging="360"/>
+      </w:pPr>
+    </w:lvl>
+    <w:lvl w:ilvl="2" w:tplc="0410001B" w:tentative="1">
+      <w:start w:val="1"/>
+      <w:numFmt w:val="lowerRoman"/>
+      <w:lvlText w:val="%3."/>
+      <w:lvlJc w:val="right"/>
+      <w:pPr>
+        <w:ind w:left="2160" w:hanging="180"/>
+      </w:pPr>
+    </w:lvl>
+    <w:lvl w:ilvl="3" w:tplc="0410000F" w:tentative="1">
+      <w:start w:val="1"/>
+      <w:numFmt w:val="decimal"/>
+      <w:lvlText w:val="%4."/>
+      <w:lvlJc w:val="left"/>
+      <w:pPr>
+        <w:ind w:left="2880" w:hanging="360"/>
+      </w:pPr>
+    </w:lvl>
+    <w:lvl w:ilvl="4" w:tplc="04100019" w:tentative="1">
+      <w:start w:val="1"/>
+      <w:numFmt w:val="lowerLetter"/>
+      <w:lvlText w:val="%5."/>
+      <w:lvlJc w:val="left"/>
+      <w:pPr>
+        <w:ind w:left="3600" w:hanging="360"/>
+      </w:pPr>
+    </w:lvl>
+    <w:lvl w:ilvl="5" w:tplc="0410001B" w:tentative="1">
+      <w:start w:val="1"/>
+      <w:numFmt w:val="lowerRoman"/>
+      <w:lvlText w:val="%6."/>
+      <w:lvlJc w:val="right"/>
+      <w:pPr>
+        <w:ind w:left="4320" w:hanging="180"/>
+      </w:pPr>
+    </w:lvl>
+    <w:lvl w:ilvl="6" w:tplc="0410000F" w:tentative="1">
+      <w:start w:val="1"/>
+      <w:numFmt w:val="decimal"/>
+      <w:lvlText w:val="%7."/>
+      <w:lvlJc w:val="left"/>
+      <w:pPr>
+        <w:ind w:left="5040" w:hanging="360"/>
+      </w:pPr>
+    </w:lvl>
+    <w:lvl w:ilvl="7" w:tplc="04100019" w:tentative="1">
+      <w:start w:val="1"/>
+      <w:numFmt w:val="lowerLetter"/>
+      <w:lvlText w:val="%8."/>
+      <w:lvlJc w:val="left"/>
+      <w:pPr>
+        <w:ind w:left="5760" w:hanging="360"/>
+      </w:pPr>
+    </w:lvl>
+    <w:lvl w:ilvl="8" w:tplc="0410001B" w:tentative="1">
+      <w:start w:val="1"/>
+      <w:numFmt w:val="lowerRoman"/>
+      <w:lvlText w:val="%9."/>
+      <w:lvlJc w:val="right"/>
+      <w:pPr>
+        <w:ind w:left="6480" w:hanging="180"/>
+      </w:pPr>
+    </w:lvl>
+  </w:abstractNum>
+  <w:abstractNum w:abstractNumId="1" w15:restartNumberingAfterBreak="0">
+    <w:nsid w:val="6AE50EB1"/>
+    <w:multiLevelType w:val="hybridMultilevel"/>
+    <w:tmpl w:val="C27EFC20"/>
+    <w:lvl w:ilvl="0" w:tplc="04100001">
+      <w:start w:val="1"/>
+      <w:numFmt w:val="bullet"/>
+      <w:lvlText w:val=""/>
+      <w:lvlJc w:val="left"/>
+      <w:pPr>
+        <w:ind w:left="720" w:hanging="360"/>
+      </w:pPr>
+      <w:rPr>
+        <w:rFonts w:ascii="Symbol" w:hAnsi="Symbol" w:hint="default"/>
+      </w:rPr>
+    </w:lvl>
+    <w:lvl w:ilvl="1" w:tplc="04100003" w:tentative="1">
+      <w:start w:val="1"/>
+      <w:numFmt w:val="bullet"/>
+      <w:lvlText w:val="o"/>
+      <w:lvlJc w:val="left"/>
+      <w:pPr>
+        <w:ind w:left="1440" w:hanging="360"/>
+      </w:pPr>
+      <w:rPr>
+        <w:rFonts w:ascii="Courier New" w:hAnsi="Courier New" w:cs="Courier New" w:hint="default"/>
+      </w:rPr>
+    </w:lvl>
+    <w:lvl w:ilvl="2" w:tplc="04100005" w:tentative="1">
+      <w:start w:val="1"/>
+      <w:numFmt w:val="bullet"/>
+      <w:lvlText w:val=""/>
+      <w:lvlJc w:val="left"/>
+      <w:pPr>
+        <w:ind w:left="2160" w:hanging="360"/>
+      </w:pPr>
+      <w:rPr>
+        <w:rFonts w:ascii="Wingdings" w:hAnsi="Wingdings" w:hint="default"/>
+      </w:rPr>
+    </w:lvl>
+    <w:lvl w:ilvl="3" w:tplc="04100001" w:tentative="1">
+      <w:start w:val="1"/>
+      <w:numFmt w:val="bullet"/>
+      <w:lvlText w:val=""/>
+      <w:lvlJc w:val="left"/>
+      <w:pPr>
+        <w:ind w:left="2880" w:hanging="360"/>
+      </w:pPr>
+      <w:rPr>
+        <w:rFonts w:ascii="Symbol" w:hAnsi="Symbol" w:hint="default"/>
+      </w:rPr>
+    </w:lvl>
+    <w:lvl w:ilvl="4" w:tplc="04100003" w:tentative="1">
+      <w:start w:val="1"/>
+      <w:numFmt w:val="bullet"/>
+      <w:lvlText w:val="o"/>
+      <w:lvlJc w:val="left"/>
+      <w:pPr>
+        <w:ind w:left="3600" w:hanging="360"/>
+      </w:pPr>
+      <w:rPr>
+        <w:rFonts w:ascii="Courier New" w:hAnsi="Courier New" w:cs="Courier New" w:hint="default"/>
+      </w:rPr>
+    </w:lvl>
+    <w:lvl w:ilvl="5" w:tplc="04100005" w:tentative="1">
+      <w:start w:val="1"/>
+      <w:numFmt w:val="bullet"/>
+      <w:lvlText w:val=""/>
+      <w:lvlJc w:val="left"/>
+      <w:pPr>
+        <w:ind w:left="4320" w:hanging="360"/>
+      </w:pPr>
+      <w:rPr>
+        <w:rFonts w:ascii="Wingdings" w:hAnsi="Wingdings" w:hint="default"/>
+      </w:rPr>
+    </w:lvl>
+    <w:lvl w:ilvl="6" w:tplc="04100001" w:tentative="1">
+      <w:start w:val="1"/>
+      <w:numFmt w:val="bullet"/>
+      <w:lvlText w:val=""/>
+      <w:lvlJc w:val="left"/>
+      <w:pPr>
+        <w:ind w:left="5040" w:hanging="360"/>
+      </w:pPr>
+      <w:rPr>
+        <w:rFonts w:ascii="Symbol" w:hAnsi="Symbol" w:hint="default"/>
+      </w:rPr>
+    </w:lvl>
+    <w:lvl w:ilvl="7" w:tplc="04100003" w:tentative="1">
+      <w:start w:val="1"/>
+      <w:numFmt w:val="bullet"/>
+      <w:lvlText w:val="o"/>
+      <w:lvlJc w:val="left"/>
+      <w:pPr>
+        <w:ind w:left="5760" w:hanging="360"/>
+      </w:pPr>
+      <w:rPr>
+        <w:rFonts w:ascii="Courier New" w:hAnsi="Courier New" w:cs="Courier New" w:hint="default"/>
+      </w:rPr>
+    </w:lvl>
+    <w:lvl w:ilvl="8" w:tplc="04100005" w:tentative="1">
+      <w:start w:val="1"/>
+      <w:numFmt w:val="bullet"/>
+      <w:lvlText w:val=""/>
+      <w:lvlJc w:val="left"/>
+      <w:pPr>
+        <w:ind w:left="6480" w:hanging="360"/>
+      </w:pPr>
+      <w:rPr>
+        <w:rFonts w:ascii="Wingdings" w:hAnsi="Wingdings" w:hint="default"/>
+      </w:rPr>
+    </w:lvl>
+  </w:abstractNum>
+  <w:abstractNum w:abstractNumId="2" w15:restartNumberingAfterBreak="0">
+    <w:nsid w:val="6BC07AB8"/>
+    <w:multiLevelType w:val="hybridMultilevel"/>
+    <w:tmpl w:val="7E24D17A"/>
+    <w:lvl w:ilvl="0" w:tplc="AB148D34">
+      <w:start w:val="1"/>
+      <w:numFmt w:val="decimal"/>
+      <w:lvlText w:val="%1-"/>
+      <w:lvlJc w:val="left"/>
+      <w:pPr>
+        <w:ind w:left="720" w:hanging="360"/>
+      </w:pPr>
+      <w:rPr>
+        <w:rFonts w:hint="default"/>
+      </w:rPr>
+    </w:lvl>
+    <w:lvl w:ilvl="1" w:tplc="04100019" w:tentative="1">
+      <w:start w:val="1"/>
+      <w:numFmt w:val="lowerLetter"/>
+      <w:lvlText w:val="%2."/>
+      <w:lvlJc w:val="left"/>
+      <w:pPr>
+        <w:ind w:left="1440" w:hanging="360"/>
+      </w:pPr>
+    </w:lvl>
+    <w:lvl w:ilvl="2" w:tplc="0410001B" w:tentative="1">
+      <w:start w:val="1"/>
+      <w:numFmt w:val="lowerRoman"/>
+      <w:lvlText w:val="%3."/>
+      <w:lvlJc w:val="right"/>
+      <w:pPr>
+        <w:ind w:left="2160" w:hanging="180"/>
+      </w:pPr>
+    </w:lvl>
+    <w:lvl w:ilvl="3" w:tplc="0410000F" w:tentative="1">
+      <w:start w:val="1"/>
+      <w:numFmt w:val="decimal"/>
+      <w:lvlText w:val="%4."/>
+      <w:lvlJc w:val="left"/>
+      <w:pPr>
+        <w:ind w:left="2880" w:hanging="360"/>
+      </w:pPr>
+    </w:lvl>
+    <w:lvl w:ilvl="4" w:tplc="04100019" w:tentative="1">
+      <w:start w:val="1"/>
+      <w:numFmt w:val="lowerLetter"/>
+      <w:lvlText w:val="%5."/>
+      <w:lvlJc w:val="left"/>
+      <w:pPr>
+        <w:ind w:left="3600" w:hanging="360"/>
+      </w:pPr>
+    </w:lvl>
+    <w:lvl w:ilvl="5" w:tplc="0410001B" w:tentative="1">
+      <w:start w:val="1"/>
+      <w:numFmt w:val="lowerRoman"/>
+      <w:lvlText w:val="%6."/>
+      <w:lvlJc w:val="right"/>
+      <w:pPr>
+        <w:ind w:left="4320" w:hanging="180"/>
+      </w:pPr>
+    </w:lvl>
+    <w:lvl w:ilvl="6" w:tplc="0410000F" w:tentative="1">
+      <w:start w:val="1"/>
+      <w:numFmt w:val="decimal"/>
+      <w:lvlText w:val="%7."/>
+      <w:lvlJc w:val="left"/>
+      <w:pPr>
+        <w:ind w:left="5040" w:hanging="360"/>
+      </w:pPr>
+    </w:lvl>
+    <w:lvl w:ilvl="7" w:tplc="04100019" w:tentative="1">
+      <w:start w:val="1"/>
+      <w:numFmt w:val="lowerLetter"/>
+      <w:lvlText w:val="%8."/>
+      <w:lvlJc w:val="left"/>
+      <w:pPr>
+        <w:ind w:left="5760" w:hanging="360"/>
+      </w:pPr>
+    </w:lvl>
+    <w:lvl w:ilvl="8" w:tplc="0410001B" w:tentative="1">
+      <w:start w:val="1"/>
+      <w:numFmt w:val="lowerRoman"/>
+      <w:lvlText w:val="%9."/>
+      <w:lvlJc w:val="right"/>
+      <w:pPr>
+        <w:ind w:left="6480" w:hanging="180"/>
+      </w:pPr>
+    </w:lvl>
+  </w:abstractNum>
+  <w:abstractNum w:abstractNumId="3" w15:restartNumberingAfterBreak="0">
+    <w:nsid w:val="76154603"/>
+    <w:multiLevelType w:val="hybridMultilevel"/>
+    <w:tmpl w:val="4F7E0C6C"/>
+    <w:lvl w:ilvl="0" w:tplc="04100001">
+      <w:start w:val="1"/>
+      <w:numFmt w:val="bullet"/>
+      <w:lvlText w:val=""/>
+      <w:lvlJc w:val="left"/>
+      <w:pPr>
+        <w:ind w:left="720" w:hanging="360"/>
+      </w:pPr>
+      <w:rPr>
+        <w:rFonts w:ascii="Symbol" w:hAnsi="Symbol" w:hint="default"/>
+      </w:rPr>
+    </w:lvl>
+    <w:lvl w:ilvl="1" w:tplc="04100003" w:tentative="1">
+      <w:start w:val="1"/>
+      <w:numFmt w:val="bullet"/>
+      <w:lvlText w:val="o"/>
+      <w:lvlJc w:val="left"/>
+      <w:pPr>
+        <w:ind w:left="1440" w:hanging="360"/>
+      </w:pPr>
+      <w:rPr>
+        <w:rFonts w:ascii="Courier New" w:hAnsi="Courier New" w:cs="Courier New" w:hint="default"/>
+      </w:rPr>
+    </w:lvl>
+    <w:lvl w:ilvl="2" w:tplc="04100005" w:tentative="1">
+      <w:start w:val="1"/>
+      <w:numFmt w:val="bullet"/>
+      <w:lvlText w:val=""/>
+      <w:lvlJc w:val="left"/>
+      <w:pPr>
+        <w:ind w:left="2160" w:hanging="360"/>
+      </w:pPr>
+      <w:rPr>
+        <w:rFonts w:ascii="Wingdings" w:hAnsi="Wingdings" w:hint="default"/>
+      </w:rPr>
+    </w:lvl>
+    <w:lvl w:ilvl="3" w:tplc="04100001" w:tentative="1">
+      <w:start w:val="1"/>
+      <w:numFmt w:val="bullet"/>
+      <w:lvlText w:val=""/>
+      <w:lvlJc w:val="left"/>
+      <w:pPr>
+        <w:ind w:left="2880" w:hanging="360"/>
+      </w:pPr>
+      <w:rPr>
+        <w:rFonts w:ascii="Symbol" w:hAnsi="Symbol" w:hint="default"/>
+      </w:rPr>
+    </w:lvl>
+    <w:lvl w:ilvl="4" w:tplc="04100003" w:tentative="1">
+      <w:start w:val="1"/>
+      <w:numFmt w:val="bullet"/>
+      <w:lvlText w:val="o"/>
+      <w:lvlJc w:val="left"/>
+      <w:pPr>
+        <w:ind w:left="3600" w:hanging="360"/>
+      </w:pPr>
+      <w:rPr>
+        <w:rFonts w:ascii="Courier New" w:hAnsi="Courier New" w:cs="Courier New" w:hint="default"/>
+      </w:rPr>
+    </w:lvl>
+    <w:lvl w:ilvl="5" w:tplc="04100005" w:tentative="1">
+      <w:start w:val="1"/>
+      <w:numFmt w:val="bullet"/>
+      <w:lvlText w:val=""/>
+      <w:lvlJc w:val="left"/>
+      <w:pPr>
+        <w:ind w:left="4320" w:hanging="360"/>
+      </w:pPr>
+      <w:rPr>
+        <w:rFonts w:ascii="Wingdings" w:hAnsi="Wingdings" w:hint="default"/>
+      </w:rPr>
+    </w:lvl>
+    <w:lvl w:ilvl="6" w:tplc="04100001" w:tentative="1">
+      <w:start w:val="1"/>
+      <w:numFmt w:val="bullet"/>
+      <w:lvlText w:val=""/>
+      <w:lvlJc w:val="left"/>
+      <w:pPr>
+        <w:ind w:left="5040" w:hanging="360"/>
+      </w:pPr>
+      <w:rPr>
+        <w:rFonts w:ascii="Symbol" w:hAnsi="Symbol" w:hint="default"/>
+      </w:rPr>
+    </w:lvl>
+    <w:lvl w:ilvl="7" w:tplc="04100003" w:tentative="1">
+      <w:start w:val="1"/>
+      <w:numFmt w:val="bullet"/>
+      <w:lvlText w:val="o"/>
+      <w:lvlJc w:val="left"/>
+      <w:pPr>
+        <w:ind w:left="5760" w:hanging="360"/>
+      </w:pPr>
+      <w:rPr>
+        <w:rFonts w:ascii="Courier New" w:hAnsi="Courier New" w:cs="Courier New" w:hint="default"/>
+      </w:rPr>
+    </w:lvl>
+    <w:lvl w:ilvl="8" w:tplc="04100005" w:tentative="1">
+      <w:start w:val="1"/>
+      <w:numFmt w:val="bullet"/>
+      <w:lvlText w:val=""/>
+      <w:lvlJc w:val="left"/>
+      <w:pPr>
+        <w:ind w:left="6480" w:hanging="360"/>
+      </w:pPr>
+      <w:rPr>
+        <w:rFonts w:ascii="Wingdings" w:hAnsi="Wingdings" w:hint="default"/>
+      </w:rPr>
+    </w:lvl>
+  </w:abstractNum>
+  <w:num w:numId="1" w16cid:durableId="238559082">
+    <w:abstractNumId w:val="2"/>
+  </w:num>
+  <w:num w:numId="2" w16cid:durableId="88350581">
+    <w:abstractNumId w:val="3"/>
+  </w:num>
+  <w:num w:numId="3" w16cid:durableId="2109809226">
+    <w:abstractNumId w:val="0"/>
+  </w:num>
+  <w:num w:numId="4" w16cid:durableId="1526363346">
+    <w:abstractNumId w:val="1"/>
+  </w:num>
+</w:numbering>
 </file>
 
 <file path=word/styles.xml><?xml version="1.0" encoding="utf-8"?>
@@ -666,6 +1451,7 @@
   <w:style w:type="character" w:default="1" w:styleId="Carpredefinitoparagrafo">
     <w:name w:val="Default Paragraph Font"/>
     <w:uiPriority w:val="1"/>
+    <w:semiHidden/>
     <w:unhideWhenUsed/>
   </w:style>
   <w:style w:type="table" w:default="1" w:styleId="Tabellanormale">

--- a/documentazione/Maintenance.docx
+++ b/documentazione/Maintenance.docx
@@ -20,37 +20,12 @@
           <w:b/>
           <w:bCs/>
         </w:rPr>
-        <w:t xml:space="preserve">Software </w:t>
-      </w:r>
-      <w:proofErr w:type="spellStart"/>
-      <w:r>
-        <w:rPr>
-          <w:b/>
-          <w:bCs/>
-        </w:rPr>
-        <w:t>Maintenance</w:t>
-      </w:r>
-      <w:proofErr w:type="spellEnd"/>
-    </w:p>
-    <w:p>
-      <w:r>
-        <w:t xml:space="preserve">POTREBBE contenere un di attività di reverse engineering (se si è partiti da codice esistente) DOVREBBE documentare alcune attività di </w:t>
-      </w:r>
-      <w:proofErr w:type="spellStart"/>
-      <w:r>
-        <w:t>refactoring</w:t>
-      </w:r>
-      <w:proofErr w:type="spellEnd"/>
-      <w:r>
-        <w:t xml:space="preserve"> che sono state fatte. Documentazione: Documentare eventuali attività di </w:t>
-      </w:r>
-      <w:proofErr w:type="spellStart"/>
-      <w:r>
-        <w:t>refatoring</w:t>
-      </w:r>
-      <w:proofErr w:type="spellEnd"/>
-      <w:r>
-        <w:t xml:space="preserve"> in un documento.</w:t>
+        <w:t>Software Maintenance</w:t>
+      </w:r>
+    </w:p>
+    <w:p>
+      <w:r>
+        <w:t>POTREBBE contenere un di attività di reverse engineering (se si è partiti da codice esistente) DOVREBBE documentare alcune attività di refactoring che sono state fatte. Documentazione: Documentare eventuali attività di refatoring in un documento.</w:t>
       </w:r>
     </w:p>
     <w:p/>
@@ -109,15 +84,7 @@
         </w:numPr>
       </w:pPr>
       <w:r>
-        <w:t xml:space="preserve">Manutenzione: sono state svolte attività di </w:t>
-      </w:r>
-      <w:proofErr w:type="spellStart"/>
-      <w:r>
-        <w:t>refactoring</w:t>
-      </w:r>
-      <w:proofErr w:type="spellEnd"/>
-      <w:r>
-        <w:t xml:space="preserve"> per ottenere un codice più pulito e mantenibile.</w:t>
+        <w:t>Manutenzione: sono state svolte attività di refactoring per ottenere un codice più pulito e mantenibile.</w:t>
       </w:r>
     </w:p>
     <w:p>
@@ -139,25 +106,7 @@
           <w:iCs/>
           <w:u w:val="single"/>
         </w:rPr>
-        <w:t xml:space="preserve">Attività di </w:t>
-      </w:r>
-      <w:proofErr w:type="spellStart"/>
-      <w:r>
-        <w:rPr>
-          <w:i/>
-          <w:iCs/>
-          <w:u w:val="single"/>
-        </w:rPr>
-        <w:t>refactoring</w:t>
-      </w:r>
-      <w:proofErr w:type="spellEnd"/>
-      <w:r>
-        <w:rPr>
-          <w:i/>
-          <w:iCs/>
-          <w:u w:val="single"/>
-        </w:rPr>
-        <w:t xml:space="preserve"> effettuate //TUTTE DA SPIEGARE POI ES PRIMA VS DOPO</w:t>
+        <w:t>Attività di refactoring effettuate //TUTTE DA SPIEGARE POI ES PRIMA VS DOPO</w:t>
       </w:r>
     </w:p>
     <w:p>
@@ -170,15 +119,13 @@
         <w:spacing w:before="240"/>
       </w:pPr>
       <w:r>
-        <w:t>Estrazione della logica di business dalla U (</w:t>
-      </w:r>
-      <w:proofErr w:type="spellStart"/>
-      <w:r>
-        <w:t>Extract</w:t>
-      </w:r>
-      <w:proofErr w:type="spellEnd"/>
-      <w:r>
-        <w:t xml:space="preserve"> class):</w:t>
+        <w:t>Estrazione della logica di business dall</w:t>
+      </w:r>
+      <w:r>
+        <w:t>e Viste</w:t>
+      </w:r>
+      <w:r>
+        <w:t xml:space="preserve"> (Extract class):</w:t>
       </w:r>
     </w:p>
     <w:p>
@@ -239,11 +186,6 @@
     </w:p>
     <w:p>
       <w:pPr>
-        <w:pStyle w:val="Paragrafoelenco"/>
-      </w:pPr>
-    </w:p>
-    <w:p>
-      <w:pPr>
         <w:spacing w:before="240"/>
       </w:pPr>
     </w:p>
@@ -277,11 +219,9 @@
       <w:r>
         <w:t xml:space="preserve">Divisione precisa tra parte java e parte </w:t>
       </w:r>
-      <w:proofErr w:type="spellStart"/>
-      <w:r>
-        <w:t>css</w:t>
-      </w:r>
-      <w:proofErr w:type="spellEnd"/>
+      <w:r>
+        <w:t>CSS</w:t>
+      </w:r>
       <w:r>
         <w:t>:</w:t>
       </w:r>
@@ -357,15 +297,7 @@
         <w:jc w:val="both"/>
       </w:pPr>
       <w:r>
-        <w:t xml:space="preserve">Sebbene il progetto abbia seguito principalmente un approccio di </w:t>
-      </w:r>
-      <w:proofErr w:type="spellStart"/>
-      <w:r>
-        <w:t>forward</w:t>
-      </w:r>
-      <w:proofErr w:type="spellEnd"/>
-      <w:r>
-        <w:t xml:space="preserve"> engineering, durante la fase di realizzazione dei diagrammi è stata eseguita un’attività di reverse eng</w:t>
+        <w:t>Sebbene il progetto abbia seguito principalmente un approccio di forward engineering, durante la fase di realizzazione dei diagrammi è stata eseguita un’attività di reverse eng</w:t>
       </w:r>
       <w:r>
         <w:t>i</w:t>

--- a/documentazione/Maintenance.docx
+++ b/documentazione/Maintenance.docx
@@ -1,468 +1,401 @@
 
 <file path=word/document.xml><?xml version="1.0" encoding="utf-8"?>
-<w:document xmlns:r="http://schemas.openxmlformats.org/officeDocument/2006/relationships" xmlns:wp="http://schemas.openxmlformats.org/drawingml/2006/wordprocessingDrawing" xmlns:w="http://schemas.openxmlformats.org/wordprocessingml/2006/main" xmlns:w10="urn:schemas-microsoft-com:office:word" xmlns:w14="http://schemas.microsoft.com/office/word/2010/wordml" xmlns:wps="http://schemas.microsoft.com/office/word/2010/wordprocessingShape" xmlns:wpg="http://schemas.microsoft.com/office/word/2010/wordprocessingGroup" xmlns:mc="http://schemas.openxmlformats.org/markup-compatibility/2006" xmlns:v="urn:schemas-microsoft-com:vml" xmlns:o="urn:schemas-microsoft-com:office:office" xmlns:m="http://schemas.openxmlformats.org/officeDocument/2006/math" mc:Ignorable="w14">
+<w:document xmlns:wpc="http://schemas.microsoft.com/office/word/2010/wordprocessingCanvas" xmlns:cx="http://schemas.microsoft.com/office/drawing/2014/chartex" xmlns:cx1="http://schemas.microsoft.com/office/drawing/2015/9/8/chartex" xmlns:cx2="http://schemas.microsoft.com/office/drawing/2015/10/21/chartex" xmlns:cx3="http://schemas.microsoft.com/office/drawing/2016/5/9/chartex" xmlns:cx4="http://schemas.microsoft.com/office/drawing/2016/5/10/chartex" xmlns:cx5="http://schemas.microsoft.com/office/drawing/2016/5/11/chartex" xmlns:cx6="http://schemas.microsoft.com/office/drawing/2016/5/12/chartex" xmlns:cx7="http://schemas.microsoft.com/office/drawing/2016/5/13/chartex" xmlns:cx8="http://schemas.microsoft.com/office/drawing/2016/5/14/chartex" xmlns:mc="http://schemas.openxmlformats.org/markup-compatibility/2006" xmlns:aink="http://schemas.microsoft.com/office/drawing/2016/ink" xmlns:am3d="http://schemas.microsoft.com/office/drawing/2017/model3d" xmlns:o="urn:schemas-microsoft-com:office:office" xmlns:oel="http://schemas.microsoft.com/office/2019/extlst" xmlns:r="http://schemas.openxmlformats.org/officeDocument/2006/relationships" xmlns:m="http://schemas.openxmlformats.org/officeDocument/2006/math" xmlns:v="urn:schemas-microsoft-com:vml" xmlns:wp14="http://schemas.microsoft.com/office/word/2010/wordprocessingDrawing" xmlns:wp="http://schemas.openxmlformats.org/drawingml/2006/wordprocessingDrawing" xmlns:w10="urn:schemas-microsoft-com:office:word" xmlns:w="http://schemas.openxmlformats.org/wordprocessingml/2006/main" xmlns:w14="http://schemas.microsoft.com/office/word/2010/wordml" xmlns:w15="http://schemas.microsoft.com/office/word/2012/wordml" xmlns:w16cex="http://schemas.microsoft.com/office/word/2018/wordml/cex" xmlns:w16cid="http://schemas.microsoft.com/office/word/2016/wordml/cid" xmlns:w16="http://schemas.microsoft.com/office/word/2018/wordml" xmlns:w16du="http://schemas.microsoft.com/office/word/2023/wordml/word16du" xmlns:w16sdtdh="http://schemas.microsoft.com/office/word/2020/wordml/sdtdatahash" xmlns:w16sdtfl="http://schemas.microsoft.com/office/word/2024/wordml/sdtformatlock" xmlns:w16se="http://schemas.microsoft.com/office/word/2015/wordml/symex" xmlns:wpg="http://schemas.microsoft.com/office/word/2010/wordprocessingGroup" xmlns:wpi="http://schemas.microsoft.com/office/word/2010/wordprocessingInk" xmlns:wne="http://schemas.microsoft.com/office/word/2006/wordml" xmlns:wps="http://schemas.microsoft.com/office/word/2010/wordprocessingShape" mc:Ignorable="w14 w15 w16se w16cid w16 w16cex w16sdtdh w16sdtfl w16du wp14">
   <w:body>
     <w:p>
-      <w:pPr>
-        <w:pStyle w:val="Normal.0"/>
-      </w:pPr>
-      <w:r>
-        <w:rPr>
-          <w:rtl w:val="0"/>
-          <w:lang w:val="it-IT"/>
-        </w:rPr>
+      <w:r>
         <w:t>MAINTENANCE</w:t>
       </w:r>
     </w:p>
     <w:p>
-      <w:pPr>
-        <w:pStyle w:val="Normal.0"/>
-      </w:pPr>
+      <w:r>
+        <w:rPr>
+          <w:b/>
+          <w:bCs/>
+        </w:rPr>
+        <w:t xml:space="preserve">Software </w:t>
+      </w:r>
+      <w:proofErr w:type="spellStart"/>
+      <w:r>
+        <w:rPr>
+          <w:b/>
+          <w:bCs/>
+        </w:rPr>
+        <w:t>Maintenance</w:t>
+      </w:r>
+      <w:proofErr w:type="spellEnd"/>
     </w:p>
     <w:p>
       <w:pPr>
-        <w:pStyle w:val="Normal.0"/>
-      </w:pPr>
-      <w:r>
-        <w:rPr>
-          <w:b w:val="1"/>
-          <w:bCs w:val="1"/>
-          <w:rtl w:val="0"/>
-          <w:lang w:val="it-IT"/>
-        </w:rPr>
-        <w:t>Software Maintenance</w:t>
+        <w:rPr>
+          <w:i/>
+          <w:iCs/>
+          <w:u w:val="single"/>
+        </w:rPr>
+      </w:pPr>
+      <w:r>
+        <w:rPr>
+          <w:i/>
+          <w:iCs/>
+          <w:u w:val="single"/>
+        </w:rPr>
+        <w:t>Metodologia di sviluppo</w:t>
       </w:r>
     </w:p>
     <w:p>
-      <w:pPr>
-        <w:pStyle w:val="Normal.0"/>
-        <w:rPr>
-          <w:i w:val="1"/>
-          <w:iCs w:val="1"/>
-          <w:u w:val="single"/>
-        </w:rPr>
-      </w:pPr>
-      <w:r>
-        <w:rPr>
-          <w:i w:val="1"/>
-          <w:iCs w:val="1"/>
-          <w:u w:val="single"/>
-          <w:rtl w:val="0"/>
-          <w:lang w:val="it-IT"/>
-        </w:rPr>
-        <w:t>Metodologia di sviluppo</w:t>
+      <w:r>
+        <w:t>Per lo sviluppo del sistema è stato adottato un approccio di Forward Engineering seguendo tali fasi:</w:t>
       </w:r>
     </w:p>
     <w:p>
       <w:pPr>
-        <w:pStyle w:val="Normal.0"/>
-      </w:pPr>
-      <w:r>
-        <w:rPr>
-          <w:rtl w:val="0"/>
-          <w:lang w:val="it-IT"/>
-        </w:rPr>
-        <w:t xml:space="preserve">Per lo sviluppo del sistema </w:t>
-      </w:r>
-      <w:r>
-        <w:rPr>
-          <w:rtl w:val="0"/>
-          <w:lang w:val="it-IT"/>
-        </w:rPr>
-        <w:t xml:space="preserve">è </w:t>
-      </w:r>
-      <w:r>
-        <w:rPr>
-          <w:rtl w:val="0"/>
-          <w:lang w:val="it-IT"/>
-        </w:rPr>
-        <w:t>stato adottato un approccio di Forward Engineering seguendo tali fasi:</w:t>
-      </w:r>
-    </w:p>
-    <w:p>
-      <w:pPr>
-        <w:pStyle w:val="List Paragraph"/>
+        <w:pStyle w:val="Paragrafoelenco"/>
         <w:numPr>
           <w:ilvl w:val="0"/>
           <w:numId w:val="2"/>
         </w:numPr>
-        <w:rPr>
-          <w:lang w:val="it-IT"/>
-        </w:rPr>
-      </w:pPr>
-      <w:r>
-        <w:rPr>
-          <w:rtl w:val="0"/>
-          <w:lang w:val="it-IT"/>
-        </w:rPr>
+      </w:pPr>
+      <w:r>
         <w:t>Fase iniziale: a partire dai diagrammi</w:t>
       </w:r>
       <w:r>
         <w:rPr>
-          <w:rtl w:val="0"/>
           <w:lang w:val="en-US"/>
         </w:rPr>
         <w:t xml:space="preserve"> </w:t>
       </w:r>
       <w:r>
-        <w:rPr>
-          <w:rtl w:val="0"/>
-          <w:lang w:val="it-IT"/>
-        </w:rPr>
-        <w:t>(prodotti con Papyrus)</w:t>
-      </w:r>
-      <w:r>
-        <w:rPr>
-          <w:rtl w:val="0"/>
+        <w:t xml:space="preserve">(prodotti con </w:t>
+      </w:r>
+      <w:proofErr w:type="spellStart"/>
+      <w:r>
+        <w:t>Papyrus</w:t>
+      </w:r>
+      <w:proofErr w:type="spellEnd"/>
+      <w:r>
+        <w:t>)</w:t>
+      </w:r>
+      <w:r>
+        <w:rPr>
           <w:lang w:val="en-US"/>
         </w:rPr>
         <w:t>,</w:t>
       </w:r>
       <w:r>
-        <w:rPr>
-          <w:rtl w:val="0"/>
-          <w:lang w:val="it-IT"/>
-        </w:rPr>
-        <w:t xml:space="preserve"> il team ha costruito lo scheletro del codice ed ha analizzato le funzionalit</w:t>
-      </w:r>
-      <w:r>
-        <w:rPr>
-          <w:rtl w:val="0"/>
-          <w:lang w:val="it-IT"/>
-        </w:rPr>
-        <w:t xml:space="preserve">à </w:t>
-      </w:r>
-      <w:r>
-        <w:rPr>
-          <w:rtl w:val="0"/>
-          <w:lang w:val="it-IT"/>
-        </w:rPr>
-        <w:t>da implementare nel sistema</w:t>
+        <w:t xml:space="preserve"> il team ha costruito lo scheletro del codice ed ha analizzato le funzionalità da implementare nel sistema</w:t>
       </w:r>
     </w:p>
     <w:p>
       <w:pPr>
-        <w:pStyle w:val="List Paragraph"/>
+        <w:pStyle w:val="Paragrafoelenco"/>
         <w:numPr>
           <w:ilvl w:val="0"/>
           <w:numId w:val="2"/>
         </w:numPr>
-        <w:rPr>
-          <w:lang w:val="it-IT"/>
-        </w:rPr>
-      </w:pPr>
-      <w:r>
-        <w:rPr>
-          <w:rtl w:val="0"/>
-          <w:lang w:val="it-IT"/>
-        </w:rPr>
+      </w:pPr>
+      <w:r>
         <w:t>Implementazione: il team ha lavorato sul codice in maniera manuale</w:t>
       </w:r>
       <w:r>
         <w:rPr>
-          <w:rtl w:val="0"/>
           <w:lang w:val="en-US"/>
         </w:rPr>
         <w:t xml:space="preserve"> </w:t>
       </w:r>
       <w:r>
-        <w:rPr>
-          <w:rtl w:val="0"/>
-          <w:lang w:val="it-IT"/>
-        </w:rPr>
         <w:t>integrando</w:t>
       </w:r>
       <w:r>
         <w:rPr>
-          <w:rtl w:val="0"/>
           <w:lang w:val="en-US"/>
         </w:rPr>
         <w:t>;</w:t>
       </w:r>
       <w:r>
-        <w:rPr>
-          <w:rtl w:val="0"/>
-          <w:lang w:val="it-IT"/>
-        </w:rPr>
-        <w:t xml:space="preserve"> le logiche di business con il framework Vaadin e il database Firebase.</w:t>
+        <w:t xml:space="preserve"> le logiche di business con il framework </w:t>
+      </w:r>
+      <w:proofErr w:type="spellStart"/>
+      <w:r>
+        <w:t>Vaadin</w:t>
+      </w:r>
+      <w:proofErr w:type="spellEnd"/>
+      <w:r>
+        <w:t xml:space="preserve"> e il database Firebase.</w:t>
       </w:r>
     </w:p>
     <w:p>
       <w:pPr>
-        <w:pStyle w:val="List Paragraph"/>
+        <w:pStyle w:val="Paragrafoelenco"/>
         <w:numPr>
           <w:ilvl w:val="0"/>
           <w:numId w:val="2"/>
         </w:numPr>
-        <w:rPr>
-          <w:lang w:val="it-IT"/>
-        </w:rPr>
-      </w:pPr>
-      <w:r>
-        <w:rPr>
-          <w:rtl w:val="0"/>
-          <w:lang w:val="it-IT"/>
-        </w:rPr>
-        <w:t>Manutenzione: sono state svolte attivit</w:t>
-      </w:r>
-      <w:r>
-        <w:rPr>
-          <w:rtl w:val="0"/>
-          <w:lang w:val="it-IT"/>
-        </w:rPr>
-        <w:t xml:space="preserve">à </w:t>
-      </w:r>
-      <w:r>
-        <w:rPr>
-          <w:rtl w:val="0"/>
-          <w:lang w:val="it-IT"/>
-        </w:rPr>
-        <w:t>di refactoring per ottenere un codice pi</w:t>
-      </w:r>
-      <w:r>
-        <w:rPr>
-          <w:rtl w:val="0"/>
-          <w:lang w:val="it-IT"/>
-        </w:rPr>
-        <w:t xml:space="preserve">ù </w:t>
-      </w:r>
-      <w:r>
-        <w:rPr>
-          <w:rtl w:val="0"/>
-          <w:lang w:val="it-IT"/>
-        </w:rPr>
-        <w:t>pulito</w:t>
-      </w:r>
-      <w:r>
-        <w:rPr>
-          <w:rtl w:val="0"/>
-          <w:lang w:val="en-US"/>
-        </w:rPr>
-        <w:t>, leggibile e con una facile manutenzione.</w:t>
+      </w:pPr>
+      <w:r>
+        <w:t xml:space="preserve">Manutenzione: sono state svolte attività di </w:t>
+      </w:r>
+      <w:proofErr w:type="spellStart"/>
+      <w:r>
+        <w:t>refactoring</w:t>
+      </w:r>
+      <w:proofErr w:type="spellEnd"/>
+      <w:r>
+        <w:t xml:space="preserve"> per ottenere un codice più pulito</w:t>
+      </w:r>
+      <w:r>
+        <w:rPr>
+          <w:lang w:val="en-US"/>
+        </w:rPr>
+        <w:t xml:space="preserve">, </w:t>
+      </w:r>
+      <w:proofErr w:type="spellStart"/>
+      <w:r>
+        <w:rPr>
+          <w:lang w:val="en-US"/>
+        </w:rPr>
+        <w:t>leggibile</w:t>
+      </w:r>
+      <w:proofErr w:type="spellEnd"/>
+      <w:r>
+        <w:rPr>
+          <w:lang w:val="en-US"/>
+        </w:rPr>
+        <w:t xml:space="preserve"> e con </w:t>
+      </w:r>
+      <w:proofErr w:type="spellStart"/>
+      <w:r>
+        <w:rPr>
+          <w:lang w:val="en-US"/>
+        </w:rPr>
+        <w:t>una</w:t>
+      </w:r>
+      <w:proofErr w:type="spellEnd"/>
+      <w:r>
+        <w:rPr>
+          <w:lang w:val="en-US"/>
+        </w:rPr>
+        <w:t xml:space="preserve"> facile </w:t>
+      </w:r>
+      <w:proofErr w:type="spellStart"/>
+      <w:r>
+        <w:rPr>
+          <w:lang w:val="en-US"/>
+        </w:rPr>
+        <w:t>manutenzione</w:t>
+      </w:r>
+      <w:proofErr w:type="spellEnd"/>
+      <w:r>
+        <w:rPr>
+          <w:lang w:val="en-US"/>
+        </w:rPr>
+        <w:t>.</w:t>
       </w:r>
     </w:p>
     <w:p>
       <w:pPr>
-        <w:pStyle w:val="List Paragraph"/>
+        <w:pStyle w:val="Paragrafoelenco"/>
       </w:pPr>
     </w:p>
     <w:p>
       <w:pPr>
-        <w:pStyle w:val="Normal.0"/>
-        <w:rPr>
-          <w:i w:val="1"/>
-          <w:iCs w:val="1"/>
+        <w:rPr>
+          <w:i/>
+          <w:iCs/>
           <w:u w:val="single"/>
         </w:rPr>
       </w:pPr>
       <w:r>
         <w:rPr>
-          <w:i w:val="1"/>
-          <w:iCs w:val="1"/>
+          <w:i/>
+          <w:iCs/>
           <w:u w:val="single"/>
-          <w:rtl w:val="0"/>
-          <w:lang w:val="it-IT"/>
-        </w:rPr>
-        <w:t>Attivit</w:t>
-      </w:r>
-      <w:r>
-        <w:rPr>
-          <w:i w:val="1"/>
-          <w:iCs w:val="1"/>
+        </w:rPr>
+        <w:t xml:space="preserve">Attività di </w:t>
+      </w:r>
+      <w:proofErr w:type="spellStart"/>
+      <w:r>
+        <w:rPr>
+          <w:i/>
+          <w:iCs/>
           <w:u w:val="single"/>
-          <w:rtl w:val="0"/>
-          <w:lang w:val="it-IT"/>
-        </w:rPr>
-        <w:t xml:space="preserve">à </w:t>
-      </w:r>
-      <w:r>
-        <w:rPr>
-          <w:i w:val="1"/>
-          <w:iCs w:val="1"/>
+        </w:rPr>
+        <w:t>refactoring</w:t>
+      </w:r>
+      <w:proofErr w:type="spellEnd"/>
+      <w:r>
+        <w:rPr>
+          <w:i/>
+          <w:iCs/>
           <w:u w:val="single"/>
-          <w:rtl w:val="0"/>
-          <w:lang w:val="it-IT"/>
-        </w:rPr>
-        <w:t>di refactoring effettuate</w:t>
+        </w:rPr>
+        <w:t xml:space="preserve"> effettuate</w:t>
       </w:r>
     </w:p>
     <w:p>
       <w:pPr>
-        <w:pStyle w:val="Normal.0"/>
         <w:rPr>
           <w:u w:val="single"/>
         </w:rPr>
       </w:pPr>
       <w:r>
-        <w:rPr>
-          <w:rtl w:val="0"/>
-        </w:rPr>
-        <w:t xml:space="preserve">Il processo di refactoring </w:t>
-      </w:r>
-      <w:r>
-        <w:rPr>
-          <w:rtl w:val="0"/>
-        </w:rPr>
-        <w:t xml:space="preserve">è </w:t>
-      </w:r>
-      <w:r>
-        <w:rPr>
-          <w:rtl w:val="0"/>
-        </w:rPr>
-        <w:t>stato fondamentale per rispettare il requisito</w:t>
-      </w:r>
-      <w:r>
-        <w:rPr>
-          <w:rtl w:val="0"/>
+        <w:t xml:space="preserve">Il processo di </w:t>
+      </w:r>
+      <w:proofErr w:type="spellStart"/>
+      <w:r>
+        <w:t>refactoring</w:t>
+      </w:r>
+      <w:proofErr w:type="spellEnd"/>
+      <w:r>
+        <w:t xml:space="preserve"> è stato fondamentale per rispettare il requisito</w:t>
+      </w:r>
+      <w:r>
+        <w:rPr>
           <w:lang w:val="en-US"/>
         </w:rPr>
         <w:t xml:space="preserve"> di </w:t>
       </w:r>
-      <w:r>
-        <w:rPr>
-          <w:b w:val="1"/>
-          <w:bCs w:val="1"/>
-          <w:rtl w:val="0"/>
-          <w:lang w:val="en-US"/>
-        </w:rPr>
-        <w:t>Manutenibilit</w:t>
-      </w:r>
-      <w:r>
-        <w:rPr>
-          <w:b w:val="1"/>
-          <w:bCs w:val="1"/>
-          <w:rtl w:val="0"/>
-          <w:lang w:val="en-US"/>
-        </w:rPr>
-        <w:t>à</w:t>
-      </w:r>
-      <w:r>
-        <w:rPr>
-          <w:b w:val="1"/>
-          <w:bCs w:val="1"/>
-          <w:rtl w:val="0"/>
+      <w:proofErr w:type="spellStart"/>
+      <w:r>
+        <w:rPr>
+          <w:b/>
+          <w:bCs/>
+          <w:lang w:val="en-US"/>
+        </w:rPr>
+        <w:t>Manutenibilità</w:t>
+      </w:r>
+      <w:proofErr w:type="spellEnd"/>
+      <w:r>
+        <w:rPr>
+          <w:b/>
+          <w:bCs/>
           <w:lang w:val="en-US"/>
         </w:rPr>
         <w:t xml:space="preserve">. </w:t>
       </w:r>
       <w:r>
-        <w:rPr>
-          <w:rtl w:val="0"/>
-        </w:rPr>
         <w:t>Di seguito vengono descritti i principali interventi effettuati:</w:t>
       </w:r>
     </w:p>
     <w:p>
       <w:pPr>
-        <w:pStyle w:val="List Paragraph"/>
+        <w:pStyle w:val="Paragrafoelenco"/>
         <w:numPr>
           <w:ilvl w:val="0"/>
           <w:numId w:val="4"/>
         </w:numPr>
         <w:spacing w:before="240"/>
-        <w:rPr>
-          <w:lang w:val="it-IT"/>
-        </w:rPr>
-      </w:pPr>
-      <w:r>
-        <w:rPr>
-          <w:rtl w:val="0"/>
-          <w:lang w:val="it-IT"/>
-        </w:rPr>
-        <w:t>Estrazione della logica di business dalle Viste (Extract class):</w:t>
+      </w:pPr>
+      <w:r>
+        <w:t>Estrazione della logica di business dalle Viste (</w:t>
+      </w:r>
+      <w:proofErr w:type="spellStart"/>
+      <w:r>
+        <w:t>Extract</w:t>
+      </w:r>
+      <w:proofErr w:type="spellEnd"/>
+      <w:r>
+        <w:t xml:space="preserve"> class):</w:t>
       </w:r>
     </w:p>
     <w:p>
       <w:pPr>
-        <w:pStyle w:val="Di default"/>
+        <w:pStyle w:val="Didefault"/>
         <w:numPr>
           <w:ilvl w:val="0"/>
           <w:numId w:val="6"/>
         </w:numPr>
-        <w:suppressAutoHyphens w:val="1"/>
+        <w:suppressAutoHyphens/>
         <w:spacing w:before="0" w:after="240" w:line="240" w:lineRule="auto"/>
-        <w:jc w:val="left"/>
-        <w:rPr>
-          <w:rFonts w:ascii="Calibri" w:hAnsi="Calibri"/>
-          <w:sz w:val="22"/>
-          <w:szCs w:val="22"/>
-          <w:lang w:val="it-IT"/>
-        </w:rPr>
-      </w:pPr>
-      <w:r>
-        <w:rPr>
-          <w:rFonts w:ascii="Calibri" w:hAnsi="Calibri"/>
-          <w:sz w:val="22"/>
-          <w:szCs w:val="22"/>
-          <w:rtl w:val="0"/>
-          <w:lang w:val="it-IT"/>
-        </w:rPr>
-        <w:t>Prima: Molte logiche di interazione con il database erano cablate direttamente all'interno delle classi UI (es. LoginView o StationsView).</w:t>
+        <w:rPr>
+          <w:rFonts w:ascii="Calibri" w:hAnsi="Calibri"/>
+          <w:sz w:val="22"/>
+          <w:szCs w:val="22"/>
+        </w:rPr>
+      </w:pPr>
+      <w:r>
+        <w:rPr>
+          <w:rFonts w:ascii="Calibri" w:hAnsi="Calibri"/>
+          <w:sz w:val="22"/>
+          <w:szCs w:val="22"/>
+        </w:rPr>
+        <w:t xml:space="preserve">Prima: Molte logiche di interazione con il database erano cablate direttamente all'interno delle classi UI (es. </w:t>
+      </w:r>
+      <w:proofErr w:type="spellStart"/>
+      <w:r>
+        <w:rPr>
+          <w:rFonts w:ascii="Calibri" w:hAnsi="Calibri"/>
+          <w:sz w:val="22"/>
+          <w:szCs w:val="22"/>
+        </w:rPr>
+        <w:t>LoginView</w:t>
+      </w:r>
+      <w:proofErr w:type="spellEnd"/>
+      <w:r>
+        <w:rPr>
+          <w:rFonts w:ascii="Calibri" w:hAnsi="Calibri"/>
+          <w:sz w:val="22"/>
+          <w:szCs w:val="22"/>
+        </w:rPr>
+        <w:t xml:space="preserve"> o </w:t>
+      </w:r>
+      <w:proofErr w:type="spellStart"/>
+      <w:r>
+        <w:rPr>
+          <w:rFonts w:ascii="Calibri" w:hAnsi="Calibri"/>
+          <w:sz w:val="22"/>
+          <w:szCs w:val="22"/>
+        </w:rPr>
+        <w:t>StationsView</w:t>
+      </w:r>
+      <w:proofErr w:type="spellEnd"/>
+      <w:r>
+        <w:rPr>
+          <w:rFonts w:ascii="Calibri" w:hAnsi="Calibri"/>
+          <w:sz w:val="22"/>
+          <w:szCs w:val="22"/>
+        </w:rPr>
+        <w:t>).</w:t>
       </w:r>
     </w:p>
     <w:p>
       <w:pPr>
-        <w:pStyle w:val="Di default"/>
+        <w:pStyle w:val="Didefault"/>
         <w:numPr>
           <w:ilvl w:val="0"/>
           <w:numId w:val="6"/>
         </w:numPr>
-        <w:suppressAutoHyphens w:val="1"/>
+        <w:suppressAutoHyphens/>
         <w:spacing w:before="0" w:after="240" w:line="240" w:lineRule="auto"/>
-        <w:jc w:val="left"/>
-        <w:rPr>
-          <w:rFonts w:ascii="Calibri" w:hAnsi="Calibri"/>
-          <w:sz w:val="22"/>
-          <w:szCs w:val="22"/>
-          <w:lang w:val="it-IT"/>
-        </w:rPr>
-      </w:pPr>
-      <w:r>
-        <w:rPr>
-          <w:rFonts w:ascii="Calibri" w:hAnsi="Calibri"/>
-          <w:sz w:val="22"/>
-          <w:szCs w:val="22"/>
-          <w:rtl w:val="0"/>
-          <w:lang w:val="it-IT"/>
-        </w:rPr>
-        <w:t xml:space="preserve">Dopo: La logica </w:t>
-      </w:r>
-      <w:r>
-        <w:rPr>
-          <w:rFonts w:ascii="Calibri" w:hAnsi="Calibri" w:hint="default"/>
-          <w:sz w:val="22"/>
-          <w:szCs w:val="22"/>
-          <w:rtl w:val="0"/>
-          <w:lang w:val="it-IT"/>
-        </w:rPr>
-        <w:t xml:space="preserve">è </w:t>
-      </w:r>
-      <w:r>
-        <w:rPr>
-          <w:rFonts w:ascii="Calibri" w:hAnsi="Calibri"/>
-          <w:sz w:val="22"/>
-          <w:szCs w:val="22"/>
-          <w:rtl w:val="0"/>
-          <w:lang w:val="it-IT"/>
-        </w:rPr>
-        <w:t xml:space="preserve">stata </w:t>
-      </w:r>
-      <w:r>
-        <w:rPr>
-          <w:rFonts w:ascii="Calibri" w:hAnsi="Calibri"/>
-          <w:sz w:val="22"/>
-          <w:szCs w:val="22"/>
-          <w:rtl w:val="0"/>
+        <w:rPr>
+          <w:rFonts w:ascii="Calibri" w:hAnsi="Calibri"/>
+          <w:sz w:val="22"/>
+          <w:szCs w:val="22"/>
+        </w:rPr>
+      </w:pPr>
+      <w:r>
+        <w:rPr>
+          <w:rFonts w:ascii="Calibri" w:hAnsi="Calibri"/>
+          <w:sz w:val="22"/>
+          <w:szCs w:val="22"/>
+        </w:rPr>
+        <w:t xml:space="preserve">Dopo: La logica è stata </w:t>
+      </w:r>
+      <w:proofErr w:type="spellStart"/>
+      <w:r>
+        <w:rPr>
+          <w:rFonts w:ascii="Calibri" w:hAnsi="Calibri"/>
+          <w:sz w:val="22"/>
+          <w:szCs w:val="22"/>
           <w:lang w:val="en-US"/>
         </w:rPr>
         <w:t>assegnata</w:t>
       </w:r>
-      <w:r>
-        <w:rPr>
-          <w:rFonts w:ascii="Calibri" w:hAnsi="Calibri"/>
-          <w:sz w:val="22"/>
-          <w:szCs w:val="22"/>
-          <w:rtl w:val="0"/>
+      <w:proofErr w:type="spellEnd"/>
+      <w:r>
+        <w:rPr>
+          <w:rFonts w:ascii="Calibri" w:hAnsi="Calibri"/>
+          <w:sz w:val="22"/>
+          <w:szCs w:val="22"/>
         </w:rPr>
         <w:t xml:space="preserve"> </w:t>
       </w:r>
@@ -471,7 +404,6 @@
           <w:rFonts w:ascii="Calibri" w:hAnsi="Calibri"/>
           <w:sz w:val="22"/>
           <w:szCs w:val="22"/>
-          <w:rtl w:val="0"/>
           <w:lang w:val="en-US"/>
         </w:rPr>
         <w:t>a</w:t>
@@ -481,15 +413,49 @@
           <w:rFonts w:ascii="Calibri" w:hAnsi="Calibri"/>
           <w:sz w:val="22"/>
           <w:szCs w:val="22"/>
-          <w:rtl w:val="0"/>
-          <w:lang w:val="it-IT"/>
-        </w:rPr>
-        <w:t xml:space="preserve"> classi di servizio dedicate come UtentiService, ColonnineService e PrenotazioniService. Questo permette di modificare la logica di business senza dover toccare l'interfaccia grafica.</w:t>
+        </w:rPr>
+        <w:t xml:space="preserve"> classi di servizio dedicate come </w:t>
+      </w:r>
+      <w:proofErr w:type="spellStart"/>
+      <w:r>
+        <w:rPr>
+          <w:rFonts w:ascii="Calibri" w:hAnsi="Calibri"/>
+          <w:sz w:val="22"/>
+          <w:szCs w:val="22"/>
+        </w:rPr>
+        <w:t>UtentiService</w:t>
+      </w:r>
+      <w:proofErr w:type="spellEnd"/>
+      <w:r>
+        <w:rPr>
+          <w:rFonts w:ascii="Calibri" w:hAnsi="Calibri"/>
+          <w:sz w:val="22"/>
+          <w:szCs w:val="22"/>
+        </w:rPr>
+        <w:t xml:space="preserve">, ColonnineService e </w:t>
+      </w:r>
+      <w:proofErr w:type="spellStart"/>
+      <w:r>
+        <w:rPr>
+          <w:rFonts w:ascii="Calibri" w:hAnsi="Calibri"/>
+          <w:sz w:val="22"/>
+          <w:szCs w:val="22"/>
+        </w:rPr>
+        <w:t>PrenotazioniService</w:t>
+      </w:r>
+      <w:proofErr w:type="spellEnd"/>
+      <w:r>
+        <w:rPr>
+          <w:rFonts w:ascii="Calibri" w:hAnsi="Calibri"/>
+          <w:sz w:val="22"/>
+          <w:szCs w:val="22"/>
+        </w:rPr>
+        <w:t>. Questo permette di modificare la logica di business senza dover toccare l'interfaccia grafica.</w:t>
       </w:r>
     </w:p>
     <w:p>
       <w:pPr>
-        <w:pStyle w:val="Di default"/>
+        <w:pStyle w:val="Didefault"/>
         <w:tabs>
           <w:tab w:val="left" w:pos="720"/>
           <w:tab w:val="left" w:pos="1440"/>
@@ -505,11 +471,10 @@
           <w:tab w:val="left" w:pos="8640"/>
           <w:tab w:val="left" w:pos="9360"/>
         </w:tabs>
-        <w:suppressAutoHyphens w:val="1"/>
+        <w:suppressAutoHyphens/>
         <w:spacing w:before="0" w:after="240" w:line="240" w:lineRule="auto"/>
-        <w:jc w:val="left"/>
-        <w:rPr>
-          <w:rFonts w:ascii="Calibri" w:cs="Calibri" w:hAnsi="Calibri" w:eastAsia="Calibri"/>
+        <w:rPr>
+          <w:rFonts w:ascii="Calibri" w:eastAsia="Calibri" w:hAnsi="Calibri" w:cs="Calibri"/>
           <w:sz w:val="22"/>
           <w:szCs w:val="22"/>
         </w:rPr>
@@ -517,27 +482,20 @@
     </w:p>
     <w:p>
       <w:pPr>
-        <w:pStyle w:val="List Paragraph"/>
+        <w:pStyle w:val="Paragrafoelenco"/>
         <w:numPr>
           <w:ilvl w:val="0"/>
           <w:numId w:val="4"/>
         </w:numPr>
         <w:spacing w:before="240"/>
-        <w:rPr>
-          <w:lang w:val="it-IT"/>
-        </w:rPr>
-      </w:pPr>
-      <w:r>
-        <w:rPr>
-          <w:rtl w:val="0"/>
-          <w:lang w:val="it-IT"/>
-        </w:rPr>
+      </w:pPr>
+      <w:r>
         <w:t>Pulizia del codice ed eliminazione di codice morto o non utilizzato:</w:t>
       </w:r>
     </w:p>
     <w:p>
       <w:pPr>
-        <w:pStyle w:val="Di default"/>
+        <w:pStyle w:val="Didefault"/>
         <w:tabs>
           <w:tab w:val="left" w:pos="720"/>
           <w:tab w:val="left" w:pos="1440"/>
@@ -553,21 +511,19 @@
           <w:tab w:val="left" w:pos="8640"/>
           <w:tab w:val="left" w:pos="9360"/>
         </w:tabs>
-        <w:suppressAutoHyphens w:val="1"/>
+        <w:suppressAutoHyphens/>
         <w:spacing w:before="0" w:line="240" w:lineRule="auto"/>
         <w:rPr>
-          <w:rFonts w:ascii="Calibri" w:cs="Calibri" w:hAnsi="Calibri" w:eastAsia="Calibri"/>
-          <w:sz w:val="22"/>
-          <w:szCs w:val="22"/>
-        </w:rPr>
-      </w:pPr>
-      <w:r>
-        <w:rPr>
-          <w:rFonts w:ascii="Calibri" w:hAnsi="Calibri"/>
-          <w:sz w:val="22"/>
-          <w:szCs w:val="22"/>
-          <w:rtl w:val="0"/>
-          <w:lang w:val="it-IT"/>
+          <w:rFonts w:ascii="Calibri" w:eastAsia="Calibri" w:hAnsi="Calibri" w:cs="Calibri"/>
+          <w:sz w:val="22"/>
+          <w:szCs w:val="22"/>
+        </w:rPr>
+      </w:pPr>
+      <w:r>
+        <w:rPr>
+          <w:rFonts w:ascii="Calibri" w:hAnsi="Calibri"/>
+          <w:sz w:val="22"/>
+          <w:szCs w:val="22"/>
         </w:rPr>
         <w:t xml:space="preserve">Intervento: Durante </w:t>
       </w:r>
@@ -576,71 +532,108 @@
           <w:rFonts w:ascii="Calibri" w:hAnsi="Calibri"/>
           <w:sz w:val="22"/>
           <w:szCs w:val="22"/>
-          <w:rtl w:val="0"/>
-          <w:lang w:val="en-US"/>
-        </w:rPr>
-        <w:t>la fase finale del progetto</w:t>
-      </w:r>
-      <w:r>
-        <w:rPr>
-          <w:rFonts w:ascii="Calibri" w:hAnsi="Calibri"/>
-          <w:sz w:val="22"/>
-          <w:szCs w:val="22"/>
-          <w:rtl w:val="0"/>
-          <w:lang w:val="it-IT"/>
-        </w:rPr>
-        <w:t xml:space="preserve">, sono stati rimossi metodi di test inutilizzati, variabili locali non referenziate e import ridondanti. </w:t>
-      </w:r>
-      <w:r>
-        <w:rPr>
-          <w:rFonts w:ascii="Calibri" w:hAnsi="Calibri" w:hint="default"/>
-          <w:sz w:val="22"/>
-          <w:szCs w:val="22"/>
-          <w:rtl w:val="0"/>
-          <w:lang w:val="it-IT"/>
-        </w:rPr>
-        <w:t xml:space="preserve">È </w:t>
-      </w:r>
-      <w:r>
-        <w:rPr>
-          <w:rFonts w:ascii="Calibri" w:hAnsi="Calibri"/>
-          <w:sz w:val="22"/>
-          <w:szCs w:val="22"/>
-          <w:rtl w:val="0"/>
-          <w:lang w:val="it-IT"/>
-        </w:rPr>
-        <w:t>stata inoltre rimossa la gestione manuale di alcuni file frontend ora gestiti automaticamente dal bundle di Vaadin.</w:t>
+          <w:lang w:val="en-US"/>
+        </w:rPr>
+        <w:t xml:space="preserve">la </w:t>
+      </w:r>
+      <w:proofErr w:type="spellStart"/>
+      <w:r>
+        <w:rPr>
+          <w:rFonts w:ascii="Calibri" w:hAnsi="Calibri"/>
+          <w:sz w:val="22"/>
+          <w:szCs w:val="22"/>
+          <w:lang w:val="en-US"/>
+        </w:rPr>
+        <w:t>fase</w:t>
+      </w:r>
+      <w:proofErr w:type="spellEnd"/>
+      <w:r>
+        <w:rPr>
+          <w:rFonts w:ascii="Calibri" w:hAnsi="Calibri"/>
+          <w:sz w:val="22"/>
+          <w:szCs w:val="22"/>
+          <w:lang w:val="en-US"/>
+        </w:rPr>
+        <w:t xml:space="preserve"> finale del </w:t>
+      </w:r>
+      <w:proofErr w:type="spellStart"/>
+      <w:r>
+        <w:rPr>
+          <w:rFonts w:ascii="Calibri" w:hAnsi="Calibri"/>
+          <w:sz w:val="22"/>
+          <w:szCs w:val="22"/>
+          <w:lang w:val="en-US"/>
+        </w:rPr>
+        <w:t>progetto</w:t>
+      </w:r>
+      <w:proofErr w:type="spellEnd"/>
+      <w:r>
+        <w:rPr>
+          <w:rFonts w:ascii="Calibri" w:hAnsi="Calibri"/>
+          <w:sz w:val="22"/>
+          <w:szCs w:val="22"/>
+        </w:rPr>
+        <w:t xml:space="preserve">, sono stati rimossi metodi di test inutilizzati, variabili locali non referenziate e import ridondanti. È stata inoltre rimossa la gestione manuale di alcuni file </w:t>
+      </w:r>
+      <w:proofErr w:type="spellStart"/>
+      <w:r>
+        <w:rPr>
+          <w:rFonts w:ascii="Calibri" w:hAnsi="Calibri"/>
+          <w:sz w:val="22"/>
+          <w:szCs w:val="22"/>
+        </w:rPr>
+        <w:t>frontend</w:t>
+      </w:r>
+      <w:proofErr w:type="spellEnd"/>
+      <w:r>
+        <w:rPr>
+          <w:rFonts w:ascii="Calibri" w:hAnsi="Calibri"/>
+          <w:sz w:val="22"/>
+          <w:szCs w:val="22"/>
+        </w:rPr>
+        <w:t xml:space="preserve"> ora gestiti automaticamente dal bundle di </w:t>
+      </w:r>
+      <w:proofErr w:type="spellStart"/>
+      <w:r>
+        <w:rPr>
+          <w:rFonts w:ascii="Calibri" w:hAnsi="Calibri"/>
+          <w:sz w:val="22"/>
+          <w:szCs w:val="22"/>
+        </w:rPr>
+        <w:t>Vaadin</w:t>
+      </w:r>
+      <w:proofErr w:type="spellEnd"/>
+      <w:r>
+        <w:rPr>
+          <w:rFonts w:ascii="Calibri" w:hAnsi="Calibri"/>
+          <w:sz w:val="22"/>
+          <w:szCs w:val="22"/>
+        </w:rPr>
+        <w:t>.</w:t>
       </w:r>
     </w:p>
     <w:p>
       <w:pPr>
-        <w:pStyle w:val="List Paragraph"/>
+        <w:pStyle w:val="Paragrafoelenco"/>
         <w:spacing w:before="240"/>
       </w:pPr>
     </w:p>
     <w:p>
       <w:pPr>
-        <w:pStyle w:val="List Paragraph"/>
+        <w:pStyle w:val="Paragrafoelenco"/>
         <w:numPr>
           <w:ilvl w:val="0"/>
           <w:numId w:val="4"/>
         </w:numPr>
         <w:spacing w:before="240"/>
-        <w:rPr>
-          <w:lang w:val="it-IT"/>
-        </w:rPr>
-      </w:pPr>
-      <w:r>
-        <w:rPr>
-          <w:rtl w:val="0"/>
-          <w:lang w:val="it-IT"/>
-        </w:rPr>
+      </w:pPr>
+      <w:r>
         <w:t>Divisione di classi complesse in sottoclassi (es Firebase) :</w:t>
       </w:r>
     </w:p>
     <w:p>
       <w:pPr>
-        <w:pStyle w:val="Di default"/>
+        <w:pStyle w:val="Didefault"/>
         <w:numPr>
           <w:ilvl w:val="0"/>
           <w:numId w:val="7"/>
@@ -649,67 +642,43 @@
           <w:rFonts w:ascii="Calibri" w:hAnsi="Calibri"/>
           <w:sz w:val="22"/>
           <w:szCs w:val="22"/>
-          <w:lang w:val="it-IT"/>
-        </w:rPr>
-      </w:pPr>
-      <w:r>
-        <w:rPr>
-          <w:rFonts w:ascii="Calibri" w:hAnsi="Calibri"/>
-          <w:sz w:val="22"/>
-          <w:szCs w:val="22"/>
-          <w:rtl w:val="0"/>
-          <w:lang w:val="it-IT"/>
+        </w:rPr>
+      </w:pPr>
+      <w:r>
+        <w:rPr>
+          <w:rFonts w:ascii="Calibri" w:hAnsi="Calibri"/>
+          <w:sz w:val="22"/>
+          <w:szCs w:val="22"/>
         </w:rPr>
         <w:t>Prima: Esisteva un unico punto di accesso generico per tutte le chiamate al database</w:t>
       </w:r>
       <w:r>
         <w:rPr>
           <w:rFonts w:ascii="Calibri" w:hAnsi="Calibri"/>
-          <w:rtl w:val="0"/>
         </w:rPr>
         <w:t>.</w:t>
       </w:r>
     </w:p>
     <w:p>
       <w:pPr>
-        <w:pStyle w:val="Di default"/>
+        <w:pStyle w:val="Didefault"/>
         <w:numPr>
           <w:ilvl w:val="0"/>
           <w:numId w:val="8"/>
         </w:numPr>
         <w:rPr>
           <w:rFonts w:ascii="Calibri" w:hAnsi="Calibri"/>
-          <w:lang w:val="it-IT"/>
-        </w:rPr>
-      </w:pPr>
-      <w:r>
-        <w:rPr>
-          <w:rFonts w:ascii="Calibri" w:hAnsi="Calibri"/>
-          <w:rtl w:val="0"/>
-          <w:lang w:val="it-IT"/>
-        </w:rPr>
-        <w:t xml:space="preserve">Dopo: La gestione </w:t>
-      </w:r>
-      <w:r>
-        <w:rPr>
-          <w:rFonts w:ascii="Calibri" w:hAnsi="Calibri" w:hint="default"/>
-          <w:rtl w:val="0"/>
-          <w:lang w:val="it-IT"/>
-        </w:rPr>
-        <w:t xml:space="preserve">è </w:t>
-      </w:r>
-      <w:r>
-        <w:rPr>
-          <w:rFonts w:ascii="Calibri" w:hAnsi="Calibri"/>
-          <w:rtl w:val="0"/>
-          <w:lang w:val="it-IT"/>
-        </w:rPr>
-        <w:t>stata suddivisa per competenza in classi specifiche</w:t>
-      </w:r>
-      <w:r>
-        <w:rPr>
-          <w:rFonts w:ascii="Calibri" w:hAnsi="Calibri"/>
-          <w:rtl w:val="0"/>
+        </w:rPr>
+      </w:pPr>
+      <w:r>
+        <w:rPr>
+          <w:rFonts w:ascii="Calibri" w:hAnsi="Calibri"/>
+        </w:rPr>
+        <w:t>Dopo: La gestione è stata suddivisa per competenza in classi specifiche</w:t>
+      </w:r>
+      <w:r>
+        <w:rPr>
+          <w:rFonts w:ascii="Calibri" w:hAnsi="Calibri"/>
           <w:lang w:val="en-US"/>
         </w:rPr>
         <w:t xml:space="preserve"> come</w:t>
@@ -717,14 +686,34 @@
       <w:r>
         <w:rPr>
           <w:rFonts w:ascii="Calibri" w:hAnsi="Calibri"/>
-          <w:rtl w:val="0"/>
-        </w:rPr>
-        <w:t xml:space="preserve"> FirebaseUtentiService, FirebaseColonnineService</w:t>
-      </w:r>
-      <w:r>
-        <w:rPr>
-          <w:rFonts w:ascii="Calibri" w:hAnsi="Calibri"/>
-          <w:rtl w:val="0"/>
+        </w:rPr>
+        <w:t xml:space="preserve"> </w:t>
+      </w:r>
+      <w:proofErr w:type="spellStart"/>
+      <w:r>
+        <w:rPr>
+          <w:rFonts w:ascii="Calibri" w:hAnsi="Calibri"/>
+        </w:rPr>
+        <w:t>FirebaseUtentiService</w:t>
+      </w:r>
+      <w:proofErr w:type="spellEnd"/>
+      <w:r>
+        <w:rPr>
+          <w:rFonts w:ascii="Calibri" w:hAnsi="Calibri"/>
+        </w:rPr>
+        <w:t xml:space="preserve">, </w:t>
+      </w:r>
+      <w:proofErr w:type="spellStart"/>
+      <w:r>
+        <w:rPr>
+          <w:rFonts w:ascii="Calibri" w:hAnsi="Calibri"/>
+        </w:rPr>
+        <w:t>FirebaseColonnineService</w:t>
+      </w:r>
+      <w:proofErr w:type="spellEnd"/>
+      <w:r>
+        <w:rPr>
+          <w:rFonts w:ascii="Calibri" w:hAnsi="Calibri"/>
           <w:lang w:val="en-US"/>
         </w:rPr>
         <w:t xml:space="preserve"> e</w:t>
@@ -732,15 +721,20 @@
       <w:r>
         <w:rPr>
           <w:rFonts w:ascii="Calibri" w:hAnsi="Calibri"/>
-          <w:rtl w:val="0"/>
-          <w:lang w:val="it-IT"/>
-        </w:rPr>
-        <w:t xml:space="preserve"> FirebasePrenotazioniService</w:t>
-      </w:r>
-      <w:r>
-        <w:rPr>
-          <w:rFonts w:ascii="Calibri" w:hAnsi="Calibri"/>
-          <w:rtl w:val="0"/>
+        </w:rPr>
+        <w:t xml:space="preserve"> </w:t>
+      </w:r>
+      <w:proofErr w:type="spellStart"/>
+      <w:r>
+        <w:rPr>
+          <w:rFonts w:ascii="Calibri" w:hAnsi="Calibri"/>
+        </w:rPr>
+        <w:t>FirebasePrenotazioniService</w:t>
+      </w:r>
+      <w:proofErr w:type="spellEnd"/>
+      <w:r>
+        <w:rPr>
+          <w:rFonts w:ascii="Calibri" w:hAnsi="Calibri"/>
           <w:lang w:val="en-US"/>
         </w:rPr>
         <w:t xml:space="preserve">. </w:t>
@@ -748,15 +742,27 @@
       <w:r>
         <w:rPr>
           <w:rFonts w:ascii="Calibri" w:hAnsi="Calibri"/>
-          <w:rtl w:val="0"/>
-          <w:lang w:val="it-IT"/>
-        </w:rPr>
-        <w:t>Ogni classe implementa una specifica interfaccia (es. UtentiInterface) garantendo il disaccoppiamento.</w:t>
+        </w:rPr>
+        <w:t xml:space="preserve">Ogni classe implementa una specifica interfaccia (es. </w:t>
+      </w:r>
+      <w:proofErr w:type="spellStart"/>
+      <w:r>
+        <w:rPr>
+          <w:rFonts w:ascii="Calibri" w:hAnsi="Calibri"/>
+        </w:rPr>
+        <w:t>UtentiInterface</w:t>
+      </w:r>
+      <w:proofErr w:type="spellEnd"/>
+      <w:r>
+        <w:rPr>
+          <w:rFonts w:ascii="Calibri" w:hAnsi="Calibri"/>
+        </w:rPr>
+        <w:t>) garantendo il disaccoppiamento.</w:t>
       </w:r>
     </w:p>
     <w:p>
       <w:pPr>
-        <w:pStyle w:val="Di default"/>
+        <w:pStyle w:val="Didefault"/>
         <w:tabs>
           <w:tab w:val="left" w:pos="720"/>
           <w:tab w:val="left" w:pos="1440"/>
@@ -772,12 +778,12 @@
           <w:tab w:val="left" w:pos="8640"/>
           <w:tab w:val="left" w:pos="9360"/>
         </w:tabs>
-        <w:suppressAutoHyphens w:val="1"/>
+        <w:suppressAutoHyphens/>
         <w:spacing w:before="0" w:after="281" w:line="240" w:lineRule="auto"/>
         <w:rPr>
-          <w:rFonts w:ascii="Times Roman" w:cs="Times Roman" w:hAnsi="Times Roman" w:eastAsia="Times Roman"/>
-          <w:b w:val="1"/>
-          <w:bCs w:val="1"/>
+          <w:rFonts w:ascii="Times Roman" w:eastAsia="Times Roman" w:hAnsi="Times Roman" w:cs="Times Roman"/>
+          <w:b/>
+          <w:bCs/>
           <w:sz w:val="28"/>
           <w:szCs w:val="28"/>
         </w:rPr>
@@ -785,7 +791,7 @@
     </w:p>
     <w:p>
       <w:pPr>
-        <w:pStyle w:val="Di default"/>
+        <w:pStyle w:val="Didefault"/>
         <w:tabs>
           <w:tab w:val="left" w:pos="720"/>
           <w:tab w:val="left" w:pos="1440"/>
@@ -801,12 +807,12 @@
           <w:tab w:val="left" w:pos="8640"/>
           <w:tab w:val="left" w:pos="9360"/>
         </w:tabs>
-        <w:suppressAutoHyphens w:val="1"/>
+        <w:suppressAutoHyphens/>
         <w:spacing w:before="0" w:after="281" w:line="240" w:lineRule="auto"/>
         <w:rPr>
-          <w:rFonts w:ascii="Times Roman" w:cs="Times Roman" w:hAnsi="Times Roman" w:eastAsia="Times Roman"/>
-          <w:b w:val="1"/>
-          <w:bCs w:val="1"/>
+          <w:rFonts w:ascii="Times Roman" w:eastAsia="Times Roman" w:hAnsi="Times Roman" w:cs="Times Roman"/>
+          <w:b/>
+          <w:bCs/>
           <w:sz w:val="28"/>
           <w:szCs w:val="28"/>
         </w:rPr>
@@ -814,7 +820,7 @@
     </w:p>
     <w:p>
       <w:pPr>
-        <w:pStyle w:val="Di default"/>
+        <w:pStyle w:val="Didefault"/>
         <w:tabs>
           <w:tab w:val="left" w:pos="720"/>
           <w:tab w:val="left" w:pos="1440"/>
@@ -830,12 +836,12 @@
           <w:tab w:val="left" w:pos="8640"/>
           <w:tab w:val="left" w:pos="9360"/>
         </w:tabs>
-        <w:suppressAutoHyphens w:val="1"/>
+        <w:suppressAutoHyphens/>
         <w:spacing w:before="0" w:after="281" w:line="240" w:lineRule="auto"/>
         <w:rPr>
-          <w:rFonts w:ascii="Times Roman" w:cs="Times Roman" w:hAnsi="Times Roman" w:eastAsia="Times Roman"/>
-          <w:b w:val="1"/>
-          <w:bCs w:val="1"/>
+          <w:rFonts w:ascii="Times Roman" w:eastAsia="Times Roman" w:hAnsi="Times Roman" w:cs="Times Roman"/>
+          <w:b/>
+          <w:bCs/>
           <w:sz w:val="28"/>
           <w:szCs w:val="28"/>
         </w:rPr>
@@ -843,76 +849,46 @@
     </w:p>
     <w:p>
       <w:pPr>
-        <w:pStyle w:val="List Paragraph"/>
+        <w:pStyle w:val="Paragrafoelenco"/>
         <w:numPr>
           <w:ilvl w:val="0"/>
           <w:numId w:val="4"/>
         </w:numPr>
         <w:spacing w:before="240"/>
-        <w:rPr>
-          <w:lang w:val="it-IT"/>
-        </w:rPr>
-      </w:pPr>
-      <w:r>
-        <w:rPr>
-          <w:rtl w:val="0"/>
-          <w:lang w:val="it-IT"/>
-        </w:rPr>
+      </w:pPr>
+      <w:r>
+        <w:lastRenderedPageBreak/>
         <w:t>Controlli unificati in un'unica classe di validazione:</w:t>
       </w:r>
     </w:p>
     <w:p>
       <w:pPr>
-        <w:pStyle w:val="Di default"/>
+        <w:pStyle w:val="Didefault"/>
         <w:numPr>
           <w:ilvl w:val="0"/>
           <w:numId w:val="6"/>
         </w:numPr>
-        <w:suppressAutoHyphens w:val="1"/>
+        <w:suppressAutoHyphens/>
         <w:spacing w:before="0" w:after="240" w:line="240" w:lineRule="auto"/>
-        <w:jc w:val="left"/>
-        <w:rPr>
-          <w:rFonts w:ascii="Calibri" w:hAnsi="Calibri"/>
-          <w:sz w:val="22"/>
-          <w:szCs w:val="22"/>
-          <w:lang w:val="it-IT"/>
-        </w:rPr>
-      </w:pPr>
-      <w:r>
-        <w:rPr>
-          <w:rFonts w:ascii="Calibri" w:hAnsi="Calibri"/>
-          <w:sz w:val="22"/>
-          <w:szCs w:val="22"/>
-          <w:rtl w:val="0"/>
-          <w:lang w:val="it-IT"/>
-        </w:rPr>
-        <w:t>Prima: I controlli sulla validit</w:t>
-      </w:r>
-      <w:r>
-        <w:rPr>
-          <w:rFonts w:ascii="Calibri" w:hAnsi="Calibri" w:hint="default"/>
-          <w:sz w:val="22"/>
-          <w:szCs w:val="22"/>
-          <w:rtl w:val="0"/>
-        </w:rPr>
-        <w:t xml:space="preserve">à </w:t>
-      </w:r>
-      <w:r>
-        <w:rPr>
-          <w:rFonts w:ascii="Calibri" w:hAnsi="Calibri"/>
-          <w:sz w:val="22"/>
-          <w:szCs w:val="22"/>
-          <w:rtl w:val="0"/>
-          <w:lang w:val="it-IT"/>
-        </w:rPr>
-        <w:t>delle email</w:t>
-      </w:r>
-      <w:r>
-        <w:rPr>
-          <w:rFonts w:ascii="Calibri" w:hAnsi="Calibri"/>
-          <w:sz w:val="22"/>
-          <w:szCs w:val="22"/>
-          <w:rtl w:val="0"/>
+        <w:rPr>
+          <w:rFonts w:ascii="Calibri" w:hAnsi="Calibri"/>
+          <w:sz w:val="22"/>
+          <w:szCs w:val="22"/>
+        </w:rPr>
+      </w:pPr>
+      <w:r>
+        <w:rPr>
+          <w:rFonts w:ascii="Calibri" w:hAnsi="Calibri"/>
+          <w:sz w:val="22"/>
+          <w:szCs w:val="22"/>
+        </w:rPr>
+        <w:t>Prima: I controlli sulla validità delle email</w:t>
+      </w:r>
+      <w:r>
+        <w:rPr>
+          <w:rFonts w:ascii="Calibri" w:hAnsi="Calibri"/>
+          <w:sz w:val="22"/>
+          <w:szCs w:val="22"/>
           <w:lang w:val="en-US"/>
         </w:rPr>
         <w:t xml:space="preserve"> o </w:t>
@@ -922,83 +898,347 @@
           <w:rFonts w:ascii="Calibri" w:hAnsi="Calibri"/>
           <w:sz w:val="22"/>
           <w:szCs w:val="22"/>
-          <w:rtl w:val="0"/>
-          <w:lang w:val="it-IT"/>
-        </w:rPr>
-        <w:t>delle password erano sparsi tra RegisterView e altre classi di input.</w:t>
+        </w:rPr>
+        <w:t xml:space="preserve">delle password erano sparsi tra </w:t>
+      </w:r>
+      <w:proofErr w:type="spellStart"/>
+      <w:r>
+        <w:rPr>
+          <w:rFonts w:ascii="Calibri" w:hAnsi="Calibri"/>
+          <w:sz w:val="22"/>
+          <w:szCs w:val="22"/>
+        </w:rPr>
+        <w:t>RegisterView</w:t>
+      </w:r>
+      <w:proofErr w:type="spellEnd"/>
+      <w:r>
+        <w:rPr>
+          <w:rFonts w:ascii="Calibri" w:hAnsi="Calibri"/>
+          <w:sz w:val="22"/>
+          <w:szCs w:val="22"/>
+        </w:rPr>
+        <w:t xml:space="preserve"> e altre classi di input.</w:t>
       </w:r>
     </w:p>
     <w:p>
       <w:pPr>
-        <w:pStyle w:val="Di default"/>
+        <w:pStyle w:val="Didefault"/>
         <w:numPr>
           <w:ilvl w:val="0"/>
           <w:numId w:val="6"/>
         </w:numPr>
-        <w:suppressAutoHyphens w:val="1"/>
+        <w:suppressAutoHyphens/>
         <w:spacing w:before="0" w:after="240" w:line="240" w:lineRule="auto"/>
-        <w:jc w:val="left"/>
-        <w:rPr>
-          <w:rFonts w:ascii="Calibri" w:hAnsi="Calibri"/>
-          <w:sz w:val="22"/>
-          <w:szCs w:val="22"/>
-          <w:lang w:val="it-IT"/>
-        </w:rPr>
-      </w:pPr>
-      <w:r>
-        <w:rPr>
-          <w:rFonts w:ascii="Calibri" w:hAnsi="Calibri"/>
-          <w:sz w:val="22"/>
-          <w:szCs w:val="22"/>
-          <w:rtl w:val="0"/>
-          <w:lang w:val="it-IT"/>
-        </w:rPr>
-        <w:t xml:space="preserve">Dopo: Tutti i criteri di validazione sono stati centralizzati nella classe DataValidator. </w:t>
-      </w:r>
-      <w:r>
-        <w:rPr>
-          <w:rFonts w:ascii="Calibri" w:hAnsi="Calibri"/>
-          <w:sz w:val="22"/>
-          <w:szCs w:val="22"/>
-          <w:rtl w:val="0"/>
+        <w:rPr>
+          <w:rFonts w:ascii="Calibri" w:hAnsi="Calibri"/>
+          <w:sz w:val="22"/>
+          <w:szCs w:val="22"/>
+        </w:rPr>
+      </w:pPr>
+      <w:r>
+        <w:rPr>
+          <w:rFonts w:ascii="Calibri" w:hAnsi="Calibri"/>
+          <w:sz w:val="22"/>
+          <w:szCs w:val="22"/>
+        </w:rPr>
+        <w:t xml:space="preserve">Dopo: Tutti i criteri di validazione sono stati centralizzati nella classe </w:t>
+      </w:r>
+      <w:proofErr w:type="spellStart"/>
+      <w:r>
+        <w:rPr>
+          <w:rFonts w:ascii="Calibri" w:hAnsi="Calibri"/>
+          <w:sz w:val="22"/>
+          <w:szCs w:val="22"/>
+        </w:rPr>
+        <w:t>DataValidator</w:t>
+      </w:r>
+      <w:proofErr w:type="spellEnd"/>
+      <w:r>
+        <w:rPr>
+          <w:rFonts w:ascii="Calibri" w:hAnsi="Calibri"/>
+          <w:sz w:val="22"/>
+          <w:szCs w:val="22"/>
+        </w:rPr>
+        <w:t xml:space="preserve">. </w:t>
+      </w:r>
+      <w:r>
+        <w:rPr>
+          <w:rFonts w:ascii="Calibri" w:hAnsi="Calibri"/>
+          <w:sz w:val="22"/>
+          <w:szCs w:val="22"/>
           <w:lang w:val="en-US"/>
         </w:rPr>
         <w:t>G</w:t>
       </w:r>
-      <w:r>
-        <w:rPr>
-          <w:rFonts w:ascii="Calibri" w:hAnsi="Calibri"/>
-          <w:sz w:val="22"/>
-          <w:szCs w:val="22"/>
-          <w:rtl w:val="0"/>
-          <w:lang w:val="it-IT"/>
-        </w:rPr>
-        <w:t xml:space="preserve">estisce in modo univoco la </w:t>
-      </w:r>
-      <w:r>
-        <w:rPr>
-          <w:rFonts w:ascii="Calibri" w:hAnsi="Calibri"/>
-          <w:sz w:val="22"/>
-          <w:szCs w:val="22"/>
-          <w:rtl w:val="0"/>
+      <w:proofErr w:type="spellStart"/>
+      <w:r>
+        <w:rPr>
+          <w:rFonts w:ascii="Calibri" w:hAnsi="Calibri"/>
+          <w:sz w:val="22"/>
+          <w:szCs w:val="22"/>
+        </w:rPr>
+        <w:t>estisce</w:t>
+      </w:r>
+      <w:proofErr w:type="spellEnd"/>
+      <w:r>
+        <w:rPr>
+          <w:rFonts w:ascii="Calibri" w:hAnsi="Calibri"/>
+          <w:sz w:val="22"/>
+          <w:szCs w:val="22"/>
+        </w:rPr>
+        <w:t xml:space="preserve"> in modo univoco la </w:t>
+      </w:r>
+      <w:proofErr w:type="spellStart"/>
+      <w:r>
+        <w:rPr>
+          <w:rFonts w:ascii="Calibri" w:hAnsi="Calibri"/>
+          <w:sz w:val="22"/>
+          <w:szCs w:val="22"/>
           <w:lang w:val="en-US"/>
         </w:rPr>
         <w:t>verifica</w:t>
       </w:r>
-      <w:r>
-        <w:rPr>
-          <w:rFonts w:ascii="Calibri" w:hAnsi="Calibri"/>
-          <w:sz w:val="22"/>
-          <w:szCs w:val="22"/>
-          <w:rtl w:val="0"/>
-          <w:lang w:val="it-IT"/>
+      <w:proofErr w:type="spellEnd"/>
+      <w:r>
+        <w:rPr>
+          <w:rFonts w:ascii="Calibri" w:hAnsi="Calibri"/>
+          <w:sz w:val="22"/>
+          <w:szCs w:val="22"/>
         </w:rPr>
         <w:t xml:space="preserve"> per le password, delle email e la correttezza degli slot di prenotazione.</w:t>
       </w:r>
     </w:p>
     <w:p>
       <w:pPr>
-        <w:pStyle w:val="Di default"/>
+        <w:pStyle w:val="Didefault"/>
+        <w:suppressAutoHyphens/>
+        <w:spacing w:before="0" w:after="240" w:line="240" w:lineRule="auto"/>
+        <w:ind w:left="174"/>
+        <w:rPr>
+          <w:rFonts w:ascii="Calibri" w:hAnsi="Calibri"/>
+          <w:sz w:val="22"/>
+          <w:szCs w:val="22"/>
+        </w:rPr>
+      </w:pPr>
+    </w:p>
+    <w:p>
+      <w:pPr>
+        <w:pStyle w:val="Paragrafoelenco"/>
+        <w:numPr>
+          <w:ilvl w:val="0"/>
+          <w:numId w:val="4"/>
+        </w:numPr>
+        <w:spacing w:before="240"/>
+      </w:pPr>
+      <w:r>
+        <w:t>Divisone di classi complesse in metodi:</w:t>
+      </w:r>
+      <w:r>
+        <w:br/>
+      </w:r>
+      <w:r>
+        <w:rPr>
+          <w:lang w:val="en-US"/>
+        </w:rPr>
+        <w:t>I m</w:t>
+      </w:r>
+      <w:proofErr w:type="spellStart"/>
+      <w:r>
+        <w:t>etodi</w:t>
+      </w:r>
+      <w:proofErr w:type="spellEnd"/>
+      <w:r>
+        <w:t xml:space="preserve"> eccessivamente lunghi (specialmente nel salvataggio</w:t>
+      </w:r>
+      <w:r>
+        <w:rPr>
+          <w:lang w:val="en-US"/>
+        </w:rPr>
+        <w:t xml:space="preserve"> </w:t>
+      </w:r>
+      <w:proofErr w:type="spellStart"/>
+      <w:r>
+        <w:rPr>
+          <w:lang w:val="en-US"/>
+        </w:rPr>
+        <w:t>dei</w:t>
+      </w:r>
+      <w:proofErr w:type="spellEnd"/>
+      <w:r>
+        <w:t xml:space="preserve"> dati asincrono) sono stati suddivisi in sotto-metodi privati. Ad esempio, in </w:t>
+      </w:r>
+      <w:proofErr w:type="spellStart"/>
+      <w:r>
+        <w:t>UtentiService</w:t>
+      </w:r>
+      <w:proofErr w:type="spellEnd"/>
+      <w:r>
+        <w:t xml:space="preserve">, la logica di registrazione è stata separata dalla logica di invio email di benvenuto tramite l'uso di </w:t>
+      </w:r>
+      <w:proofErr w:type="spellStart"/>
+      <w:r>
+        <w:t>CompletableFuture</w:t>
+      </w:r>
+      <w:proofErr w:type="spellEnd"/>
+      <w:r>
+        <w:t>.</w:t>
+      </w:r>
+    </w:p>
+    <w:p>
+      <w:pPr>
+        <w:spacing w:before="240"/>
+      </w:pPr>
+    </w:p>
+    <w:p>
+      <w:pPr>
+        <w:pStyle w:val="Paragrafoelenco"/>
+        <w:numPr>
+          <w:ilvl w:val="0"/>
+          <w:numId w:val="4"/>
+        </w:numPr>
+        <w:spacing w:before="240"/>
+      </w:pPr>
+      <w:r>
+        <w:t xml:space="preserve">Divisione precisa tra parte java e parte CSS: </w:t>
+      </w:r>
+      <w:r>
+        <w:br/>
+        <w:t>La gestione dello stile è stata delegata a</w:t>
+      </w:r>
+      <w:r>
+        <w:rPr>
+          <w:lang w:val="en-US"/>
+        </w:rPr>
+        <w:t>l</w:t>
+      </w:r>
+      <w:r>
+        <w:t xml:space="preserve"> file CSS esterni o annotazioni @CssImport, evitando di definire stili "</w:t>
+      </w:r>
+      <w:proofErr w:type="spellStart"/>
+      <w:r>
+        <w:t>inline</w:t>
+      </w:r>
+      <w:proofErr w:type="spellEnd"/>
+      <w:r>
+        <w:t>" all'interno delle classi Java</w:t>
+      </w:r>
+      <w:r>
+        <w:rPr>
+          <w:lang w:val="en-US"/>
+        </w:rPr>
+        <w:t xml:space="preserve">. In </w:t>
+      </w:r>
+      <w:proofErr w:type="spellStart"/>
+      <w:r>
+        <w:rPr>
+          <w:lang w:val="en-US"/>
+        </w:rPr>
+        <w:t>questo</w:t>
+      </w:r>
+      <w:proofErr w:type="spellEnd"/>
+      <w:r>
+        <w:rPr>
+          <w:lang w:val="en-US"/>
+        </w:rPr>
+        <w:t xml:space="preserve"> modo </w:t>
+      </w:r>
+      <w:proofErr w:type="spellStart"/>
+      <w:r>
+        <w:rPr>
+          <w:lang w:val="en-US"/>
+        </w:rPr>
+        <w:t>c’è</w:t>
+      </w:r>
+      <w:proofErr w:type="spellEnd"/>
+      <w:r>
+        <w:rPr>
+          <w:lang w:val="en-US"/>
+        </w:rPr>
+        <w:t xml:space="preserve"> </w:t>
+      </w:r>
+      <w:proofErr w:type="spellStart"/>
+      <w:r>
+        <w:rPr>
+          <w:lang w:val="en-US"/>
+        </w:rPr>
+        <w:t>stato</w:t>
+      </w:r>
+      <w:proofErr w:type="spellEnd"/>
+      <w:r>
+        <w:rPr>
+          <w:lang w:val="en-US"/>
+        </w:rPr>
+        <w:t xml:space="preserve"> un</w:t>
+      </w:r>
+      <w:r>
+        <w:t xml:space="preserve"> migliora</w:t>
+      </w:r>
+      <w:r>
+        <w:rPr>
+          <w:lang w:val="en-US"/>
+        </w:rPr>
+        <w:t xml:space="preserve">mento </w:t>
+      </w:r>
+      <w:proofErr w:type="spellStart"/>
+      <w:r>
+        <w:rPr>
+          <w:lang w:val="en-US"/>
+        </w:rPr>
+        <w:t>sia</w:t>
+      </w:r>
+      <w:proofErr w:type="spellEnd"/>
+      <w:r>
+        <w:rPr>
+          <w:lang w:val="en-US"/>
+        </w:rPr>
+        <w:t xml:space="preserve"> per la</w:t>
+      </w:r>
+      <w:r>
+        <w:t xml:space="preserve"> pulizia del codice </w:t>
+      </w:r>
+      <w:r>
+        <w:rPr>
+          <w:lang w:val="en-US"/>
+        </w:rPr>
+        <w:t xml:space="preserve">e </w:t>
+      </w:r>
+      <w:proofErr w:type="spellStart"/>
+      <w:r>
+        <w:rPr>
+          <w:lang w:val="en-US"/>
+        </w:rPr>
+        <w:t>sia</w:t>
+      </w:r>
+      <w:proofErr w:type="spellEnd"/>
+      <w:r>
+        <w:rPr>
+          <w:lang w:val="en-US"/>
+        </w:rPr>
+        <w:t xml:space="preserve"> per </w:t>
+      </w:r>
+      <w:r>
+        <w:t xml:space="preserve">la separazione dei compiti tra </w:t>
+      </w:r>
+      <w:proofErr w:type="spellStart"/>
+      <w:r>
+        <w:t>frontend</w:t>
+      </w:r>
+      <w:proofErr w:type="spellEnd"/>
+      <w:r>
+        <w:t xml:space="preserve"> e </w:t>
+      </w:r>
+      <w:proofErr w:type="spellStart"/>
+      <w:r>
+        <w:t>backend</w:t>
+      </w:r>
+      <w:proofErr w:type="spellEnd"/>
+      <w:r>
+        <w:t>.</w:t>
+      </w:r>
+    </w:p>
+    <w:p>
+      <w:pPr>
+        <w:pStyle w:val="Didefault"/>
         <w:tabs>
           <w:tab w:val="left" w:pos="720"/>
           <w:tab w:val="left" w:pos="1440"/>
@@ -1014,215 +1254,96 @@
           <w:tab w:val="left" w:pos="8640"/>
           <w:tab w:val="left" w:pos="9360"/>
         </w:tabs>
-        <w:suppressAutoHyphens w:val="1"/>
-        <w:spacing w:before="0" w:after="240" w:line="240" w:lineRule="auto"/>
-        <w:jc w:val="left"/>
-        <w:rPr>
-          <w:rFonts w:ascii="Times Roman" w:cs="Times Roman" w:hAnsi="Times Roman" w:eastAsia="Times Roman"/>
+        <w:suppressAutoHyphens/>
+        <w:spacing w:before="0" w:after="299" w:line="240" w:lineRule="auto"/>
+        <w:rPr>
+          <w:rFonts w:ascii="Times Roman" w:eastAsia="Times Roman" w:hAnsi="Times Roman" w:cs="Times Roman"/>
+          <w:b/>
+          <w:bCs/>
+          <w:sz w:val="36"/>
+          <w:szCs w:val="36"/>
         </w:rPr>
       </w:pPr>
     </w:p>
     <w:p>
       <w:pPr>
-        <w:pStyle w:val="Normal.0"/>
         <w:spacing w:before="240"/>
-      </w:pPr>
+        <w:rPr>
+          <w:i/>
+          <w:iCs/>
+          <w:u w:val="single"/>
+        </w:rPr>
+      </w:pPr>
+      <w:r>
+        <w:rPr>
+          <w:i/>
+          <w:iCs/>
+          <w:u w:val="single"/>
+        </w:rPr>
+        <w:t>Utilizzo di reverse engineering</w:t>
+      </w:r>
     </w:p>
     <w:p>
       <w:pPr>
-        <w:pStyle w:val="List Paragraph"/>
-        <w:numPr>
-          <w:ilvl w:val="0"/>
-          <w:numId w:val="4"/>
-        </w:numPr>
-        <w:spacing w:before="240"/>
-        <w:rPr>
-          <w:lang w:val="it-IT"/>
-        </w:rPr>
-      </w:pPr>
-      <w:r>
-        <w:rPr>
-          <w:rtl w:val="0"/>
-          <w:lang w:val="it-IT"/>
-        </w:rPr>
-        <w:t>Divisone di classi complesse in metodi:</w:t>
-      </w:r>
-      <w:r>
-        <w:br w:type="textWrapping"/>
-      </w:r>
-      <w:r>
-        <w:rPr>
-          <w:rtl w:val="0"/>
-          <w:lang w:val="en-US"/>
-        </w:rPr>
-        <w:t>I m</w:t>
-      </w:r>
-      <w:r>
-        <w:rPr>
-          <w:rtl w:val="0"/>
-          <w:lang w:val="it-IT"/>
-        </w:rPr>
-        <w:t>etodi eccessivamente lunghi (specialmente nel salvataggio</w:t>
-      </w:r>
-      <w:r>
-        <w:rPr>
-          <w:rtl w:val="0"/>
-          <w:lang w:val="en-US"/>
-        </w:rPr>
-        <w:t xml:space="preserve"> dei</w:t>
-      </w:r>
-      <w:r>
-        <w:rPr>
-          <w:rtl w:val="0"/>
-          <w:lang w:val="it-IT"/>
-        </w:rPr>
-        <w:t xml:space="preserve"> dati asincrono) sono stati suddivisi in sotto-metodi privati. Ad esempio, in UtentiService, la logica di registrazione </w:t>
-      </w:r>
-      <w:r>
-        <w:rPr>
-          <w:rtl w:val="0"/>
-          <w:lang w:val="it-IT"/>
-        </w:rPr>
-        <w:t xml:space="preserve">è </w:t>
-      </w:r>
-      <w:r>
-        <w:rPr>
-          <w:rtl w:val="0"/>
-          <w:lang w:val="it-IT"/>
-        </w:rPr>
-        <w:t>stata separata dalla logica di invio email di benvenuto tramite l'uso di CompletableFuture.</w:t>
+        <w:spacing w:after="0"/>
+        <w:jc w:val="both"/>
+      </w:pPr>
+      <w:r>
+        <w:t xml:space="preserve">Sebbene il progetto abbia seguito principalmente un approccio di </w:t>
+      </w:r>
+      <w:proofErr w:type="spellStart"/>
+      <w:r>
+        <w:t>forward</w:t>
+      </w:r>
+      <w:proofErr w:type="spellEnd"/>
+      <w:r>
+        <w:t xml:space="preserve"> engineering, durante la fase di realizzazione dei diagrammi è stata eseguita un’attività di reverse engineering.</w:t>
       </w:r>
     </w:p>
     <w:p>
       <w:pPr>
-        <w:pStyle w:val="Normal.0"/>
-        <w:spacing w:before="240"/>
-      </w:pPr>
+        <w:spacing w:after="0"/>
+        <w:jc w:val="both"/>
+      </w:pPr>
+      <w:r>
+        <w:t>L’obiettivo di questa fase è stato quello di aggiornare correttamente e coerentemente il digramma delle classi con il codice all’ultima versione, migliorando e rendendolo più attinente al codice stesso.</w:t>
+      </w:r>
     </w:p>
     <w:p>
       <w:pPr>
-        <w:pStyle w:val="List Paragraph"/>
-        <w:numPr>
-          <w:ilvl w:val="0"/>
-          <w:numId w:val="4"/>
-        </w:numPr>
-        <w:spacing w:before="240"/>
-        <w:rPr>
-          <w:lang w:val="it-IT"/>
-        </w:rPr>
-      </w:pPr>
-      <w:r>
-        <w:rPr>
-          <w:rtl w:val="0"/>
-          <w:lang w:val="it-IT"/>
-        </w:rPr>
-        <w:t>Divisione precisa tra parte java e parte CSS:</w:t>
-      </w:r>
-      <w:r>
-        <w:rPr>
-          <w:rtl w:val="0"/>
-          <w:lang w:val="it-IT"/>
-        </w:rPr>
-        <w:t xml:space="preserve"> </w:t>
-      </w:r>
-      <w:r>
-        <w:br w:type="textWrapping"/>
-      </w:r>
-      <w:r>
-        <w:rPr>
-          <w:rtl w:val="0"/>
-          <w:lang w:val="it-IT"/>
-        </w:rPr>
-        <w:t xml:space="preserve">La gestione dello stile </w:t>
-      </w:r>
-      <w:r>
-        <w:rPr>
-          <w:rtl w:val="0"/>
-          <w:lang w:val="it-IT"/>
-        </w:rPr>
-        <w:t xml:space="preserve">è </w:t>
-      </w:r>
-      <w:r>
-        <w:rPr>
-          <w:rtl w:val="0"/>
-          <w:lang w:val="it-IT"/>
-        </w:rPr>
-        <w:t>stata delegata a</w:t>
-      </w:r>
-      <w:r>
-        <w:rPr>
-          <w:rtl w:val="0"/>
-          <w:lang w:val="en-US"/>
-        </w:rPr>
-        <w:t>l</w:t>
-      </w:r>
-      <w:r>
-        <w:rPr>
-          <w:rtl w:val="0"/>
-          <w:lang w:val="it-IT"/>
-        </w:rPr>
-        <w:t xml:space="preserve"> file CSS esterni o annotazioni @CssImport, evitando di definire stili "inline" all'interno delle classi Java</w:t>
-      </w:r>
-      <w:r>
-        <w:rPr>
-          <w:rtl w:val="0"/>
-          <w:lang w:val="en-US"/>
-        </w:rPr>
-        <w:t>. In questo modo c</w:t>
-      </w:r>
-      <w:r>
-        <w:rPr>
-          <w:rtl w:val="0"/>
-          <w:lang w:val="en-US"/>
-        </w:rPr>
-        <w:t xml:space="preserve">’è </w:t>
-      </w:r>
-      <w:r>
-        <w:rPr>
-          <w:rtl w:val="0"/>
-          <w:lang w:val="en-US"/>
-        </w:rPr>
-        <w:t>stato un</w:t>
-      </w:r>
-      <w:r>
-        <w:rPr>
-          <w:rtl w:val="0"/>
-          <w:lang w:val="it-IT"/>
-        </w:rPr>
-        <w:t xml:space="preserve"> migliora</w:t>
-      </w:r>
-      <w:r>
-        <w:rPr>
-          <w:rtl w:val="0"/>
-          <w:lang w:val="en-US"/>
-        </w:rPr>
-        <w:t>mento sia per la</w:t>
-      </w:r>
-      <w:r>
-        <w:rPr>
-          <w:rtl w:val="0"/>
-          <w:lang w:val="it-IT"/>
-        </w:rPr>
-        <w:t xml:space="preserve"> pulizia del codice </w:t>
-      </w:r>
-      <w:r>
-        <w:rPr>
-          <w:rtl w:val="0"/>
-          <w:lang w:val="en-US"/>
-        </w:rPr>
-        <w:t xml:space="preserve">e sia per </w:t>
-      </w:r>
-      <w:r>
-        <w:rPr>
-          <w:rtl w:val="0"/>
-          <w:lang w:val="it-IT"/>
-        </w:rPr>
-        <w:t>la separazione dei compiti tra frontend e backend.</w:t>
+        <w:spacing w:after="0"/>
+        <w:jc w:val="both"/>
+      </w:pPr>
+      <w:r>
+        <w:t>In questo modo abbiamo ottenuto un diagramma molto più complesso, più ricco e più professionale</w:t>
+      </w:r>
+      <w:r>
+        <w:rPr>
+          <w:lang w:val="en-US"/>
+        </w:rPr>
+        <w:t>.</w:t>
       </w:r>
     </w:p>
     <w:p>
       <w:pPr>
-        <w:pStyle w:val="Di default"/>
+        <w:spacing w:after="0"/>
+        <w:jc w:val="both"/>
+      </w:pPr>
+    </w:p>
+    <w:p>
+      <w:pPr>
+        <w:spacing w:after="0"/>
+        <w:jc w:val="both"/>
+      </w:pPr>
+    </w:p>
+    <w:p>
+      <w:pPr>
+        <w:spacing w:before="240"/>
+      </w:pPr>
+    </w:p>
+    <w:p>
+      <w:pPr>
+        <w:pStyle w:val="Didefault"/>
         <w:tabs>
           <w:tab w:val="left" w:pos="720"/>
           <w:tab w:val="left" w:pos="1440"/>
@@ -1238,250 +1359,32 @@
           <w:tab w:val="left" w:pos="8640"/>
           <w:tab w:val="left" w:pos="9360"/>
         </w:tabs>
-        <w:suppressAutoHyphens w:val="1"/>
-        <w:spacing w:before="0" w:after="299" w:line="240" w:lineRule="auto"/>
-        <w:rPr>
-          <w:rFonts w:ascii="Times Roman" w:cs="Times Roman" w:hAnsi="Times Roman" w:eastAsia="Times Roman"/>
-          <w:b w:val="1"/>
-          <w:bCs w:val="1"/>
-          <w:sz w:val="36"/>
-          <w:szCs w:val="36"/>
-        </w:rPr>
-      </w:pPr>
+        <w:suppressAutoHyphens/>
+        <w:spacing w:before="0" w:line="240" w:lineRule="auto"/>
+        <w:rPr>
+          <w:rFonts w:ascii="Calibri" w:eastAsia="Calibri" w:hAnsi="Calibri" w:cs="Calibri"/>
+          <w:i/>
+          <w:iCs/>
+          <w:sz w:val="22"/>
+          <w:szCs w:val="22"/>
+          <w:u w:val="single"/>
+        </w:rPr>
+      </w:pPr>
+      <w:r>
+        <w:rPr>
+          <w:rFonts w:ascii="Calibri" w:hAnsi="Calibri"/>
+          <w:i/>
+          <w:iCs/>
+          <w:sz w:val="22"/>
+          <w:szCs w:val="22"/>
+          <w:u w:val="single"/>
+        </w:rPr>
+        <w:t>Gestione delle Criticità</w:t>
+      </w:r>
     </w:p>
     <w:p>
       <w:pPr>
-        <w:pStyle w:val="Normal.0"/>
-        <w:spacing w:before="240"/>
-        <w:rPr>
-          <w:i w:val="1"/>
-          <w:iCs w:val="1"/>
-          <w:u w:val="single"/>
-        </w:rPr>
-      </w:pPr>
-      <w:r>
-        <w:rPr>
-          <w:i w:val="1"/>
-          <w:iCs w:val="1"/>
-          <w:u w:val="single"/>
-          <w:rtl w:val="0"/>
-          <w:lang w:val="it-IT"/>
-        </w:rPr>
-        <w:t>Utilizzo di reverse engineering</w:t>
-      </w:r>
-    </w:p>
-    <w:p>
-      <w:pPr>
-        <w:pStyle w:val="Normal.0"/>
-        <w:spacing w:after="0"/>
-        <w:jc w:val="both"/>
-      </w:pPr>
-      <w:r>
-        <w:rPr>
-          <w:rtl w:val="0"/>
-          <w:lang w:val="it-IT"/>
-        </w:rPr>
-        <w:t xml:space="preserve">Sebbene il progetto abbia seguito principalmente un approccio di forward engineering, durante la fase di realizzazione dei diagrammi </w:t>
-      </w:r>
-      <w:r>
-        <w:rPr>
-          <w:rtl w:val="0"/>
-          <w:lang w:val="it-IT"/>
-        </w:rPr>
-        <w:t xml:space="preserve">è </w:t>
-      </w:r>
-      <w:r>
-        <w:rPr>
-          <w:rtl w:val="0"/>
-          <w:lang w:val="it-IT"/>
-        </w:rPr>
-        <w:t>stata eseguita un</w:t>
-      </w:r>
-      <w:r>
-        <w:rPr>
-          <w:rtl w:val="0"/>
-          <w:lang w:val="it-IT"/>
-        </w:rPr>
-        <w:t>’</w:t>
-      </w:r>
-      <w:r>
-        <w:rPr>
-          <w:rtl w:val="0"/>
-          <w:lang w:val="it-IT"/>
-        </w:rPr>
-        <w:t>attivit</w:t>
-      </w:r>
-      <w:r>
-        <w:rPr>
-          <w:rtl w:val="0"/>
-          <w:lang w:val="it-IT"/>
-        </w:rPr>
-        <w:t xml:space="preserve">à </w:t>
-      </w:r>
-      <w:r>
-        <w:rPr>
-          <w:rtl w:val="0"/>
-          <w:lang w:val="it-IT"/>
-        </w:rPr>
-        <w:t>di reverse engineering.</w:t>
-      </w:r>
-    </w:p>
-    <w:p>
-      <w:pPr>
-        <w:pStyle w:val="Normal.0"/>
-        <w:spacing w:after="0"/>
-        <w:jc w:val="both"/>
-      </w:pPr>
-      <w:r>
-        <w:rPr>
-          <w:rtl w:val="0"/>
-          <w:lang w:val="it-IT"/>
-        </w:rPr>
-        <w:t>L</w:t>
-      </w:r>
-      <w:r>
-        <w:rPr>
-          <w:rtl w:val="0"/>
-          <w:lang w:val="it-IT"/>
-        </w:rPr>
-        <w:t>’</w:t>
-      </w:r>
-      <w:r>
-        <w:rPr>
-          <w:rtl w:val="0"/>
-          <w:lang w:val="it-IT"/>
-        </w:rPr>
-        <w:t xml:space="preserve">obiettivo di questa fase </w:t>
-      </w:r>
-      <w:r>
-        <w:rPr>
-          <w:rtl w:val="0"/>
-          <w:lang w:val="it-IT"/>
-        </w:rPr>
-        <w:t xml:space="preserve">è </w:t>
-      </w:r>
-      <w:r>
-        <w:rPr>
-          <w:rtl w:val="0"/>
-          <w:lang w:val="it-IT"/>
-        </w:rPr>
-        <w:t>stato quello di aggiornare correttamente e coerentemente il digramma delle classi con il codice all</w:t>
-      </w:r>
-      <w:r>
-        <w:rPr>
-          <w:rtl w:val="0"/>
-          <w:lang w:val="it-IT"/>
-        </w:rPr>
-        <w:t>’</w:t>
-      </w:r>
-      <w:r>
-        <w:rPr>
-          <w:rtl w:val="0"/>
-          <w:lang w:val="it-IT"/>
-        </w:rPr>
-        <w:t>ultima versione, migliorando e rendendolo pi</w:t>
-      </w:r>
-      <w:r>
-        <w:rPr>
-          <w:rtl w:val="0"/>
-          <w:lang w:val="it-IT"/>
-        </w:rPr>
-        <w:t xml:space="preserve">ù </w:t>
-      </w:r>
-      <w:r>
-        <w:rPr>
-          <w:rtl w:val="0"/>
-          <w:lang w:val="it-IT"/>
-        </w:rPr>
-        <w:t>attinente al codice stesso.</w:t>
-      </w:r>
-    </w:p>
-    <w:p>
-      <w:pPr>
-        <w:pStyle w:val="Normal.0"/>
-        <w:spacing w:after="0"/>
-        <w:jc w:val="both"/>
-      </w:pPr>
-      <w:r>
-        <w:rPr>
-          <w:rtl w:val="0"/>
-          <w:lang w:val="it-IT"/>
-        </w:rPr>
-        <w:t>In questo modo abbiamo ottenuto un diagramma molto pi</w:t>
-      </w:r>
-      <w:r>
-        <w:rPr>
-          <w:rtl w:val="0"/>
-          <w:lang w:val="it-IT"/>
-        </w:rPr>
-        <w:t xml:space="preserve">ù </w:t>
-      </w:r>
-      <w:r>
-        <w:rPr>
-          <w:rtl w:val="0"/>
-          <w:lang w:val="it-IT"/>
-        </w:rPr>
-        <w:t>complesso, pi</w:t>
-      </w:r>
-      <w:r>
-        <w:rPr>
-          <w:rtl w:val="0"/>
-          <w:lang w:val="it-IT"/>
-        </w:rPr>
-        <w:t xml:space="preserve">ù </w:t>
-      </w:r>
-      <w:r>
-        <w:rPr>
-          <w:rtl w:val="0"/>
-          <w:lang w:val="it-IT"/>
-        </w:rPr>
-        <w:t>ricco e pi</w:t>
-      </w:r>
-      <w:r>
-        <w:rPr>
-          <w:rtl w:val="0"/>
-          <w:lang w:val="it-IT"/>
-        </w:rPr>
-        <w:t xml:space="preserve">ù </w:t>
-      </w:r>
-      <w:r>
-        <w:rPr>
-          <w:rtl w:val="0"/>
-          <w:lang w:val="it-IT"/>
-        </w:rPr>
-        <w:t>professionale</w:t>
-      </w:r>
-      <w:r>
-        <w:rPr>
-          <w:rtl w:val="0"/>
-          <w:lang w:val="en-US"/>
-        </w:rPr>
-        <w:t>.</w:t>
-      </w:r>
-    </w:p>
-    <w:p>
-      <w:pPr>
-        <w:pStyle w:val="Normal.0"/>
-        <w:spacing w:after="0"/>
-        <w:jc w:val="both"/>
-      </w:pPr>
-    </w:p>
-    <w:p>
-      <w:pPr>
-        <w:pStyle w:val="Normal.0"/>
-        <w:spacing w:after="0"/>
-        <w:jc w:val="both"/>
-      </w:pPr>
-    </w:p>
-    <w:p>
-      <w:pPr>
-        <w:pStyle w:val="Normal.0"/>
-        <w:spacing w:before="240"/>
-      </w:pPr>
-    </w:p>
-    <w:p>
-      <w:pPr>
-        <w:pStyle w:val="Di default"/>
+        <w:pStyle w:val="Didefault"/>
         <w:tabs>
           <w:tab w:val="left" w:pos="720"/>
           <w:tab w:val="left" w:pos="1440"/>
@@ -1497,46 +1400,21 @@
           <w:tab w:val="left" w:pos="8640"/>
           <w:tab w:val="left" w:pos="9360"/>
         </w:tabs>
-        <w:suppressAutoHyphens w:val="1"/>
+        <w:suppressAutoHyphens/>
         <w:spacing w:before="0" w:line="240" w:lineRule="auto"/>
         <w:rPr>
-          <w:rFonts w:ascii="Calibri" w:cs="Calibri" w:hAnsi="Calibri" w:eastAsia="Calibri"/>
-          <w:i w:val="1"/>
-          <w:iCs w:val="1"/>
+          <w:rFonts w:ascii="Calibri" w:eastAsia="Calibri" w:hAnsi="Calibri" w:cs="Calibri"/>
+          <w:i/>
+          <w:iCs/>
           <w:sz w:val="22"/>
           <w:szCs w:val="22"/>
           <w:u w:val="single"/>
         </w:rPr>
       </w:pPr>
-      <w:r>
-        <w:rPr>
-          <w:rFonts w:ascii="Calibri" w:hAnsi="Calibri"/>
-          <w:i w:val="1"/>
-          <w:iCs w:val="1"/>
-          <w:sz w:val="22"/>
-          <w:szCs w:val="22"/>
-          <w:u w:val="single"/>
-          <w:rtl w:val="0"/>
-          <w:lang w:val="it-IT"/>
-        </w:rPr>
-        <w:t>Gestione delle Criticit</w:t>
-      </w:r>
-      <w:r>
-        <w:rPr>
-          <w:rFonts w:ascii="Calibri" w:hAnsi="Calibri" w:hint="default"/>
-          <w:i w:val="1"/>
-          <w:iCs w:val="1"/>
-          <w:sz w:val="22"/>
-          <w:szCs w:val="22"/>
-          <w:u w:val="single"/>
-          <w:rtl w:val="0"/>
-        </w:rPr>
-        <w:t>à</w:t>
-      </w:r>
     </w:p>
     <w:p>
       <w:pPr>
-        <w:pStyle w:val="Di default"/>
+        <w:pStyle w:val="Didefault"/>
         <w:tabs>
           <w:tab w:val="left" w:pos="720"/>
           <w:tab w:val="left" w:pos="1440"/>
@@ -1552,168 +1430,475 @@
           <w:tab w:val="left" w:pos="8640"/>
           <w:tab w:val="left" w:pos="9360"/>
         </w:tabs>
-        <w:suppressAutoHyphens w:val="1"/>
-        <w:spacing w:before="0" w:line="240" w:lineRule="auto"/>
-        <w:rPr>
-          <w:rFonts w:ascii="Calibri" w:cs="Calibri" w:hAnsi="Calibri" w:eastAsia="Calibri"/>
-          <w:i w:val="1"/>
-          <w:iCs w:val="1"/>
-          <w:sz w:val="22"/>
-          <w:szCs w:val="22"/>
-          <w:u w:val="single"/>
-        </w:rPr>
-      </w:pPr>
+        <w:suppressAutoHyphens/>
+        <w:spacing w:before="0" w:after="240" w:line="240" w:lineRule="auto"/>
+        <w:rPr>
+          <w:rFonts w:ascii="Calibri" w:eastAsia="Calibri" w:hAnsi="Calibri" w:cs="Calibri"/>
+          <w:sz w:val="22"/>
+          <w:szCs w:val="22"/>
+        </w:rPr>
+      </w:pPr>
+      <w:r>
+        <w:rPr>
+          <w:rFonts w:ascii="Calibri" w:hAnsi="Calibri"/>
+          <w:sz w:val="22"/>
+          <w:szCs w:val="22"/>
+        </w:rPr>
+        <w:t>Il sistema è stato aggiornato per risolvere problemi di sincronizzazione e concorrenza</w:t>
+      </w:r>
+      <w:r>
+        <w:rPr>
+          <w:rFonts w:ascii="Calibri" w:hAnsi="Calibri"/>
+          <w:sz w:val="22"/>
+          <w:szCs w:val="22"/>
+          <w:lang w:val="en-US"/>
+        </w:rPr>
+        <w:t xml:space="preserve"> del database. Con </w:t>
+      </w:r>
+      <w:proofErr w:type="spellStart"/>
+      <w:r>
+        <w:rPr>
+          <w:rFonts w:ascii="Calibri" w:hAnsi="Calibri"/>
+          <w:sz w:val="22"/>
+          <w:szCs w:val="22"/>
+          <w:lang w:val="en-US"/>
+        </w:rPr>
+        <w:t>l’implementazione</w:t>
+      </w:r>
+      <w:proofErr w:type="spellEnd"/>
+      <w:r>
+        <w:rPr>
+          <w:rFonts w:ascii="Calibri" w:hAnsi="Calibri"/>
+          <w:sz w:val="22"/>
+          <w:szCs w:val="22"/>
+          <w:lang w:val="en-US"/>
+        </w:rPr>
+        <w:t xml:space="preserve"> di </w:t>
+      </w:r>
+      <w:proofErr w:type="spellStart"/>
+      <w:r>
+        <w:rPr>
+          <w:rFonts w:ascii="Calibri" w:hAnsi="Calibri"/>
+          <w:sz w:val="22"/>
+          <w:szCs w:val="22"/>
+          <w:lang w:val="en-US"/>
+        </w:rPr>
+        <w:t>controlli</w:t>
+      </w:r>
+      <w:proofErr w:type="spellEnd"/>
+      <w:r>
+        <w:rPr>
+          <w:rFonts w:ascii="Calibri" w:hAnsi="Calibri"/>
+          <w:sz w:val="22"/>
+          <w:szCs w:val="22"/>
+          <w:lang w:val="en-US"/>
+        </w:rPr>
+        <w:t xml:space="preserve"> per </w:t>
+      </w:r>
+      <w:proofErr w:type="spellStart"/>
+      <w:r>
+        <w:rPr>
+          <w:rFonts w:ascii="Calibri" w:hAnsi="Calibri"/>
+          <w:sz w:val="22"/>
+          <w:szCs w:val="22"/>
+          <w:lang w:val="en-US"/>
+        </w:rPr>
+        <w:t>gli</w:t>
+      </w:r>
+      <w:proofErr w:type="spellEnd"/>
+      <w:r>
+        <w:rPr>
+          <w:rFonts w:ascii="Calibri" w:hAnsi="Calibri"/>
+          <w:sz w:val="22"/>
+          <w:szCs w:val="22"/>
+          <w:lang w:val="en-US"/>
+        </w:rPr>
+        <w:t xml:space="preserve"> </w:t>
+      </w:r>
+      <w:proofErr w:type="spellStart"/>
+      <w:r>
+        <w:rPr>
+          <w:rFonts w:ascii="Calibri" w:hAnsi="Calibri"/>
+          <w:sz w:val="22"/>
+          <w:szCs w:val="22"/>
+          <w:lang w:val="en-US"/>
+        </w:rPr>
+        <w:t>accessi</w:t>
+      </w:r>
+      <w:proofErr w:type="spellEnd"/>
+      <w:r>
+        <w:rPr>
+          <w:rFonts w:ascii="Calibri" w:hAnsi="Calibri"/>
+          <w:sz w:val="22"/>
+          <w:szCs w:val="22"/>
+          <w:lang w:val="en-US"/>
+        </w:rPr>
+        <w:t xml:space="preserve"> </w:t>
+      </w:r>
+      <w:proofErr w:type="spellStart"/>
+      <w:r>
+        <w:rPr>
+          <w:rFonts w:ascii="Calibri" w:hAnsi="Calibri"/>
+          <w:sz w:val="22"/>
+          <w:szCs w:val="22"/>
+          <w:lang w:val="en-US"/>
+        </w:rPr>
+        <w:t>simultanei</w:t>
+      </w:r>
+      <w:proofErr w:type="spellEnd"/>
+      <w:r>
+        <w:rPr>
+          <w:rFonts w:ascii="Calibri" w:hAnsi="Calibri"/>
+          <w:sz w:val="22"/>
+          <w:szCs w:val="22"/>
+          <w:lang w:val="en-US"/>
+        </w:rPr>
+        <w:t xml:space="preserve"> </w:t>
+      </w:r>
+      <w:proofErr w:type="spellStart"/>
+      <w:r>
+        <w:rPr>
+          <w:rFonts w:ascii="Calibri" w:hAnsi="Calibri"/>
+          <w:sz w:val="22"/>
+          <w:szCs w:val="22"/>
+          <w:lang w:val="en-US"/>
+        </w:rPr>
+        <w:t>si</w:t>
+      </w:r>
+      <w:proofErr w:type="spellEnd"/>
+      <w:r>
+        <w:rPr>
+          <w:rFonts w:ascii="Calibri" w:hAnsi="Calibri"/>
+          <w:sz w:val="22"/>
+          <w:szCs w:val="22"/>
+          <w:lang w:val="en-US"/>
+        </w:rPr>
+        <w:t xml:space="preserve"> è </w:t>
+      </w:r>
+      <w:proofErr w:type="spellStart"/>
+      <w:r>
+        <w:rPr>
+          <w:rFonts w:ascii="Calibri" w:hAnsi="Calibri"/>
+          <w:sz w:val="22"/>
+          <w:szCs w:val="22"/>
+          <w:lang w:val="en-US"/>
+        </w:rPr>
+        <w:t>riusciti</w:t>
+      </w:r>
+      <w:proofErr w:type="spellEnd"/>
+      <w:r>
+        <w:rPr>
+          <w:rFonts w:ascii="Calibri" w:hAnsi="Calibri"/>
+          <w:sz w:val="22"/>
+          <w:szCs w:val="22"/>
+          <w:lang w:val="en-US"/>
+        </w:rPr>
+        <w:t xml:space="preserve"> a </w:t>
+      </w:r>
+      <w:proofErr w:type="spellStart"/>
+      <w:r>
+        <w:rPr>
+          <w:rFonts w:ascii="Calibri" w:hAnsi="Calibri"/>
+          <w:sz w:val="22"/>
+          <w:szCs w:val="22"/>
+          <w:lang w:val="en-US"/>
+        </w:rPr>
+        <w:t>garantire</w:t>
+      </w:r>
+      <w:proofErr w:type="spellEnd"/>
+      <w:r>
+        <w:rPr>
+          <w:rFonts w:ascii="Calibri" w:hAnsi="Calibri"/>
+          <w:sz w:val="22"/>
+          <w:szCs w:val="22"/>
+          <w:lang w:val="en-US"/>
+        </w:rPr>
+        <w:t xml:space="preserve"> aggiornamenti </w:t>
+      </w:r>
+      <w:proofErr w:type="spellStart"/>
+      <w:r>
+        <w:rPr>
+          <w:rFonts w:ascii="Calibri" w:hAnsi="Calibri"/>
+          <w:sz w:val="22"/>
+          <w:szCs w:val="22"/>
+          <w:lang w:val="en-US"/>
+        </w:rPr>
+        <w:t>corretti</w:t>
+      </w:r>
+      <w:proofErr w:type="spellEnd"/>
+      <w:r>
+        <w:rPr>
+          <w:rFonts w:ascii="Calibri" w:hAnsi="Calibri"/>
+          <w:sz w:val="22"/>
+          <w:szCs w:val="22"/>
+          <w:lang w:val="en-US"/>
+        </w:rPr>
+        <w:t xml:space="preserve"> senza </w:t>
+      </w:r>
+      <w:proofErr w:type="spellStart"/>
+      <w:r>
+        <w:rPr>
+          <w:rFonts w:ascii="Calibri" w:hAnsi="Calibri"/>
+          <w:sz w:val="22"/>
+          <w:szCs w:val="22"/>
+          <w:lang w:val="en-US"/>
+        </w:rPr>
+        <w:t>conflitti</w:t>
+      </w:r>
+      <w:proofErr w:type="spellEnd"/>
+      <w:r>
+        <w:rPr>
+          <w:rFonts w:ascii="Calibri" w:hAnsi="Calibri"/>
+          <w:sz w:val="22"/>
+          <w:szCs w:val="22"/>
+          <w:lang w:val="en-US"/>
+        </w:rPr>
+        <w:t xml:space="preserve"> </w:t>
+      </w:r>
+      <w:proofErr w:type="spellStart"/>
+      <w:r>
+        <w:rPr>
+          <w:rFonts w:ascii="Calibri" w:hAnsi="Calibri"/>
+          <w:sz w:val="22"/>
+          <w:szCs w:val="22"/>
+          <w:lang w:val="en-US"/>
+        </w:rPr>
+        <w:t>tra</w:t>
+      </w:r>
+      <w:proofErr w:type="spellEnd"/>
+      <w:r>
+        <w:rPr>
+          <w:rFonts w:ascii="Calibri" w:hAnsi="Calibri"/>
+          <w:sz w:val="22"/>
+          <w:szCs w:val="22"/>
+          <w:lang w:val="en-US"/>
+        </w:rPr>
+        <w:t xml:space="preserve"> </w:t>
+      </w:r>
+      <w:proofErr w:type="spellStart"/>
+      <w:r>
+        <w:rPr>
+          <w:rFonts w:ascii="Calibri" w:hAnsi="Calibri"/>
+          <w:sz w:val="22"/>
+          <w:szCs w:val="22"/>
+          <w:lang w:val="en-US"/>
+        </w:rPr>
+        <w:t>utenti</w:t>
+      </w:r>
+      <w:proofErr w:type="spellEnd"/>
+      <w:r>
+        <w:rPr>
+          <w:rFonts w:ascii="Calibri" w:hAnsi="Calibri"/>
+          <w:sz w:val="22"/>
+          <w:szCs w:val="22"/>
+          <w:lang w:val="en-US"/>
+        </w:rPr>
+        <w:t xml:space="preserve"> </w:t>
+      </w:r>
+      <w:proofErr w:type="spellStart"/>
+      <w:r>
+        <w:rPr>
+          <w:rFonts w:ascii="Calibri" w:hAnsi="Calibri"/>
+          <w:sz w:val="22"/>
+          <w:szCs w:val="22"/>
+          <w:lang w:val="en-US"/>
+        </w:rPr>
+        <w:t>diversi</w:t>
+      </w:r>
+      <w:proofErr w:type="spellEnd"/>
+      <w:r>
+        <w:rPr>
+          <w:rFonts w:ascii="Calibri" w:hAnsi="Calibri"/>
+          <w:sz w:val="22"/>
+          <w:szCs w:val="22"/>
+          <w:lang w:val="en-US"/>
+        </w:rPr>
+        <w:t xml:space="preserve">. Un </w:t>
+      </w:r>
+      <w:proofErr w:type="spellStart"/>
+      <w:r>
+        <w:rPr>
+          <w:rFonts w:ascii="Calibri" w:hAnsi="Calibri"/>
+          <w:sz w:val="22"/>
+          <w:szCs w:val="22"/>
+          <w:lang w:val="en-US"/>
+        </w:rPr>
+        <w:t>esempio</w:t>
+      </w:r>
+      <w:proofErr w:type="spellEnd"/>
+      <w:r>
+        <w:rPr>
+          <w:rFonts w:ascii="Calibri" w:hAnsi="Calibri"/>
+          <w:sz w:val="22"/>
+          <w:szCs w:val="22"/>
+          <w:lang w:val="en-US"/>
+        </w:rPr>
+        <w:t xml:space="preserve"> è la </w:t>
+      </w:r>
+      <w:proofErr w:type="spellStart"/>
+      <w:r>
+        <w:rPr>
+          <w:rFonts w:ascii="Calibri" w:hAnsi="Calibri"/>
+          <w:sz w:val="22"/>
+          <w:szCs w:val="22"/>
+          <w:lang w:val="en-US"/>
+        </w:rPr>
+        <w:t>gestione</w:t>
+      </w:r>
+      <w:proofErr w:type="spellEnd"/>
+      <w:r>
+        <w:rPr>
+          <w:rFonts w:ascii="Calibri" w:hAnsi="Calibri"/>
+          <w:sz w:val="22"/>
+          <w:szCs w:val="22"/>
+          <w:lang w:val="en-US"/>
+        </w:rPr>
+        <w:t xml:space="preserve"> </w:t>
+      </w:r>
+      <w:proofErr w:type="spellStart"/>
+      <w:r>
+        <w:rPr>
+          <w:rFonts w:ascii="Calibri" w:hAnsi="Calibri"/>
+          <w:sz w:val="22"/>
+          <w:szCs w:val="22"/>
+          <w:lang w:val="en-US"/>
+        </w:rPr>
+        <w:t>dello</w:t>
+      </w:r>
+      <w:proofErr w:type="spellEnd"/>
+      <w:r>
+        <w:rPr>
+          <w:rFonts w:ascii="Calibri" w:hAnsi="Calibri"/>
+          <w:sz w:val="22"/>
+          <w:szCs w:val="22"/>
+          <w:lang w:val="en-US"/>
+        </w:rPr>
+        <w:t xml:space="preserve"> </w:t>
+      </w:r>
+      <w:proofErr w:type="spellStart"/>
+      <w:r>
+        <w:rPr>
+          <w:rFonts w:ascii="Calibri" w:hAnsi="Calibri"/>
+          <w:sz w:val="22"/>
+          <w:szCs w:val="22"/>
+          <w:lang w:val="en-US"/>
+        </w:rPr>
+        <w:t>stato</w:t>
+      </w:r>
+      <w:proofErr w:type="spellEnd"/>
+      <w:r>
+        <w:rPr>
+          <w:rFonts w:ascii="Calibri" w:hAnsi="Calibri"/>
+          <w:sz w:val="22"/>
+          <w:szCs w:val="22"/>
+          <w:lang w:val="en-US"/>
+        </w:rPr>
+        <w:t xml:space="preserve"> di </w:t>
+      </w:r>
+      <w:proofErr w:type="spellStart"/>
+      <w:r>
+        <w:rPr>
+          <w:rFonts w:ascii="Calibri" w:hAnsi="Calibri"/>
+          <w:sz w:val="22"/>
+          <w:szCs w:val="22"/>
+          <w:lang w:val="en-US"/>
+        </w:rPr>
+        <w:t>prenotazione</w:t>
+      </w:r>
+      <w:proofErr w:type="spellEnd"/>
+      <w:r>
+        <w:rPr>
+          <w:rFonts w:ascii="Calibri" w:hAnsi="Calibri"/>
+          <w:sz w:val="22"/>
+          <w:szCs w:val="22"/>
+          <w:lang w:val="en-US"/>
+        </w:rPr>
+        <w:t xml:space="preserve"> delle </w:t>
+      </w:r>
+      <w:proofErr w:type="spellStart"/>
+      <w:r>
+        <w:rPr>
+          <w:rFonts w:ascii="Calibri" w:hAnsi="Calibri"/>
+          <w:sz w:val="22"/>
+          <w:szCs w:val="22"/>
+          <w:lang w:val="en-US"/>
+        </w:rPr>
+        <w:t>colonnine</w:t>
+      </w:r>
+      <w:proofErr w:type="spellEnd"/>
+      <w:r>
+        <w:rPr>
+          <w:rFonts w:ascii="Calibri" w:hAnsi="Calibri"/>
+          <w:sz w:val="22"/>
+          <w:szCs w:val="22"/>
+          <w:lang w:val="en-US"/>
+        </w:rPr>
+        <w:t xml:space="preserve"> </w:t>
+      </w:r>
+      <w:proofErr w:type="spellStart"/>
+      <w:r>
+        <w:rPr>
+          <w:rFonts w:ascii="Calibri" w:hAnsi="Calibri"/>
+          <w:sz w:val="22"/>
+          <w:szCs w:val="22"/>
+          <w:lang w:val="en-US"/>
+        </w:rPr>
+        <w:t>elettriche</w:t>
+      </w:r>
+      <w:proofErr w:type="spellEnd"/>
+      <w:r>
+        <w:rPr>
+          <w:rFonts w:ascii="Calibri" w:hAnsi="Calibri"/>
+          <w:sz w:val="22"/>
+          <w:szCs w:val="22"/>
+          <w:lang w:val="en-US"/>
+        </w:rPr>
+        <w:t xml:space="preserve"> o lo </w:t>
+      </w:r>
+      <w:proofErr w:type="spellStart"/>
+      <w:r>
+        <w:rPr>
+          <w:rFonts w:ascii="Calibri" w:hAnsi="Calibri"/>
+          <w:sz w:val="22"/>
+          <w:szCs w:val="22"/>
+          <w:lang w:val="en-US"/>
+        </w:rPr>
+        <w:t>stato</w:t>
+      </w:r>
+      <w:proofErr w:type="spellEnd"/>
+      <w:r>
+        <w:rPr>
+          <w:rFonts w:ascii="Calibri" w:hAnsi="Calibri"/>
+          <w:sz w:val="22"/>
+          <w:szCs w:val="22"/>
+          <w:lang w:val="en-US"/>
+        </w:rPr>
+        <w:t xml:space="preserve"> di carica </w:t>
+      </w:r>
+      <w:proofErr w:type="spellStart"/>
+      <w:r>
+        <w:rPr>
+          <w:rFonts w:ascii="Calibri" w:hAnsi="Calibri"/>
+          <w:sz w:val="22"/>
+          <w:szCs w:val="22"/>
+          <w:lang w:val="en-US"/>
+        </w:rPr>
+        <w:t>dell’auto</w:t>
+      </w:r>
+      <w:proofErr w:type="spellEnd"/>
+      <w:r>
+        <w:rPr>
+          <w:rFonts w:ascii="Calibri" w:hAnsi="Calibri"/>
+          <w:sz w:val="22"/>
+          <w:szCs w:val="22"/>
+          <w:lang w:val="en-US"/>
+        </w:rPr>
+        <w:t>.</w:t>
+      </w:r>
     </w:p>
     <w:p>
       <w:pPr>
-        <w:pStyle w:val="Di default"/>
-        <w:tabs>
-          <w:tab w:val="left" w:pos="720"/>
-          <w:tab w:val="left" w:pos="1440"/>
-          <w:tab w:val="left" w:pos="2160"/>
-          <w:tab w:val="left" w:pos="2880"/>
-          <w:tab w:val="left" w:pos="3600"/>
-          <w:tab w:val="left" w:pos="4320"/>
-          <w:tab w:val="left" w:pos="5040"/>
-          <w:tab w:val="left" w:pos="5760"/>
-          <w:tab w:val="left" w:pos="6480"/>
-          <w:tab w:val="left" w:pos="7200"/>
-          <w:tab w:val="left" w:pos="7920"/>
-          <w:tab w:val="left" w:pos="8640"/>
-          <w:tab w:val="left" w:pos="9360"/>
-        </w:tabs>
-        <w:suppressAutoHyphens w:val="1"/>
-        <w:spacing w:before="0" w:after="240" w:line="240" w:lineRule="auto"/>
-        <w:rPr>
-          <w:rFonts w:ascii="Calibri" w:cs="Calibri" w:hAnsi="Calibri" w:eastAsia="Calibri"/>
-          <w:sz w:val="22"/>
-          <w:szCs w:val="22"/>
-        </w:rPr>
-      </w:pPr>
-      <w:r>
-        <w:rPr>
-          <w:rFonts w:ascii="Calibri" w:hAnsi="Calibri"/>
-          <w:sz w:val="22"/>
-          <w:szCs w:val="22"/>
-          <w:rtl w:val="0"/>
-          <w:lang w:val="it-IT"/>
-        </w:rPr>
-        <w:t xml:space="preserve">Il sistema </w:t>
-      </w:r>
-      <w:r>
-        <w:rPr>
-          <w:rFonts w:ascii="Calibri" w:hAnsi="Calibri" w:hint="default"/>
-          <w:sz w:val="22"/>
-          <w:szCs w:val="22"/>
-          <w:rtl w:val="0"/>
-          <w:lang w:val="it-IT"/>
-        </w:rPr>
-        <w:t xml:space="preserve">è </w:t>
-      </w:r>
-      <w:r>
-        <w:rPr>
-          <w:rFonts w:ascii="Calibri" w:hAnsi="Calibri"/>
-          <w:sz w:val="22"/>
-          <w:szCs w:val="22"/>
-          <w:rtl w:val="0"/>
-          <w:lang w:val="it-IT"/>
-        </w:rPr>
-        <w:t>stato aggiornato per risolvere problemi di sincronizzazione e concorrenza</w:t>
-      </w:r>
-      <w:r>
-        <w:rPr>
-          <w:rFonts w:ascii="Calibri" w:hAnsi="Calibri"/>
-          <w:sz w:val="22"/>
-          <w:szCs w:val="22"/>
-          <w:rtl w:val="0"/>
-          <w:lang w:val="en-US"/>
-        </w:rPr>
-        <w:t xml:space="preserve"> del database. Con l</w:t>
-      </w:r>
-      <w:r>
-        <w:rPr>
-          <w:rFonts w:ascii="Calibri" w:hAnsi="Calibri" w:hint="default"/>
-          <w:sz w:val="22"/>
-          <w:szCs w:val="22"/>
-          <w:rtl w:val="0"/>
-          <w:lang w:val="en-US"/>
-        </w:rPr>
-        <w:t>’</w:t>
-      </w:r>
-      <w:r>
-        <w:rPr>
-          <w:rFonts w:ascii="Calibri" w:hAnsi="Calibri"/>
-          <w:sz w:val="22"/>
-          <w:szCs w:val="22"/>
-          <w:rtl w:val="0"/>
-          <w:lang w:val="en-US"/>
-        </w:rPr>
-        <w:t xml:space="preserve">implementazione di controlli per gli accessi simultanei si </w:t>
-      </w:r>
-      <w:r>
-        <w:rPr>
-          <w:rFonts w:ascii="Calibri" w:hAnsi="Calibri" w:hint="default"/>
-          <w:sz w:val="22"/>
-          <w:szCs w:val="22"/>
-          <w:rtl w:val="0"/>
-          <w:lang w:val="en-US"/>
-        </w:rPr>
-        <w:t xml:space="preserve">è </w:t>
-      </w:r>
-      <w:r>
-        <w:rPr>
-          <w:rFonts w:ascii="Calibri" w:hAnsi="Calibri"/>
-          <w:sz w:val="22"/>
-          <w:szCs w:val="22"/>
-          <w:rtl w:val="0"/>
-          <w:lang w:val="en-US"/>
-        </w:rPr>
-        <w:t xml:space="preserve">riusciti a garantire aggiornamenti corretti senza conflitti tra utenti diversi. Un esempio </w:t>
-      </w:r>
-      <w:r>
-        <w:rPr>
-          <w:rFonts w:ascii="Calibri" w:hAnsi="Calibri" w:hint="default"/>
-          <w:sz w:val="22"/>
-          <w:szCs w:val="22"/>
-          <w:rtl w:val="0"/>
-          <w:lang w:val="en-US"/>
-        </w:rPr>
-        <w:t xml:space="preserve">è </w:t>
-      </w:r>
-      <w:r>
-        <w:rPr>
-          <w:rFonts w:ascii="Calibri" w:hAnsi="Calibri"/>
-          <w:sz w:val="22"/>
-          <w:szCs w:val="22"/>
-          <w:rtl w:val="0"/>
-          <w:lang w:val="en-US"/>
-        </w:rPr>
-        <w:t>la gestione dello stato di prenotazione delle colonnine elettriche o lo stato di carica dell</w:t>
-      </w:r>
-      <w:r>
-        <w:rPr>
-          <w:rFonts w:ascii="Calibri" w:hAnsi="Calibri" w:hint="default"/>
-          <w:sz w:val="22"/>
-          <w:szCs w:val="22"/>
-          <w:rtl w:val="0"/>
-          <w:lang w:val="en-US"/>
-        </w:rPr>
-        <w:t>’</w:t>
-      </w:r>
-      <w:r>
-        <w:rPr>
-          <w:rFonts w:ascii="Calibri" w:hAnsi="Calibri"/>
-          <w:sz w:val="22"/>
-          <w:szCs w:val="22"/>
-          <w:rtl w:val="0"/>
-          <w:lang w:val="en-US"/>
-        </w:rPr>
-        <w:t>auto.</w:t>
-      </w:r>
-    </w:p>
-    <w:p>
-      <w:pPr>
-        <w:pStyle w:val="Di default"/>
+        <w:pStyle w:val="Didefault"/>
         <w:tabs>
           <w:tab w:val="left" w:pos="220"/>
           <w:tab w:val="left" w:pos="720"/>
@@ -1730,12 +1915,11 @@
           <w:tab w:val="left" w:pos="8640"/>
           <w:tab w:val="left" w:pos="9360"/>
         </w:tabs>
-        <w:suppressAutoHyphens w:val="1"/>
+        <w:suppressAutoHyphens/>
         <w:spacing w:before="0" w:line="240" w:lineRule="auto"/>
         <w:ind w:left="720" w:hanging="720"/>
-        <w:jc w:val="left"/>
-        <w:rPr>
-          <w:rFonts w:ascii="Calibri" w:cs="Calibri" w:hAnsi="Calibri" w:eastAsia="Calibri"/>
+        <w:rPr>
+          <w:rFonts w:ascii="Calibri" w:eastAsia="Calibri" w:hAnsi="Calibri" w:cs="Calibri"/>
           <w:sz w:val="22"/>
           <w:szCs w:val="22"/>
         </w:rPr>
@@ -1743,65 +1927,714 @@
     </w:p>
     <w:p>
       <w:pPr>
-        <w:pStyle w:val="List Paragraph"/>
-      </w:pPr>
-      <w:r/>
+        <w:pStyle w:val="Paragrafoelenco"/>
+      </w:pPr>
     </w:p>
     <w:sectPr>
-      <w:headerReference w:type="default" r:id="rId4"/>
-      <w:footerReference w:type="default" r:id="rId5"/>
-      <w:pgSz w:w="11900" w:h="16840" w:orient="portrait"/>
-      <w:pgMar w:top="1417" w:right="1134" w:bottom="1134" w:left="1134" w:header="708" w:footer="708"/>
-      <w:bidi w:val="0"/>
+      <w:headerReference w:type="default" r:id="rId7"/>
+      <w:footerReference w:type="default" r:id="rId8"/>
+      <w:pgSz w:w="11900" w:h="16840"/>
+      <w:pgMar w:top="1417" w:right="1134" w:bottom="1134" w:left="1134" w:header="708" w:footer="708" w:gutter="0"/>
+      <w:cols w:space="720"/>
     </w:sectPr>
   </w:body>
 </w:document>
 </file>
 
+<file path=word/endnotes.xml><?xml version="1.0" encoding="utf-8"?>
+<w:endnotes xmlns:wpc="http://schemas.microsoft.com/office/word/2010/wordprocessingCanvas" xmlns:cx="http://schemas.microsoft.com/office/drawing/2014/chartex" xmlns:cx1="http://schemas.microsoft.com/office/drawing/2015/9/8/chartex" xmlns:cx2="http://schemas.microsoft.com/office/drawing/2015/10/21/chartex" xmlns:cx3="http://schemas.microsoft.com/office/drawing/2016/5/9/chartex" xmlns:cx4="http://schemas.microsoft.com/office/drawing/2016/5/10/chartex" xmlns:cx5="http://schemas.microsoft.com/office/drawing/2016/5/11/chartex" xmlns:cx6="http://schemas.microsoft.com/office/drawing/2016/5/12/chartex" xmlns:cx7="http://schemas.microsoft.com/office/drawing/2016/5/13/chartex" xmlns:cx8="http://schemas.microsoft.com/office/drawing/2016/5/14/chartex" xmlns:mc="http://schemas.openxmlformats.org/markup-compatibility/2006" xmlns:aink="http://schemas.microsoft.com/office/drawing/2016/ink" xmlns:am3d="http://schemas.microsoft.com/office/drawing/2017/model3d" xmlns:o="urn:schemas-microsoft-com:office:office" xmlns:oel="http://schemas.microsoft.com/office/2019/extlst" xmlns:r="http://schemas.openxmlformats.org/officeDocument/2006/relationships" xmlns:m="http://schemas.openxmlformats.org/officeDocument/2006/math" xmlns:v="urn:schemas-microsoft-com:vml" xmlns:wp14="http://schemas.microsoft.com/office/word/2010/wordprocessingDrawing" xmlns:wp="http://schemas.openxmlformats.org/drawingml/2006/wordprocessingDrawing" xmlns:w10="urn:schemas-microsoft-com:office:word" xmlns:w="http://schemas.openxmlformats.org/wordprocessingml/2006/main" xmlns:w14="http://schemas.microsoft.com/office/word/2010/wordml" xmlns:w15="http://schemas.microsoft.com/office/word/2012/wordml" xmlns:w16cex="http://schemas.microsoft.com/office/word/2018/wordml/cex" xmlns:w16cid="http://schemas.microsoft.com/office/word/2016/wordml/cid" xmlns:w16="http://schemas.microsoft.com/office/word/2018/wordml" xmlns:w16du="http://schemas.microsoft.com/office/word/2023/wordml/word16du" xmlns:w16sdtdh="http://schemas.microsoft.com/office/word/2020/wordml/sdtdatahash" xmlns:w16sdtfl="http://schemas.microsoft.com/office/word/2024/wordml/sdtformatlock" xmlns:w16se="http://schemas.microsoft.com/office/word/2015/wordml/symex" xmlns:wpg="http://schemas.microsoft.com/office/word/2010/wordprocessingGroup" xmlns:wpi="http://schemas.microsoft.com/office/word/2010/wordprocessingInk" xmlns:wne="http://schemas.microsoft.com/office/word/2006/wordml" xmlns:wps="http://schemas.microsoft.com/office/word/2010/wordprocessingShape" mc:Ignorable="w14 w15 w16se w16cid w16 w16cex w16sdtdh w16sdtfl w16du wp14">
+  <w:endnote w:type="separator" w:id="-1">
+    <w:p>
+      <w:pPr>
+        <w:spacing w:after="0" w:line="240" w:lineRule="auto"/>
+      </w:pPr>
+      <w:r>
+        <w:separator/>
+      </w:r>
+    </w:p>
+  </w:endnote>
+  <w:endnote w:type="continuationSeparator" w:id="0">
+    <w:p>
+      <w:pPr>
+        <w:spacing w:after="0" w:line="240" w:lineRule="auto"/>
+      </w:pPr>
+      <w:r>
+        <w:continuationSeparator/>
+      </w:r>
+    </w:p>
+  </w:endnote>
+</w:endnotes>
+</file>
+
 <file path=word/footer1.xml><?xml version="1.0" encoding="utf-8"?>
-<w:ftr xmlns:r="http://schemas.openxmlformats.org/officeDocument/2006/relationships" xmlns:wp="http://schemas.openxmlformats.org/drawingml/2006/wordprocessingDrawing" xmlns:w="http://schemas.openxmlformats.org/wordprocessingml/2006/main" xmlns:w10="urn:schemas-microsoft-com:office:word" xmlns:w14="http://schemas.microsoft.com/office/word/2010/wordml" xmlns:wps="http://schemas.microsoft.com/office/word/2010/wordprocessingShape" xmlns:wpg="http://schemas.microsoft.com/office/word/2010/wordprocessingGroup" xmlns:mc="http://schemas.openxmlformats.org/markup-compatibility/2006" xmlns:v="urn:schemas-microsoft-com:vml" xmlns:o="urn:schemas-microsoft-com:office:office" xmlns:m="http://schemas.openxmlformats.org/officeDocument/2006/math" mc:Ignorable="w14">
+<w:ftr xmlns:wpc="http://schemas.microsoft.com/office/word/2010/wordprocessingCanvas" xmlns:cx="http://schemas.microsoft.com/office/drawing/2014/chartex" xmlns:cx1="http://schemas.microsoft.com/office/drawing/2015/9/8/chartex" xmlns:cx2="http://schemas.microsoft.com/office/drawing/2015/10/21/chartex" xmlns:cx3="http://schemas.microsoft.com/office/drawing/2016/5/9/chartex" xmlns:cx4="http://schemas.microsoft.com/office/drawing/2016/5/10/chartex" xmlns:cx5="http://schemas.microsoft.com/office/drawing/2016/5/11/chartex" xmlns:cx6="http://schemas.microsoft.com/office/drawing/2016/5/12/chartex" xmlns:cx7="http://schemas.microsoft.com/office/drawing/2016/5/13/chartex" xmlns:cx8="http://schemas.microsoft.com/office/drawing/2016/5/14/chartex" xmlns:mc="http://schemas.openxmlformats.org/markup-compatibility/2006" xmlns:aink="http://schemas.microsoft.com/office/drawing/2016/ink" xmlns:am3d="http://schemas.microsoft.com/office/drawing/2017/model3d" xmlns:o="urn:schemas-microsoft-com:office:office" xmlns:oel="http://schemas.microsoft.com/office/2019/extlst" xmlns:r="http://schemas.openxmlformats.org/officeDocument/2006/relationships" xmlns:m="http://schemas.openxmlformats.org/officeDocument/2006/math" xmlns:v="urn:schemas-microsoft-com:vml" xmlns:wp14="http://schemas.microsoft.com/office/word/2010/wordprocessingDrawing" xmlns:wp="http://schemas.openxmlformats.org/drawingml/2006/wordprocessingDrawing" xmlns:w10="urn:schemas-microsoft-com:office:word" xmlns:w="http://schemas.openxmlformats.org/wordprocessingml/2006/main" xmlns:w14="http://schemas.microsoft.com/office/word/2010/wordml" xmlns:w15="http://schemas.microsoft.com/office/word/2012/wordml" xmlns:w16cex="http://schemas.microsoft.com/office/word/2018/wordml/cex" xmlns:w16cid="http://schemas.microsoft.com/office/word/2016/wordml/cid" xmlns:w16="http://schemas.microsoft.com/office/word/2018/wordml" xmlns:w16du="http://schemas.microsoft.com/office/word/2023/wordml/word16du" xmlns:w16sdtdh="http://schemas.microsoft.com/office/word/2020/wordml/sdtdatahash" xmlns:w16sdtfl="http://schemas.microsoft.com/office/word/2024/wordml/sdtformatlock" xmlns:w16se="http://schemas.microsoft.com/office/word/2015/wordml/symex" xmlns:wpg="http://schemas.microsoft.com/office/word/2010/wordprocessingGroup" xmlns:wpi="http://schemas.microsoft.com/office/word/2010/wordprocessingInk" xmlns:wne="http://schemas.microsoft.com/office/word/2006/wordml" xmlns:wps="http://schemas.microsoft.com/office/word/2010/wordprocessingShape" mc:Ignorable="w14 w15 w16se w16cid w16 w16cex w16sdtdh w16sdtfl w16du wp14">
   <w:p>
     <w:pPr>
-      <w:pStyle w:val="Intestazione e piè di pagina"/>
-      <w:bidi w:val="0"/>
+      <w:pStyle w:val="Intestazioneepidipagina"/>
     </w:pPr>
-    <w:r/>
   </w:p>
 </w:ftr>
 </file>
 
+<file path=word/footnotes.xml><?xml version="1.0" encoding="utf-8"?>
+<w:footnotes xmlns:wpc="http://schemas.microsoft.com/office/word/2010/wordprocessingCanvas" xmlns:cx="http://schemas.microsoft.com/office/drawing/2014/chartex" xmlns:cx1="http://schemas.microsoft.com/office/drawing/2015/9/8/chartex" xmlns:cx2="http://schemas.microsoft.com/office/drawing/2015/10/21/chartex" xmlns:cx3="http://schemas.microsoft.com/office/drawing/2016/5/9/chartex" xmlns:cx4="http://schemas.microsoft.com/office/drawing/2016/5/10/chartex" xmlns:cx5="http://schemas.microsoft.com/office/drawing/2016/5/11/chartex" xmlns:cx6="http://schemas.microsoft.com/office/drawing/2016/5/12/chartex" xmlns:cx7="http://schemas.microsoft.com/office/drawing/2016/5/13/chartex" xmlns:cx8="http://schemas.microsoft.com/office/drawing/2016/5/14/chartex" xmlns:mc="http://schemas.openxmlformats.org/markup-compatibility/2006" xmlns:aink="http://schemas.microsoft.com/office/drawing/2016/ink" xmlns:am3d="http://schemas.microsoft.com/office/drawing/2017/model3d" xmlns:o="urn:schemas-microsoft-com:office:office" xmlns:oel="http://schemas.microsoft.com/office/2019/extlst" xmlns:r="http://schemas.openxmlformats.org/officeDocument/2006/relationships" xmlns:m="http://schemas.openxmlformats.org/officeDocument/2006/math" xmlns:v="urn:schemas-microsoft-com:vml" xmlns:wp14="http://schemas.microsoft.com/office/word/2010/wordprocessingDrawing" xmlns:wp="http://schemas.openxmlformats.org/drawingml/2006/wordprocessingDrawing" xmlns:w10="urn:schemas-microsoft-com:office:word" xmlns:w="http://schemas.openxmlformats.org/wordprocessingml/2006/main" xmlns:w14="http://schemas.microsoft.com/office/word/2010/wordml" xmlns:w15="http://schemas.microsoft.com/office/word/2012/wordml" xmlns:w16cex="http://schemas.microsoft.com/office/word/2018/wordml/cex" xmlns:w16cid="http://schemas.microsoft.com/office/word/2016/wordml/cid" xmlns:w16="http://schemas.microsoft.com/office/word/2018/wordml" xmlns:w16du="http://schemas.microsoft.com/office/word/2023/wordml/word16du" xmlns:w16sdtdh="http://schemas.microsoft.com/office/word/2020/wordml/sdtdatahash" xmlns:w16sdtfl="http://schemas.microsoft.com/office/word/2024/wordml/sdtformatlock" xmlns:w16se="http://schemas.microsoft.com/office/word/2015/wordml/symex" xmlns:wpg="http://schemas.microsoft.com/office/word/2010/wordprocessingGroup" xmlns:wpi="http://schemas.microsoft.com/office/word/2010/wordprocessingInk" xmlns:wne="http://schemas.microsoft.com/office/word/2006/wordml" xmlns:wps="http://schemas.microsoft.com/office/word/2010/wordprocessingShape" mc:Ignorable="w14 w15 w16se w16cid w16 w16cex w16sdtdh w16sdtfl w16du wp14">
+  <w:footnote w:type="separator" w:id="-1">
+    <w:p>
+      <w:pPr>
+        <w:spacing w:after="0" w:line="240" w:lineRule="auto"/>
+      </w:pPr>
+      <w:r>
+        <w:separator/>
+      </w:r>
+    </w:p>
+  </w:footnote>
+  <w:footnote w:type="continuationSeparator" w:id="0">
+    <w:p>
+      <w:pPr>
+        <w:spacing w:after="0" w:line="240" w:lineRule="auto"/>
+      </w:pPr>
+      <w:r>
+        <w:continuationSeparator/>
+      </w:r>
+    </w:p>
+  </w:footnote>
+</w:footnotes>
+</file>
+
 <file path=word/header1.xml><?xml version="1.0" encoding="utf-8"?>
-<w:hdr xmlns:r="http://schemas.openxmlformats.org/officeDocument/2006/relationships" xmlns:wp="http://schemas.openxmlformats.org/drawingml/2006/wordprocessingDrawing" xmlns:w="http://schemas.openxmlformats.org/wordprocessingml/2006/main" xmlns:w10="urn:schemas-microsoft-com:office:word" xmlns:w14="http://schemas.microsoft.com/office/word/2010/wordml" xmlns:wps="http://schemas.microsoft.com/office/word/2010/wordprocessingShape" xmlns:wpg="http://schemas.microsoft.com/office/word/2010/wordprocessingGroup" xmlns:mc="http://schemas.openxmlformats.org/markup-compatibility/2006" xmlns:v="urn:schemas-microsoft-com:vml" xmlns:o="urn:schemas-microsoft-com:office:office" xmlns:m="http://schemas.openxmlformats.org/officeDocument/2006/math" mc:Ignorable="w14">
+<w:hdr xmlns:wpc="http://schemas.microsoft.com/office/word/2010/wordprocessingCanvas" xmlns:cx="http://schemas.microsoft.com/office/drawing/2014/chartex" xmlns:cx1="http://schemas.microsoft.com/office/drawing/2015/9/8/chartex" xmlns:cx2="http://schemas.microsoft.com/office/drawing/2015/10/21/chartex" xmlns:cx3="http://schemas.microsoft.com/office/drawing/2016/5/9/chartex" xmlns:cx4="http://schemas.microsoft.com/office/drawing/2016/5/10/chartex" xmlns:cx5="http://schemas.microsoft.com/office/drawing/2016/5/11/chartex" xmlns:cx6="http://schemas.microsoft.com/office/drawing/2016/5/12/chartex" xmlns:cx7="http://schemas.microsoft.com/office/drawing/2016/5/13/chartex" xmlns:cx8="http://schemas.microsoft.com/office/drawing/2016/5/14/chartex" xmlns:mc="http://schemas.openxmlformats.org/markup-compatibility/2006" xmlns:aink="http://schemas.microsoft.com/office/drawing/2016/ink" xmlns:am3d="http://schemas.microsoft.com/office/drawing/2017/model3d" xmlns:o="urn:schemas-microsoft-com:office:office" xmlns:oel="http://schemas.microsoft.com/office/2019/extlst" xmlns:r="http://schemas.openxmlformats.org/officeDocument/2006/relationships" xmlns:m="http://schemas.openxmlformats.org/officeDocument/2006/math" xmlns:v="urn:schemas-microsoft-com:vml" xmlns:wp14="http://schemas.microsoft.com/office/word/2010/wordprocessingDrawing" xmlns:wp="http://schemas.openxmlformats.org/drawingml/2006/wordprocessingDrawing" xmlns:w10="urn:schemas-microsoft-com:office:word" xmlns:w="http://schemas.openxmlformats.org/wordprocessingml/2006/main" xmlns:w14="http://schemas.microsoft.com/office/word/2010/wordml" xmlns:w15="http://schemas.microsoft.com/office/word/2012/wordml" xmlns:w16cex="http://schemas.microsoft.com/office/word/2018/wordml/cex" xmlns:w16cid="http://schemas.microsoft.com/office/word/2016/wordml/cid" xmlns:w16="http://schemas.microsoft.com/office/word/2018/wordml" xmlns:w16du="http://schemas.microsoft.com/office/word/2023/wordml/word16du" xmlns:w16sdtdh="http://schemas.microsoft.com/office/word/2020/wordml/sdtdatahash" xmlns:w16sdtfl="http://schemas.microsoft.com/office/word/2024/wordml/sdtformatlock" xmlns:w16se="http://schemas.microsoft.com/office/word/2015/wordml/symex" xmlns:wpg="http://schemas.microsoft.com/office/word/2010/wordprocessingGroup" xmlns:wpi="http://schemas.microsoft.com/office/word/2010/wordprocessingInk" xmlns:wne="http://schemas.microsoft.com/office/word/2006/wordml" xmlns:wps="http://schemas.microsoft.com/office/word/2010/wordprocessingShape" mc:Ignorable="w14 w15 w16se w16cid w16 w16cex w16sdtdh w16sdtfl w16du wp14">
   <w:p>
     <w:pPr>
-      <w:pStyle w:val="Intestazione e piè di pagina"/>
-      <w:bidi w:val="0"/>
+      <w:pStyle w:val="Intestazioneepidipagina"/>
     </w:pPr>
-    <w:r/>
   </w:p>
 </w:hdr>
 </file>
 
 <file path=word/numbering.xml><?xml version="1.0" encoding="utf-8"?>
-<w:numbering xmlns:w="http://schemas.openxmlformats.org/wordprocessingml/2006/main" xmlns:wp="http://schemas.openxmlformats.org/drawingml/2006/wordprocessingDrawing" xmlns:w14="http://schemas.microsoft.com/office/word/2010/wordml" xmlns:r="http://schemas.openxmlformats.org/officeDocument/2006/relationships" xmlns:v="urn:schemas-microsoft-com:vml" xmlns:o="urn:schemas-microsoft-com:office:office">
-  <w:abstractNum w:abstractNumId="0">
+<w:numbering xmlns:wpc="http://schemas.microsoft.com/office/word/2010/wordprocessingCanvas" xmlns:cx="http://schemas.microsoft.com/office/drawing/2014/chartex" xmlns:cx1="http://schemas.microsoft.com/office/drawing/2015/9/8/chartex" xmlns:cx2="http://schemas.microsoft.com/office/drawing/2015/10/21/chartex" xmlns:cx3="http://schemas.microsoft.com/office/drawing/2016/5/9/chartex" xmlns:cx4="http://schemas.microsoft.com/office/drawing/2016/5/10/chartex" xmlns:cx5="http://schemas.microsoft.com/office/drawing/2016/5/11/chartex" xmlns:cx6="http://schemas.microsoft.com/office/drawing/2016/5/12/chartex" xmlns:cx7="http://schemas.microsoft.com/office/drawing/2016/5/13/chartex" xmlns:cx8="http://schemas.microsoft.com/office/drawing/2016/5/14/chartex" xmlns:mc="http://schemas.openxmlformats.org/markup-compatibility/2006" xmlns:aink="http://schemas.microsoft.com/office/drawing/2016/ink" xmlns:am3d="http://schemas.microsoft.com/office/drawing/2017/model3d" xmlns:o="urn:schemas-microsoft-com:office:office" xmlns:oel="http://schemas.microsoft.com/office/2019/extlst" xmlns:r="http://schemas.openxmlformats.org/officeDocument/2006/relationships" xmlns:m="http://schemas.openxmlformats.org/officeDocument/2006/math" xmlns:v="urn:schemas-microsoft-com:vml" xmlns:wp14="http://schemas.microsoft.com/office/word/2010/wordprocessingDrawing" xmlns:wp="http://schemas.openxmlformats.org/drawingml/2006/wordprocessingDrawing" xmlns:w10="urn:schemas-microsoft-com:office:word" xmlns:w="http://schemas.openxmlformats.org/wordprocessingml/2006/main" xmlns:w14="http://schemas.microsoft.com/office/word/2010/wordml" xmlns:w15="http://schemas.microsoft.com/office/word/2012/wordml" xmlns:w16cex="http://schemas.microsoft.com/office/word/2018/wordml/cex" xmlns:w16cid="http://schemas.microsoft.com/office/word/2016/wordml/cid" xmlns:w16="http://schemas.microsoft.com/office/word/2018/wordml" xmlns:w16du="http://schemas.microsoft.com/office/word/2023/wordml/word16du" xmlns:w16sdtdh="http://schemas.microsoft.com/office/word/2020/wordml/sdtdatahash" xmlns:w16sdtfl="http://schemas.microsoft.com/office/word/2024/wordml/sdtformatlock" xmlns:w16se="http://schemas.microsoft.com/office/word/2015/wordml/symex" xmlns:wpg="http://schemas.microsoft.com/office/word/2010/wordprocessingGroup" xmlns:wpi="http://schemas.microsoft.com/office/word/2010/wordprocessingInk" xmlns:wne="http://schemas.microsoft.com/office/word/2006/wordml" xmlns:wps="http://schemas.microsoft.com/office/word/2010/wordprocessingShape" mc:Ignorable="w14 w15 w16se w16cid w16 w16cex w16sdtdh w16sdtfl w16du wp14">
+  <w:abstractNum w:abstractNumId="0" w15:restartNumberingAfterBreak="0">
+    <w:nsid w:val="022F78E0"/>
     <w:multiLevelType w:val="hybridMultilevel"/>
-    <w:numStyleLink w:val="Stile importato 1"/>
+    <w:tmpl w:val="FC60B37C"/>
+    <w:styleLink w:val="Stileimportato2"/>
+    <w:lvl w:ilvl="0" w:tplc="4B50BF68">
+      <w:start w:val="1"/>
+      <w:numFmt w:val="decimal"/>
+      <w:lvlText w:val="%1."/>
+      <w:lvlJc w:val="left"/>
+      <w:pPr>
+        <w:ind w:left="720" w:hanging="360"/>
+      </w:pPr>
+      <w:rPr>
+        <w:rFonts w:hAnsi="Arial Unicode MS"/>
+        <w:caps w:val="0"/>
+        <w:smallCaps w:val="0"/>
+        <w:strike w:val="0"/>
+        <w:dstrike w:val="0"/>
+        <w:outline w:val="0"/>
+        <w:emboss w:val="0"/>
+        <w:imprint w:val="0"/>
+        <w:spacing w:val="0"/>
+        <w:w w:val="100"/>
+        <w:kern w:val="0"/>
+        <w:position w:val="0"/>
+        <w:highlight w:val="none"/>
+        <w:vertAlign w:val="baseline"/>
+      </w:rPr>
+    </w:lvl>
+    <w:lvl w:ilvl="1" w:tplc="74FC7D2A">
+      <w:start w:val="1"/>
+      <w:numFmt w:val="lowerLetter"/>
+      <w:lvlText w:val="%2."/>
+      <w:lvlJc w:val="left"/>
+      <w:pPr>
+        <w:ind w:left="1440" w:hanging="360"/>
+      </w:pPr>
+      <w:rPr>
+        <w:rFonts w:hAnsi="Arial Unicode MS"/>
+        <w:caps w:val="0"/>
+        <w:smallCaps w:val="0"/>
+        <w:strike w:val="0"/>
+        <w:dstrike w:val="0"/>
+        <w:outline w:val="0"/>
+        <w:emboss w:val="0"/>
+        <w:imprint w:val="0"/>
+        <w:spacing w:val="0"/>
+        <w:w w:val="100"/>
+        <w:kern w:val="0"/>
+        <w:position w:val="0"/>
+        <w:highlight w:val="none"/>
+        <w:vertAlign w:val="baseline"/>
+      </w:rPr>
+    </w:lvl>
+    <w:lvl w:ilvl="2" w:tplc="528C514A">
+      <w:start w:val="1"/>
+      <w:numFmt w:val="lowerRoman"/>
+      <w:lvlText w:val="%3."/>
+      <w:lvlJc w:val="left"/>
+      <w:pPr>
+        <w:ind w:left="2160" w:hanging="292"/>
+      </w:pPr>
+      <w:rPr>
+        <w:rFonts w:hAnsi="Arial Unicode MS"/>
+        <w:caps w:val="0"/>
+        <w:smallCaps w:val="0"/>
+        <w:strike w:val="0"/>
+        <w:dstrike w:val="0"/>
+        <w:outline w:val="0"/>
+        <w:emboss w:val="0"/>
+        <w:imprint w:val="0"/>
+        <w:spacing w:val="0"/>
+        <w:w w:val="100"/>
+        <w:kern w:val="0"/>
+        <w:position w:val="0"/>
+        <w:highlight w:val="none"/>
+        <w:vertAlign w:val="baseline"/>
+      </w:rPr>
+    </w:lvl>
+    <w:lvl w:ilvl="3" w:tplc="F724D1FA">
+      <w:start w:val="1"/>
+      <w:numFmt w:val="decimal"/>
+      <w:lvlText w:val="%4."/>
+      <w:lvlJc w:val="left"/>
+      <w:pPr>
+        <w:ind w:left="2880" w:hanging="360"/>
+      </w:pPr>
+      <w:rPr>
+        <w:rFonts w:hAnsi="Arial Unicode MS"/>
+        <w:caps w:val="0"/>
+        <w:smallCaps w:val="0"/>
+        <w:strike w:val="0"/>
+        <w:dstrike w:val="0"/>
+        <w:outline w:val="0"/>
+        <w:emboss w:val="0"/>
+        <w:imprint w:val="0"/>
+        <w:spacing w:val="0"/>
+        <w:w w:val="100"/>
+        <w:kern w:val="0"/>
+        <w:position w:val="0"/>
+        <w:highlight w:val="none"/>
+        <w:vertAlign w:val="baseline"/>
+      </w:rPr>
+    </w:lvl>
+    <w:lvl w:ilvl="4" w:tplc="0BF87640">
+      <w:start w:val="1"/>
+      <w:numFmt w:val="lowerLetter"/>
+      <w:lvlText w:val="%5."/>
+      <w:lvlJc w:val="left"/>
+      <w:pPr>
+        <w:ind w:left="3600" w:hanging="360"/>
+      </w:pPr>
+      <w:rPr>
+        <w:rFonts w:hAnsi="Arial Unicode MS"/>
+        <w:caps w:val="0"/>
+        <w:smallCaps w:val="0"/>
+        <w:strike w:val="0"/>
+        <w:dstrike w:val="0"/>
+        <w:outline w:val="0"/>
+        <w:emboss w:val="0"/>
+        <w:imprint w:val="0"/>
+        <w:spacing w:val="0"/>
+        <w:w w:val="100"/>
+        <w:kern w:val="0"/>
+        <w:position w:val="0"/>
+        <w:highlight w:val="none"/>
+        <w:vertAlign w:val="baseline"/>
+      </w:rPr>
+    </w:lvl>
+    <w:lvl w:ilvl="5" w:tplc="D2D266B0">
+      <w:start w:val="1"/>
+      <w:numFmt w:val="lowerRoman"/>
+      <w:lvlText w:val="%6."/>
+      <w:lvlJc w:val="left"/>
+      <w:pPr>
+        <w:ind w:left="4320" w:hanging="292"/>
+      </w:pPr>
+      <w:rPr>
+        <w:rFonts w:hAnsi="Arial Unicode MS"/>
+        <w:caps w:val="0"/>
+        <w:smallCaps w:val="0"/>
+        <w:strike w:val="0"/>
+        <w:dstrike w:val="0"/>
+        <w:outline w:val="0"/>
+        <w:emboss w:val="0"/>
+        <w:imprint w:val="0"/>
+        <w:spacing w:val="0"/>
+        <w:w w:val="100"/>
+        <w:kern w:val="0"/>
+        <w:position w:val="0"/>
+        <w:highlight w:val="none"/>
+        <w:vertAlign w:val="baseline"/>
+      </w:rPr>
+    </w:lvl>
+    <w:lvl w:ilvl="6" w:tplc="D6262CD2">
+      <w:start w:val="1"/>
+      <w:numFmt w:val="decimal"/>
+      <w:lvlText w:val="%7."/>
+      <w:lvlJc w:val="left"/>
+      <w:pPr>
+        <w:ind w:left="5040" w:hanging="360"/>
+      </w:pPr>
+      <w:rPr>
+        <w:rFonts w:hAnsi="Arial Unicode MS"/>
+        <w:caps w:val="0"/>
+        <w:smallCaps w:val="0"/>
+        <w:strike w:val="0"/>
+        <w:dstrike w:val="0"/>
+        <w:outline w:val="0"/>
+        <w:emboss w:val="0"/>
+        <w:imprint w:val="0"/>
+        <w:spacing w:val="0"/>
+        <w:w w:val="100"/>
+        <w:kern w:val="0"/>
+        <w:position w:val="0"/>
+        <w:highlight w:val="none"/>
+        <w:vertAlign w:val="baseline"/>
+      </w:rPr>
+    </w:lvl>
+    <w:lvl w:ilvl="7" w:tplc="FA786196">
+      <w:start w:val="1"/>
+      <w:numFmt w:val="lowerLetter"/>
+      <w:lvlText w:val="%8."/>
+      <w:lvlJc w:val="left"/>
+      <w:pPr>
+        <w:ind w:left="5760" w:hanging="360"/>
+      </w:pPr>
+      <w:rPr>
+        <w:rFonts w:hAnsi="Arial Unicode MS"/>
+        <w:caps w:val="0"/>
+        <w:smallCaps w:val="0"/>
+        <w:strike w:val="0"/>
+        <w:dstrike w:val="0"/>
+        <w:outline w:val="0"/>
+        <w:emboss w:val="0"/>
+        <w:imprint w:val="0"/>
+        <w:spacing w:val="0"/>
+        <w:w w:val="100"/>
+        <w:kern w:val="0"/>
+        <w:position w:val="0"/>
+        <w:highlight w:val="none"/>
+        <w:vertAlign w:val="baseline"/>
+      </w:rPr>
+    </w:lvl>
+    <w:lvl w:ilvl="8" w:tplc="17B02CDC">
+      <w:start w:val="1"/>
+      <w:numFmt w:val="lowerRoman"/>
+      <w:lvlText w:val="%9."/>
+      <w:lvlJc w:val="left"/>
+      <w:pPr>
+        <w:ind w:left="6480" w:hanging="292"/>
+      </w:pPr>
+      <w:rPr>
+        <w:rFonts w:hAnsi="Arial Unicode MS"/>
+        <w:caps w:val="0"/>
+        <w:smallCaps w:val="0"/>
+        <w:strike w:val="0"/>
+        <w:dstrike w:val="0"/>
+        <w:outline w:val="0"/>
+        <w:emboss w:val="0"/>
+        <w:imprint w:val="0"/>
+        <w:spacing w:val="0"/>
+        <w:w w:val="100"/>
+        <w:kern w:val="0"/>
+        <w:position w:val="0"/>
+        <w:highlight w:val="none"/>
+        <w:vertAlign w:val="baseline"/>
+      </w:rPr>
+    </w:lvl>
   </w:abstractNum>
-  <w:abstractNum w:abstractNumId="1">
+  <w:abstractNum w:abstractNumId="1" w15:restartNumberingAfterBreak="0">
+    <w:nsid w:val="19092BD3"/>
     <w:multiLevelType w:val="hybridMultilevel"/>
-    <w:styleLink w:val="Stile importato 1"/>
-    <w:lvl w:ilvl="0">
+    <w:tmpl w:val="7BA4BE4E"/>
+    <w:numStyleLink w:val="Stileimportato1"/>
+  </w:abstractNum>
+  <w:abstractNum w:abstractNumId="2" w15:restartNumberingAfterBreak="0">
+    <w:nsid w:val="1A671DB5"/>
+    <w:multiLevelType w:val="hybridMultilevel"/>
+    <w:tmpl w:val="CB90DD08"/>
+    <w:styleLink w:val="Puntielenco"/>
+    <w:lvl w:ilvl="0" w:tplc="0A32808A">
       <w:start w:val="1"/>
       <w:numFmt w:val="bullet"/>
-      <w:suff w:val="tab"/>
+      <w:lvlText w:val="•"/>
+      <w:lvlJc w:val="left"/>
+      <w:pPr>
+        <w:tabs>
+          <w:tab w:val="left" w:pos="720"/>
+          <w:tab w:val="left" w:pos="1440"/>
+          <w:tab w:val="left" w:pos="2160"/>
+          <w:tab w:val="left" w:pos="2880"/>
+          <w:tab w:val="left" w:pos="3600"/>
+          <w:tab w:val="left" w:pos="4320"/>
+          <w:tab w:val="left" w:pos="5040"/>
+          <w:tab w:val="left" w:pos="5760"/>
+          <w:tab w:val="left" w:pos="6480"/>
+          <w:tab w:val="left" w:pos="7200"/>
+          <w:tab w:val="left" w:pos="7920"/>
+          <w:tab w:val="left" w:pos="8640"/>
+          <w:tab w:val="left" w:pos="9360"/>
+        </w:tabs>
+        <w:ind w:left="174" w:hanging="174"/>
+      </w:pPr>
+      <w:rPr>
+        <w:rFonts w:hAnsi="Arial Unicode MS"/>
+        <w:caps w:val="0"/>
+        <w:smallCaps w:val="0"/>
+        <w:strike w:val="0"/>
+        <w:dstrike w:val="0"/>
+        <w:outline w:val="0"/>
+        <w:emboss w:val="0"/>
+        <w:imprint w:val="0"/>
+        <w:spacing w:val="0"/>
+        <w:w w:val="100"/>
+        <w:kern w:val="0"/>
+        <w:position w:val="0"/>
+        <w:highlight w:val="none"/>
+        <w:vertAlign w:val="baseline"/>
+      </w:rPr>
+    </w:lvl>
+    <w:lvl w:ilvl="1" w:tplc="D76E4C78">
+      <w:start w:val="1"/>
+      <w:numFmt w:val="bullet"/>
+      <w:lvlText w:val="•"/>
+      <w:lvlJc w:val="left"/>
+      <w:pPr>
+        <w:tabs>
+          <w:tab w:val="left" w:pos="1440"/>
+          <w:tab w:val="left" w:pos="2160"/>
+          <w:tab w:val="left" w:pos="2880"/>
+          <w:tab w:val="left" w:pos="3600"/>
+          <w:tab w:val="left" w:pos="4320"/>
+          <w:tab w:val="left" w:pos="5040"/>
+          <w:tab w:val="left" w:pos="5760"/>
+          <w:tab w:val="left" w:pos="6480"/>
+          <w:tab w:val="left" w:pos="7200"/>
+          <w:tab w:val="left" w:pos="7920"/>
+          <w:tab w:val="left" w:pos="8640"/>
+          <w:tab w:val="left" w:pos="9360"/>
+        </w:tabs>
+        <w:ind w:left="774" w:hanging="174"/>
+      </w:pPr>
+      <w:rPr>
+        <w:rFonts w:hAnsi="Arial Unicode MS"/>
+        <w:caps w:val="0"/>
+        <w:smallCaps w:val="0"/>
+        <w:strike w:val="0"/>
+        <w:dstrike w:val="0"/>
+        <w:outline w:val="0"/>
+        <w:emboss w:val="0"/>
+        <w:imprint w:val="0"/>
+        <w:spacing w:val="0"/>
+        <w:w w:val="100"/>
+        <w:kern w:val="0"/>
+        <w:position w:val="0"/>
+        <w:highlight w:val="none"/>
+        <w:vertAlign w:val="baseline"/>
+      </w:rPr>
+    </w:lvl>
+    <w:lvl w:ilvl="2" w:tplc="F97A8114">
+      <w:start w:val="1"/>
+      <w:numFmt w:val="bullet"/>
+      <w:lvlText w:val="•"/>
+      <w:lvlJc w:val="left"/>
+      <w:pPr>
+        <w:tabs>
+          <w:tab w:val="left" w:pos="720"/>
+          <w:tab w:val="left" w:pos="1440"/>
+          <w:tab w:val="left" w:pos="2160"/>
+          <w:tab w:val="left" w:pos="2880"/>
+          <w:tab w:val="left" w:pos="3600"/>
+          <w:tab w:val="left" w:pos="4320"/>
+          <w:tab w:val="left" w:pos="5040"/>
+          <w:tab w:val="left" w:pos="5760"/>
+          <w:tab w:val="left" w:pos="6480"/>
+          <w:tab w:val="left" w:pos="7200"/>
+          <w:tab w:val="left" w:pos="7920"/>
+          <w:tab w:val="left" w:pos="8640"/>
+          <w:tab w:val="left" w:pos="9360"/>
+        </w:tabs>
+        <w:ind w:left="1374" w:hanging="174"/>
+      </w:pPr>
+      <w:rPr>
+        <w:rFonts w:hAnsi="Arial Unicode MS"/>
+        <w:caps w:val="0"/>
+        <w:smallCaps w:val="0"/>
+        <w:strike w:val="0"/>
+        <w:dstrike w:val="0"/>
+        <w:outline w:val="0"/>
+        <w:emboss w:val="0"/>
+        <w:imprint w:val="0"/>
+        <w:spacing w:val="0"/>
+        <w:w w:val="100"/>
+        <w:kern w:val="0"/>
+        <w:position w:val="0"/>
+        <w:highlight w:val="none"/>
+        <w:vertAlign w:val="baseline"/>
+      </w:rPr>
+    </w:lvl>
+    <w:lvl w:ilvl="3" w:tplc="6E4E1008">
+      <w:start w:val="1"/>
+      <w:numFmt w:val="bullet"/>
+      <w:lvlText w:val="•"/>
+      <w:lvlJc w:val="left"/>
+      <w:pPr>
+        <w:tabs>
+          <w:tab w:val="left" w:pos="720"/>
+          <w:tab w:val="left" w:pos="1440"/>
+          <w:tab w:val="left" w:pos="2160"/>
+          <w:tab w:val="left" w:pos="2880"/>
+          <w:tab w:val="left" w:pos="3600"/>
+          <w:tab w:val="left" w:pos="4320"/>
+          <w:tab w:val="left" w:pos="5040"/>
+          <w:tab w:val="left" w:pos="5760"/>
+          <w:tab w:val="left" w:pos="6480"/>
+          <w:tab w:val="left" w:pos="7200"/>
+          <w:tab w:val="left" w:pos="7920"/>
+          <w:tab w:val="left" w:pos="8640"/>
+          <w:tab w:val="left" w:pos="9360"/>
+        </w:tabs>
+        <w:ind w:left="1974" w:hanging="174"/>
+      </w:pPr>
+      <w:rPr>
+        <w:rFonts w:hAnsi="Arial Unicode MS"/>
+        <w:caps w:val="0"/>
+        <w:smallCaps w:val="0"/>
+        <w:strike w:val="0"/>
+        <w:dstrike w:val="0"/>
+        <w:outline w:val="0"/>
+        <w:emboss w:val="0"/>
+        <w:imprint w:val="0"/>
+        <w:spacing w:val="0"/>
+        <w:w w:val="100"/>
+        <w:kern w:val="0"/>
+        <w:position w:val="0"/>
+        <w:highlight w:val="none"/>
+        <w:vertAlign w:val="baseline"/>
+      </w:rPr>
+    </w:lvl>
+    <w:lvl w:ilvl="4" w:tplc="8110D0A8">
+      <w:start w:val="1"/>
+      <w:numFmt w:val="bullet"/>
+      <w:lvlText w:val="•"/>
+      <w:lvlJc w:val="left"/>
+      <w:pPr>
+        <w:tabs>
+          <w:tab w:val="left" w:pos="720"/>
+          <w:tab w:val="left" w:pos="1440"/>
+          <w:tab w:val="left" w:pos="2160"/>
+          <w:tab w:val="left" w:pos="2880"/>
+          <w:tab w:val="left" w:pos="3600"/>
+          <w:tab w:val="left" w:pos="4320"/>
+          <w:tab w:val="left" w:pos="5040"/>
+          <w:tab w:val="left" w:pos="5760"/>
+          <w:tab w:val="left" w:pos="6480"/>
+          <w:tab w:val="left" w:pos="7200"/>
+          <w:tab w:val="left" w:pos="7920"/>
+          <w:tab w:val="left" w:pos="8640"/>
+          <w:tab w:val="left" w:pos="9360"/>
+        </w:tabs>
+        <w:ind w:left="2574" w:hanging="174"/>
+      </w:pPr>
+      <w:rPr>
+        <w:rFonts w:hAnsi="Arial Unicode MS"/>
+        <w:caps w:val="0"/>
+        <w:smallCaps w:val="0"/>
+        <w:strike w:val="0"/>
+        <w:dstrike w:val="0"/>
+        <w:outline w:val="0"/>
+        <w:emboss w:val="0"/>
+        <w:imprint w:val="0"/>
+        <w:spacing w:val="0"/>
+        <w:w w:val="100"/>
+        <w:kern w:val="0"/>
+        <w:position w:val="0"/>
+        <w:highlight w:val="none"/>
+        <w:vertAlign w:val="baseline"/>
+      </w:rPr>
+    </w:lvl>
+    <w:lvl w:ilvl="5" w:tplc="68D4F7CC">
+      <w:start w:val="1"/>
+      <w:numFmt w:val="bullet"/>
+      <w:lvlText w:val="•"/>
+      <w:lvlJc w:val="left"/>
+      <w:pPr>
+        <w:tabs>
+          <w:tab w:val="left" w:pos="720"/>
+          <w:tab w:val="left" w:pos="1440"/>
+          <w:tab w:val="left" w:pos="2160"/>
+          <w:tab w:val="left" w:pos="2880"/>
+          <w:tab w:val="left" w:pos="3600"/>
+          <w:tab w:val="left" w:pos="4320"/>
+          <w:tab w:val="left" w:pos="5040"/>
+          <w:tab w:val="left" w:pos="5760"/>
+          <w:tab w:val="left" w:pos="6480"/>
+          <w:tab w:val="left" w:pos="7200"/>
+          <w:tab w:val="left" w:pos="7920"/>
+          <w:tab w:val="left" w:pos="8640"/>
+          <w:tab w:val="left" w:pos="9360"/>
+        </w:tabs>
+        <w:ind w:left="3174" w:hanging="174"/>
+      </w:pPr>
+      <w:rPr>
+        <w:rFonts w:hAnsi="Arial Unicode MS"/>
+        <w:caps w:val="0"/>
+        <w:smallCaps w:val="0"/>
+        <w:strike w:val="0"/>
+        <w:dstrike w:val="0"/>
+        <w:outline w:val="0"/>
+        <w:emboss w:val="0"/>
+        <w:imprint w:val="0"/>
+        <w:spacing w:val="0"/>
+        <w:w w:val="100"/>
+        <w:kern w:val="0"/>
+        <w:position w:val="0"/>
+        <w:highlight w:val="none"/>
+        <w:vertAlign w:val="baseline"/>
+      </w:rPr>
+    </w:lvl>
+    <w:lvl w:ilvl="6" w:tplc="0DF0F7FA">
+      <w:start w:val="1"/>
+      <w:numFmt w:val="bullet"/>
+      <w:lvlText w:val="•"/>
+      <w:lvlJc w:val="left"/>
+      <w:pPr>
+        <w:tabs>
+          <w:tab w:val="left" w:pos="720"/>
+          <w:tab w:val="left" w:pos="1440"/>
+          <w:tab w:val="left" w:pos="2160"/>
+          <w:tab w:val="left" w:pos="2880"/>
+          <w:tab w:val="left" w:pos="3600"/>
+          <w:tab w:val="left" w:pos="4320"/>
+          <w:tab w:val="left" w:pos="5040"/>
+          <w:tab w:val="left" w:pos="5760"/>
+          <w:tab w:val="left" w:pos="6480"/>
+          <w:tab w:val="left" w:pos="7200"/>
+          <w:tab w:val="left" w:pos="7920"/>
+          <w:tab w:val="left" w:pos="8640"/>
+          <w:tab w:val="left" w:pos="9360"/>
+        </w:tabs>
+        <w:ind w:left="3774" w:hanging="174"/>
+      </w:pPr>
+      <w:rPr>
+        <w:rFonts w:hAnsi="Arial Unicode MS"/>
+        <w:caps w:val="0"/>
+        <w:smallCaps w:val="0"/>
+        <w:strike w:val="0"/>
+        <w:dstrike w:val="0"/>
+        <w:outline w:val="0"/>
+        <w:emboss w:val="0"/>
+        <w:imprint w:val="0"/>
+        <w:spacing w:val="0"/>
+        <w:w w:val="100"/>
+        <w:kern w:val="0"/>
+        <w:position w:val="0"/>
+        <w:highlight w:val="none"/>
+        <w:vertAlign w:val="baseline"/>
+      </w:rPr>
+    </w:lvl>
+    <w:lvl w:ilvl="7" w:tplc="FEC44044">
+      <w:start w:val="1"/>
+      <w:numFmt w:val="bullet"/>
+      <w:lvlText w:val="•"/>
+      <w:lvlJc w:val="left"/>
+      <w:pPr>
+        <w:tabs>
+          <w:tab w:val="left" w:pos="720"/>
+          <w:tab w:val="left" w:pos="1440"/>
+          <w:tab w:val="left" w:pos="2160"/>
+          <w:tab w:val="left" w:pos="2880"/>
+          <w:tab w:val="left" w:pos="3600"/>
+          <w:tab w:val="left" w:pos="5040"/>
+          <w:tab w:val="left" w:pos="5760"/>
+          <w:tab w:val="left" w:pos="6480"/>
+          <w:tab w:val="left" w:pos="7200"/>
+          <w:tab w:val="left" w:pos="7920"/>
+          <w:tab w:val="left" w:pos="8640"/>
+          <w:tab w:val="left" w:pos="9360"/>
+        </w:tabs>
+        <w:ind w:left="4374" w:hanging="174"/>
+      </w:pPr>
+      <w:rPr>
+        <w:rFonts w:hAnsi="Arial Unicode MS"/>
+        <w:caps w:val="0"/>
+        <w:smallCaps w:val="0"/>
+        <w:strike w:val="0"/>
+        <w:dstrike w:val="0"/>
+        <w:outline w:val="0"/>
+        <w:emboss w:val="0"/>
+        <w:imprint w:val="0"/>
+        <w:spacing w:val="0"/>
+        <w:w w:val="100"/>
+        <w:kern w:val="0"/>
+        <w:position w:val="0"/>
+        <w:highlight w:val="none"/>
+        <w:vertAlign w:val="baseline"/>
+      </w:rPr>
+    </w:lvl>
+    <w:lvl w:ilvl="8" w:tplc="02CA82B0">
+      <w:start w:val="1"/>
+      <w:numFmt w:val="bullet"/>
+      <w:lvlText w:val="•"/>
+      <w:lvlJc w:val="left"/>
+      <w:pPr>
+        <w:tabs>
+          <w:tab w:val="left" w:pos="720"/>
+          <w:tab w:val="left" w:pos="1440"/>
+          <w:tab w:val="left" w:pos="2160"/>
+          <w:tab w:val="left" w:pos="2880"/>
+          <w:tab w:val="left" w:pos="3600"/>
+          <w:tab w:val="left" w:pos="4320"/>
+          <w:tab w:val="left" w:pos="5040"/>
+          <w:tab w:val="left" w:pos="5760"/>
+          <w:tab w:val="left" w:pos="6480"/>
+          <w:tab w:val="left" w:pos="7200"/>
+          <w:tab w:val="left" w:pos="7920"/>
+          <w:tab w:val="left" w:pos="8640"/>
+          <w:tab w:val="left" w:pos="9360"/>
+        </w:tabs>
+        <w:ind w:left="4974" w:hanging="174"/>
+      </w:pPr>
+      <w:rPr>
+        <w:rFonts w:hAnsi="Arial Unicode MS"/>
+        <w:caps w:val="0"/>
+        <w:smallCaps w:val="0"/>
+        <w:strike w:val="0"/>
+        <w:dstrike w:val="0"/>
+        <w:outline w:val="0"/>
+        <w:emboss w:val="0"/>
+        <w:imprint w:val="0"/>
+        <w:spacing w:val="0"/>
+        <w:w w:val="100"/>
+        <w:kern w:val="0"/>
+        <w:position w:val="0"/>
+        <w:highlight w:val="none"/>
+        <w:vertAlign w:val="baseline"/>
+      </w:rPr>
+    </w:lvl>
+  </w:abstractNum>
+  <w:abstractNum w:abstractNumId="3" w15:restartNumberingAfterBreak="0">
+    <w:nsid w:val="224979FC"/>
+    <w:multiLevelType w:val="hybridMultilevel"/>
+    <w:tmpl w:val="FC60B37C"/>
+    <w:numStyleLink w:val="Stileimportato2"/>
+  </w:abstractNum>
+  <w:abstractNum w:abstractNumId="4" w15:restartNumberingAfterBreak="0">
+    <w:nsid w:val="5FAF052D"/>
+    <w:multiLevelType w:val="hybridMultilevel"/>
+    <w:tmpl w:val="7BA4BE4E"/>
+    <w:styleLink w:val="Stileimportato1"/>
+    <w:lvl w:ilvl="0" w:tplc="3AE834D6">
+      <w:start w:val="1"/>
+      <w:numFmt w:val="bullet"/>
       <w:lvlText w:val="·"/>
       <w:lvlJc w:val="left"/>
       <w:pPr>
         <w:ind w:left="720" w:hanging="360"/>
       </w:pPr>
       <w:rPr>
-        <w:rFonts w:ascii="Symbol" w:cs="Symbol" w:hAnsi="Symbol" w:eastAsia="Symbol"/>
+        <w:rFonts w:ascii="Symbol" w:eastAsia="Symbol" w:hAnsi="Symbol" w:cs="Symbol"/>
         <w:b w:val="0"/>
         <w:bCs w:val="0"/>
         <w:i w:val="0"/>
@@ -1821,17 +2654,16 @@
         <w:vertAlign w:val="baseline"/>
       </w:rPr>
     </w:lvl>
-    <w:lvl w:ilvl="1">
+    <w:lvl w:ilvl="1" w:tplc="866EA2E6">
       <w:start w:val="1"/>
       <w:numFmt w:val="bullet"/>
-      <w:suff w:val="tab"/>
       <w:lvlText w:val="o"/>
       <w:lvlJc w:val="left"/>
       <w:pPr>
         <w:ind w:left="1440" w:hanging="360"/>
       </w:pPr>
       <w:rPr>
-        <w:rFonts w:ascii="Arial Unicode MS" w:cs="Arial Unicode MS" w:hAnsi="Arial Unicode MS" w:eastAsia="Arial Unicode MS"/>
+        <w:rFonts w:ascii="Arial Unicode MS" w:eastAsia="Arial Unicode MS" w:hAnsi="Arial Unicode MS" w:cs="Arial Unicode MS"/>
         <w:b w:val="0"/>
         <w:bCs w:val="0"/>
         <w:i w:val="0"/>
@@ -1851,17 +2683,16 @@
         <w:vertAlign w:val="baseline"/>
       </w:rPr>
     </w:lvl>
-    <w:lvl w:ilvl="2">
+    <w:lvl w:ilvl="2" w:tplc="ECCE5328">
       <w:start w:val="1"/>
       <w:numFmt w:val="bullet"/>
-      <w:suff w:val="tab"/>
       <w:lvlText w:val="▪"/>
       <w:lvlJc w:val="left"/>
       <w:pPr>
         <w:ind w:left="2160" w:hanging="360"/>
       </w:pPr>
       <w:rPr>
-        <w:rFonts w:ascii="Arial Unicode MS" w:cs="Arial Unicode MS" w:hAnsi="Arial Unicode MS" w:eastAsia="Arial Unicode MS"/>
+        <w:rFonts w:ascii="Arial Unicode MS" w:eastAsia="Arial Unicode MS" w:hAnsi="Arial Unicode MS" w:cs="Arial Unicode MS"/>
         <w:b w:val="0"/>
         <w:bCs w:val="0"/>
         <w:i w:val="0"/>
@@ -1881,17 +2712,16 @@
         <w:vertAlign w:val="baseline"/>
       </w:rPr>
     </w:lvl>
-    <w:lvl w:ilvl="3">
+    <w:lvl w:ilvl="3" w:tplc="AFCC9ADE">
       <w:start w:val="1"/>
       <w:numFmt w:val="bullet"/>
-      <w:suff w:val="tab"/>
       <w:lvlText w:val="·"/>
       <w:lvlJc w:val="left"/>
       <w:pPr>
         <w:ind w:left="2880" w:hanging="360"/>
       </w:pPr>
       <w:rPr>
-        <w:rFonts w:ascii="Symbol" w:cs="Symbol" w:hAnsi="Symbol" w:eastAsia="Symbol"/>
+        <w:rFonts w:ascii="Symbol" w:eastAsia="Symbol" w:hAnsi="Symbol" w:cs="Symbol"/>
         <w:b w:val="0"/>
         <w:bCs w:val="0"/>
         <w:i w:val="0"/>
@@ -1911,17 +2741,16 @@
         <w:vertAlign w:val="baseline"/>
       </w:rPr>
     </w:lvl>
-    <w:lvl w:ilvl="4">
+    <w:lvl w:ilvl="4" w:tplc="E25EE74A">
       <w:start w:val="1"/>
       <w:numFmt w:val="bullet"/>
-      <w:suff w:val="tab"/>
       <w:lvlText w:val="o"/>
       <w:lvlJc w:val="left"/>
       <w:pPr>
         <w:ind w:left="3600" w:hanging="360"/>
       </w:pPr>
       <w:rPr>
-        <w:rFonts w:ascii="Arial Unicode MS" w:cs="Arial Unicode MS" w:hAnsi="Arial Unicode MS" w:eastAsia="Arial Unicode MS"/>
+        <w:rFonts w:ascii="Arial Unicode MS" w:eastAsia="Arial Unicode MS" w:hAnsi="Arial Unicode MS" w:cs="Arial Unicode MS"/>
         <w:b w:val="0"/>
         <w:bCs w:val="0"/>
         <w:i w:val="0"/>
@@ -1941,17 +2770,16 @@
         <w:vertAlign w:val="baseline"/>
       </w:rPr>
     </w:lvl>
-    <w:lvl w:ilvl="5">
+    <w:lvl w:ilvl="5" w:tplc="8C680D76">
       <w:start w:val="1"/>
       <w:numFmt w:val="bullet"/>
-      <w:suff w:val="tab"/>
       <w:lvlText w:val="▪"/>
       <w:lvlJc w:val="left"/>
       <w:pPr>
         <w:ind w:left="4320" w:hanging="360"/>
       </w:pPr>
       <w:rPr>
-        <w:rFonts w:ascii="Arial Unicode MS" w:cs="Arial Unicode MS" w:hAnsi="Arial Unicode MS" w:eastAsia="Arial Unicode MS"/>
+        <w:rFonts w:ascii="Arial Unicode MS" w:eastAsia="Arial Unicode MS" w:hAnsi="Arial Unicode MS" w:cs="Arial Unicode MS"/>
         <w:b w:val="0"/>
         <w:bCs w:val="0"/>
         <w:i w:val="0"/>
@@ -1971,17 +2799,16 @@
         <w:vertAlign w:val="baseline"/>
       </w:rPr>
     </w:lvl>
-    <w:lvl w:ilvl="6">
+    <w:lvl w:ilvl="6" w:tplc="AF0CFC10">
       <w:start w:val="1"/>
       <w:numFmt w:val="bullet"/>
-      <w:suff w:val="tab"/>
       <w:lvlText w:val="·"/>
       <w:lvlJc w:val="left"/>
       <w:pPr>
         <w:ind w:left="5040" w:hanging="360"/>
       </w:pPr>
       <w:rPr>
-        <w:rFonts w:ascii="Symbol" w:cs="Symbol" w:hAnsi="Symbol" w:eastAsia="Symbol"/>
+        <w:rFonts w:ascii="Symbol" w:eastAsia="Symbol" w:hAnsi="Symbol" w:cs="Symbol"/>
         <w:b w:val="0"/>
         <w:bCs w:val="0"/>
         <w:i w:val="0"/>
@@ -2001,17 +2828,16 @@
         <w:vertAlign w:val="baseline"/>
       </w:rPr>
     </w:lvl>
-    <w:lvl w:ilvl="7">
+    <w:lvl w:ilvl="7" w:tplc="939E92E0">
       <w:start w:val="1"/>
       <w:numFmt w:val="bullet"/>
-      <w:suff w:val="tab"/>
       <w:lvlText w:val="o"/>
       <w:lvlJc w:val="left"/>
       <w:pPr>
         <w:ind w:left="5760" w:hanging="360"/>
       </w:pPr>
       <w:rPr>
-        <w:rFonts w:ascii="Arial Unicode MS" w:cs="Arial Unicode MS" w:hAnsi="Arial Unicode MS" w:eastAsia="Arial Unicode MS"/>
+        <w:rFonts w:ascii="Arial Unicode MS" w:eastAsia="Arial Unicode MS" w:hAnsi="Arial Unicode MS" w:cs="Arial Unicode MS"/>
         <w:b w:val="0"/>
         <w:bCs w:val="0"/>
         <w:i w:val="0"/>
@@ -2031,17 +2857,16 @@
         <w:vertAlign w:val="baseline"/>
       </w:rPr>
     </w:lvl>
-    <w:lvl w:ilvl="8">
+    <w:lvl w:ilvl="8" w:tplc="344E0570">
       <w:start w:val="1"/>
       <w:numFmt w:val="bullet"/>
-      <w:suff w:val="tab"/>
       <w:lvlText w:val="▪"/>
       <w:lvlJc w:val="left"/>
       <w:pPr>
         <w:ind w:left="6480" w:hanging="360"/>
       </w:pPr>
       <w:rPr>
-        <w:rFonts w:ascii="Arial Unicode MS" w:cs="Arial Unicode MS" w:hAnsi="Arial Unicode MS" w:eastAsia="Arial Unicode MS"/>
+        <w:rFonts w:ascii="Arial Unicode MS" w:eastAsia="Arial Unicode MS" w:hAnsi="Arial Unicode MS" w:cs="Arial Unicode MS"/>
         <w:b w:val="0"/>
         <w:bCs w:val="0"/>
         <w:i w:val="0"/>
@@ -2062,648 +2887,36 @@
       </w:rPr>
     </w:lvl>
   </w:abstractNum>
-  <w:abstractNum w:abstractNumId="2">
+  <w:abstractNum w:abstractNumId="5" w15:restartNumberingAfterBreak="0">
+    <w:nsid w:val="72F875F4"/>
     <w:multiLevelType w:val="hybridMultilevel"/>
-    <w:numStyleLink w:val="Stile importato 2"/>
+    <w:tmpl w:val="CB90DD08"/>
+    <w:numStyleLink w:val="Puntielenco"/>
   </w:abstractNum>
-  <w:abstractNum w:abstractNumId="3">
-    <w:multiLevelType w:val="hybridMultilevel"/>
-    <w:styleLink w:val="Stile importato 2"/>
-    <w:lvl w:ilvl="0">
-      <w:start w:val="1"/>
-      <w:numFmt w:val="decimal"/>
-      <w:suff w:val="tab"/>
-      <w:lvlText w:val="%1."/>
-      <w:lvlJc w:val="left"/>
-      <w:pPr>
-        <w:ind w:left="720" w:hanging="360"/>
-      </w:pPr>
-      <w:rPr>
-        <w:rFonts w:hAnsi="Arial Unicode MS"/>
-        <w:caps w:val="0"/>
-        <w:smallCaps w:val="0"/>
-        <w:strike w:val="0"/>
-        <w:dstrike w:val="0"/>
-        <w:outline w:val="0"/>
-        <w:emboss w:val="0"/>
-        <w:imprint w:val="0"/>
-        <w:spacing w:val="0"/>
-        <w:w w:val="100"/>
-        <w:kern w:val="0"/>
-        <w:position w:val="0"/>
-        <w:highlight w:val="none"/>
-        <w:vertAlign w:val="baseline"/>
-      </w:rPr>
-    </w:lvl>
-    <w:lvl w:ilvl="1">
-      <w:start w:val="1"/>
-      <w:numFmt w:val="lowerLetter"/>
-      <w:suff w:val="tab"/>
-      <w:lvlText w:val="%2."/>
-      <w:lvlJc w:val="left"/>
-      <w:pPr>
-        <w:ind w:left="1440" w:hanging="360"/>
-      </w:pPr>
-      <w:rPr>
-        <w:rFonts w:hAnsi="Arial Unicode MS"/>
-        <w:caps w:val="0"/>
-        <w:smallCaps w:val="0"/>
-        <w:strike w:val="0"/>
-        <w:dstrike w:val="0"/>
-        <w:outline w:val="0"/>
-        <w:emboss w:val="0"/>
-        <w:imprint w:val="0"/>
-        <w:spacing w:val="0"/>
-        <w:w w:val="100"/>
-        <w:kern w:val="0"/>
-        <w:position w:val="0"/>
-        <w:highlight w:val="none"/>
-        <w:vertAlign w:val="baseline"/>
-      </w:rPr>
-    </w:lvl>
-    <w:lvl w:ilvl="2">
-      <w:start w:val="1"/>
-      <w:numFmt w:val="lowerRoman"/>
-      <w:suff w:val="tab"/>
-      <w:lvlText w:val="%3."/>
-      <w:lvlJc w:val="left"/>
-      <w:pPr>
-        <w:ind w:left="2160" w:hanging="292"/>
-      </w:pPr>
-      <w:rPr>
-        <w:rFonts w:hAnsi="Arial Unicode MS"/>
-        <w:caps w:val="0"/>
-        <w:smallCaps w:val="0"/>
-        <w:strike w:val="0"/>
-        <w:dstrike w:val="0"/>
-        <w:outline w:val="0"/>
-        <w:emboss w:val="0"/>
-        <w:imprint w:val="0"/>
-        <w:spacing w:val="0"/>
-        <w:w w:val="100"/>
-        <w:kern w:val="0"/>
-        <w:position w:val="0"/>
-        <w:highlight w:val="none"/>
-        <w:vertAlign w:val="baseline"/>
-      </w:rPr>
-    </w:lvl>
-    <w:lvl w:ilvl="3">
-      <w:start w:val="1"/>
-      <w:numFmt w:val="decimal"/>
-      <w:suff w:val="tab"/>
-      <w:lvlText w:val="%4."/>
-      <w:lvlJc w:val="left"/>
-      <w:pPr>
-        <w:ind w:left="2880" w:hanging="360"/>
-      </w:pPr>
-      <w:rPr>
-        <w:rFonts w:hAnsi="Arial Unicode MS"/>
-        <w:caps w:val="0"/>
-        <w:smallCaps w:val="0"/>
-        <w:strike w:val="0"/>
-        <w:dstrike w:val="0"/>
-        <w:outline w:val="0"/>
-        <w:emboss w:val="0"/>
-        <w:imprint w:val="0"/>
-        <w:spacing w:val="0"/>
-        <w:w w:val="100"/>
-        <w:kern w:val="0"/>
-        <w:position w:val="0"/>
-        <w:highlight w:val="none"/>
-        <w:vertAlign w:val="baseline"/>
-      </w:rPr>
-    </w:lvl>
-    <w:lvl w:ilvl="4">
-      <w:start w:val="1"/>
-      <w:numFmt w:val="lowerLetter"/>
-      <w:suff w:val="tab"/>
-      <w:lvlText w:val="%5."/>
-      <w:lvlJc w:val="left"/>
-      <w:pPr>
-        <w:ind w:left="3600" w:hanging="360"/>
-      </w:pPr>
-      <w:rPr>
-        <w:rFonts w:hAnsi="Arial Unicode MS"/>
-        <w:caps w:val="0"/>
-        <w:smallCaps w:val="0"/>
-        <w:strike w:val="0"/>
-        <w:dstrike w:val="0"/>
-        <w:outline w:val="0"/>
-        <w:emboss w:val="0"/>
-        <w:imprint w:val="0"/>
-        <w:spacing w:val="0"/>
-        <w:w w:val="100"/>
-        <w:kern w:val="0"/>
-        <w:position w:val="0"/>
-        <w:highlight w:val="none"/>
-        <w:vertAlign w:val="baseline"/>
-      </w:rPr>
-    </w:lvl>
-    <w:lvl w:ilvl="5">
-      <w:start w:val="1"/>
-      <w:numFmt w:val="lowerRoman"/>
-      <w:suff w:val="tab"/>
-      <w:lvlText w:val="%6."/>
-      <w:lvlJc w:val="left"/>
-      <w:pPr>
-        <w:ind w:left="4320" w:hanging="292"/>
-      </w:pPr>
-      <w:rPr>
-        <w:rFonts w:hAnsi="Arial Unicode MS"/>
-        <w:caps w:val="0"/>
-        <w:smallCaps w:val="0"/>
-        <w:strike w:val="0"/>
-        <w:dstrike w:val="0"/>
-        <w:outline w:val="0"/>
-        <w:emboss w:val="0"/>
-        <w:imprint w:val="0"/>
-        <w:spacing w:val="0"/>
-        <w:w w:val="100"/>
-        <w:kern w:val="0"/>
-        <w:position w:val="0"/>
-        <w:highlight w:val="none"/>
-        <w:vertAlign w:val="baseline"/>
-      </w:rPr>
-    </w:lvl>
-    <w:lvl w:ilvl="6">
-      <w:start w:val="1"/>
-      <w:numFmt w:val="decimal"/>
-      <w:suff w:val="tab"/>
-      <w:lvlText w:val="%7."/>
-      <w:lvlJc w:val="left"/>
-      <w:pPr>
-        <w:ind w:left="5040" w:hanging="360"/>
-      </w:pPr>
-      <w:rPr>
-        <w:rFonts w:hAnsi="Arial Unicode MS"/>
-        <w:caps w:val="0"/>
-        <w:smallCaps w:val="0"/>
-        <w:strike w:val="0"/>
-        <w:dstrike w:val="0"/>
-        <w:outline w:val="0"/>
-        <w:emboss w:val="0"/>
-        <w:imprint w:val="0"/>
-        <w:spacing w:val="0"/>
-        <w:w w:val="100"/>
-        <w:kern w:val="0"/>
-        <w:position w:val="0"/>
-        <w:highlight w:val="none"/>
-        <w:vertAlign w:val="baseline"/>
-      </w:rPr>
-    </w:lvl>
-    <w:lvl w:ilvl="7">
-      <w:start w:val="1"/>
-      <w:numFmt w:val="lowerLetter"/>
-      <w:suff w:val="tab"/>
-      <w:lvlText w:val="%8."/>
-      <w:lvlJc w:val="left"/>
-      <w:pPr>
-        <w:ind w:left="5760" w:hanging="360"/>
-      </w:pPr>
-      <w:rPr>
-        <w:rFonts w:hAnsi="Arial Unicode MS"/>
-        <w:caps w:val="0"/>
-        <w:smallCaps w:val="0"/>
-        <w:strike w:val="0"/>
-        <w:dstrike w:val="0"/>
-        <w:outline w:val="0"/>
-        <w:emboss w:val="0"/>
-        <w:imprint w:val="0"/>
-        <w:spacing w:val="0"/>
-        <w:w w:val="100"/>
-        <w:kern w:val="0"/>
-        <w:position w:val="0"/>
-        <w:highlight w:val="none"/>
-        <w:vertAlign w:val="baseline"/>
-      </w:rPr>
-    </w:lvl>
-    <w:lvl w:ilvl="8">
-      <w:start w:val="1"/>
-      <w:numFmt w:val="lowerRoman"/>
-      <w:suff w:val="tab"/>
-      <w:lvlText w:val="%9."/>
-      <w:lvlJc w:val="left"/>
-      <w:pPr>
-        <w:ind w:left="6480" w:hanging="292"/>
-      </w:pPr>
-      <w:rPr>
-        <w:rFonts w:hAnsi="Arial Unicode MS"/>
-        <w:caps w:val="0"/>
-        <w:smallCaps w:val="0"/>
-        <w:strike w:val="0"/>
-        <w:dstrike w:val="0"/>
-        <w:outline w:val="0"/>
-        <w:emboss w:val="0"/>
-        <w:imprint w:val="0"/>
-        <w:spacing w:val="0"/>
-        <w:w w:val="100"/>
-        <w:kern w:val="0"/>
-        <w:position w:val="0"/>
-        <w:highlight w:val="none"/>
-        <w:vertAlign w:val="baseline"/>
-      </w:rPr>
-    </w:lvl>
-  </w:abstractNum>
-  <w:abstractNum w:abstractNumId="4">
-    <w:multiLevelType w:val="hybridMultilevel"/>
-    <w:numStyleLink w:val="Punti elenco"/>
-  </w:abstractNum>
-  <w:abstractNum w:abstractNumId="5">
-    <w:multiLevelType w:val="hybridMultilevel"/>
-    <w:styleLink w:val="Punti elenco"/>
-    <w:lvl w:ilvl="0">
-      <w:start w:val="1"/>
-      <w:numFmt w:val="bullet"/>
-      <w:suff w:val="tab"/>
-      <w:lvlText w:val="•"/>
-      <w:lvlJc w:val="left"/>
-      <w:pPr>
-        <w:tabs>
-          <w:tab w:val="left" w:pos="720"/>
-          <w:tab w:val="left" w:pos="1440"/>
-          <w:tab w:val="left" w:pos="2160"/>
-          <w:tab w:val="left" w:pos="2880"/>
-          <w:tab w:val="left" w:pos="3600"/>
-          <w:tab w:val="left" w:pos="4320"/>
-          <w:tab w:val="left" w:pos="5040"/>
-          <w:tab w:val="left" w:pos="5760"/>
-          <w:tab w:val="left" w:pos="6480"/>
-          <w:tab w:val="left" w:pos="7200"/>
-          <w:tab w:val="left" w:pos="7920"/>
-          <w:tab w:val="left" w:pos="8640"/>
-          <w:tab w:val="left" w:pos="9360"/>
-        </w:tabs>
-        <w:ind w:left="174" w:hanging="174"/>
-      </w:pPr>
-      <w:rPr>
-        <w:rFonts w:hAnsi="Arial Unicode MS"/>
-        <w:caps w:val="0"/>
-        <w:smallCaps w:val="0"/>
-        <w:strike w:val="0"/>
-        <w:dstrike w:val="0"/>
-        <w:outline w:val="0"/>
-        <w:emboss w:val="0"/>
-        <w:imprint w:val="0"/>
-        <w:spacing w:val="0"/>
-        <w:w w:val="100"/>
-        <w:kern w:val="0"/>
-        <w:position w:val="0"/>
-        <w:highlight w:val="none"/>
-        <w:vertAlign w:val="baseline"/>
-      </w:rPr>
-    </w:lvl>
-    <w:lvl w:ilvl="1">
-      <w:start w:val="1"/>
-      <w:numFmt w:val="bullet"/>
-      <w:suff w:val="tab"/>
-      <w:lvlText w:val="•"/>
-      <w:lvlJc w:val="left"/>
-      <w:pPr>
-        <w:tabs>
-          <w:tab w:val="left" w:pos="1440"/>
-          <w:tab w:val="left" w:pos="2160"/>
-          <w:tab w:val="left" w:pos="2880"/>
-          <w:tab w:val="left" w:pos="3600"/>
-          <w:tab w:val="left" w:pos="4320"/>
-          <w:tab w:val="left" w:pos="5040"/>
-          <w:tab w:val="left" w:pos="5760"/>
-          <w:tab w:val="left" w:pos="6480"/>
-          <w:tab w:val="left" w:pos="7200"/>
-          <w:tab w:val="left" w:pos="7920"/>
-          <w:tab w:val="left" w:pos="8640"/>
-          <w:tab w:val="left" w:pos="9360"/>
-        </w:tabs>
-        <w:ind w:left="774" w:hanging="174"/>
-      </w:pPr>
-      <w:rPr>
-        <w:rFonts w:hAnsi="Arial Unicode MS"/>
-        <w:caps w:val="0"/>
-        <w:smallCaps w:val="0"/>
-        <w:strike w:val="0"/>
-        <w:dstrike w:val="0"/>
-        <w:outline w:val="0"/>
-        <w:emboss w:val="0"/>
-        <w:imprint w:val="0"/>
-        <w:spacing w:val="0"/>
-        <w:w w:val="100"/>
-        <w:kern w:val="0"/>
-        <w:position w:val="0"/>
-        <w:highlight w:val="none"/>
-        <w:vertAlign w:val="baseline"/>
-      </w:rPr>
-    </w:lvl>
-    <w:lvl w:ilvl="2">
-      <w:start w:val="1"/>
-      <w:numFmt w:val="bullet"/>
-      <w:suff w:val="tab"/>
-      <w:lvlText w:val="•"/>
-      <w:lvlJc w:val="left"/>
-      <w:pPr>
-        <w:tabs>
-          <w:tab w:val="left" w:pos="720"/>
-          <w:tab w:val="left" w:pos="1440"/>
-          <w:tab w:val="left" w:pos="2160"/>
-          <w:tab w:val="left" w:pos="2880"/>
-          <w:tab w:val="left" w:pos="3600"/>
-          <w:tab w:val="left" w:pos="4320"/>
-          <w:tab w:val="left" w:pos="5040"/>
-          <w:tab w:val="left" w:pos="5760"/>
-          <w:tab w:val="left" w:pos="6480"/>
-          <w:tab w:val="left" w:pos="7200"/>
-          <w:tab w:val="left" w:pos="7920"/>
-          <w:tab w:val="left" w:pos="8640"/>
-          <w:tab w:val="left" w:pos="9360"/>
-        </w:tabs>
-        <w:ind w:left="1374" w:hanging="174"/>
-      </w:pPr>
-      <w:rPr>
-        <w:rFonts w:hAnsi="Arial Unicode MS"/>
-        <w:caps w:val="0"/>
-        <w:smallCaps w:val="0"/>
-        <w:strike w:val="0"/>
-        <w:dstrike w:val="0"/>
-        <w:outline w:val="0"/>
-        <w:emboss w:val="0"/>
-        <w:imprint w:val="0"/>
-        <w:spacing w:val="0"/>
-        <w:w w:val="100"/>
-        <w:kern w:val="0"/>
-        <w:position w:val="0"/>
-        <w:highlight w:val="none"/>
-        <w:vertAlign w:val="baseline"/>
-      </w:rPr>
-    </w:lvl>
-    <w:lvl w:ilvl="3">
-      <w:start w:val="1"/>
-      <w:numFmt w:val="bullet"/>
-      <w:suff w:val="tab"/>
-      <w:lvlText w:val="•"/>
-      <w:lvlJc w:val="left"/>
-      <w:pPr>
-        <w:tabs>
-          <w:tab w:val="left" w:pos="720"/>
-          <w:tab w:val="left" w:pos="1440"/>
-          <w:tab w:val="left" w:pos="2160"/>
-          <w:tab w:val="left" w:pos="2880"/>
-          <w:tab w:val="left" w:pos="3600"/>
-          <w:tab w:val="left" w:pos="4320"/>
-          <w:tab w:val="left" w:pos="5040"/>
-          <w:tab w:val="left" w:pos="5760"/>
-          <w:tab w:val="left" w:pos="6480"/>
-          <w:tab w:val="left" w:pos="7200"/>
-          <w:tab w:val="left" w:pos="7920"/>
-          <w:tab w:val="left" w:pos="8640"/>
-          <w:tab w:val="left" w:pos="9360"/>
-        </w:tabs>
-        <w:ind w:left="1974" w:hanging="174"/>
-      </w:pPr>
-      <w:rPr>
-        <w:rFonts w:hAnsi="Arial Unicode MS"/>
-        <w:caps w:val="0"/>
-        <w:smallCaps w:val="0"/>
-        <w:strike w:val="0"/>
-        <w:dstrike w:val="0"/>
-        <w:outline w:val="0"/>
-        <w:emboss w:val="0"/>
-        <w:imprint w:val="0"/>
-        <w:spacing w:val="0"/>
-        <w:w w:val="100"/>
-        <w:kern w:val="0"/>
-        <w:position w:val="0"/>
-        <w:highlight w:val="none"/>
-        <w:vertAlign w:val="baseline"/>
-      </w:rPr>
-    </w:lvl>
-    <w:lvl w:ilvl="4">
-      <w:start w:val="1"/>
-      <w:numFmt w:val="bullet"/>
-      <w:suff w:val="tab"/>
-      <w:lvlText w:val="•"/>
-      <w:lvlJc w:val="left"/>
-      <w:pPr>
-        <w:tabs>
-          <w:tab w:val="left" w:pos="720"/>
-          <w:tab w:val="left" w:pos="1440"/>
-          <w:tab w:val="left" w:pos="2160"/>
-          <w:tab w:val="left" w:pos="2880"/>
-          <w:tab w:val="left" w:pos="3600"/>
-          <w:tab w:val="left" w:pos="4320"/>
-          <w:tab w:val="left" w:pos="5040"/>
-          <w:tab w:val="left" w:pos="5760"/>
-          <w:tab w:val="left" w:pos="6480"/>
-          <w:tab w:val="left" w:pos="7200"/>
-          <w:tab w:val="left" w:pos="7920"/>
-          <w:tab w:val="left" w:pos="8640"/>
-          <w:tab w:val="left" w:pos="9360"/>
-        </w:tabs>
-        <w:ind w:left="2574" w:hanging="174"/>
-      </w:pPr>
-      <w:rPr>
-        <w:rFonts w:hAnsi="Arial Unicode MS"/>
-        <w:caps w:val="0"/>
-        <w:smallCaps w:val="0"/>
-        <w:strike w:val="0"/>
-        <w:dstrike w:val="0"/>
-        <w:outline w:val="0"/>
-        <w:emboss w:val="0"/>
-        <w:imprint w:val="0"/>
-        <w:spacing w:val="0"/>
-        <w:w w:val="100"/>
-        <w:kern w:val="0"/>
-        <w:position w:val="0"/>
-        <w:highlight w:val="none"/>
-        <w:vertAlign w:val="baseline"/>
-      </w:rPr>
-    </w:lvl>
-    <w:lvl w:ilvl="5">
-      <w:start w:val="1"/>
-      <w:numFmt w:val="bullet"/>
-      <w:suff w:val="tab"/>
-      <w:lvlText w:val="•"/>
-      <w:lvlJc w:val="left"/>
-      <w:pPr>
-        <w:tabs>
-          <w:tab w:val="left" w:pos="720"/>
-          <w:tab w:val="left" w:pos="1440"/>
-          <w:tab w:val="left" w:pos="2160"/>
-          <w:tab w:val="left" w:pos="2880"/>
-          <w:tab w:val="left" w:pos="3600"/>
-          <w:tab w:val="left" w:pos="4320"/>
-          <w:tab w:val="left" w:pos="5040"/>
-          <w:tab w:val="left" w:pos="5760"/>
-          <w:tab w:val="left" w:pos="6480"/>
-          <w:tab w:val="left" w:pos="7200"/>
-          <w:tab w:val="left" w:pos="7920"/>
-          <w:tab w:val="left" w:pos="8640"/>
-          <w:tab w:val="left" w:pos="9360"/>
-        </w:tabs>
-        <w:ind w:left="3174" w:hanging="174"/>
-      </w:pPr>
-      <w:rPr>
-        <w:rFonts w:hAnsi="Arial Unicode MS"/>
-        <w:caps w:val="0"/>
-        <w:smallCaps w:val="0"/>
-        <w:strike w:val="0"/>
-        <w:dstrike w:val="0"/>
-        <w:outline w:val="0"/>
-        <w:emboss w:val="0"/>
-        <w:imprint w:val="0"/>
-        <w:spacing w:val="0"/>
-        <w:w w:val="100"/>
-        <w:kern w:val="0"/>
-        <w:position w:val="0"/>
-        <w:highlight w:val="none"/>
-        <w:vertAlign w:val="baseline"/>
-      </w:rPr>
-    </w:lvl>
-    <w:lvl w:ilvl="6">
-      <w:start w:val="1"/>
-      <w:numFmt w:val="bullet"/>
-      <w:suff w:val="tab"/>
-      <w:lvlText w:val="•"/>
-      <w:lvlJc w:val="left"/>
-      <w:pPr>
-        <w:tabs>
-          <w:tab w:val="left" w:pos="720"/>
-          <w:tab w:val="left" w:pos="1440"/>
-          <w:tab w:val="left" w:pos="2160"/>
-          <w:tab w:val="left" w:pos="2880"/>
-          <w:tab w:val="left" w:pos="3600"/>
-          <w:tab w:val="left" w:pos="4320"/>
-          <w:tab w:val="left" w:pos="5040"/>
-          <w:tab w:val="left" w:pos="5760"/>
-          <w:tab w:val="left" w:pos="6480"/>
-          <w:tab w:val="left" w:pos="7200"/>
-          <w:tab w:val="left" w:pos="7920"/>
-          <w:tab w:val="left" w:pos="8640"/>
-          <w:tab w:val="left" w:pos="9360"/>
-        </w:tabs>
-        <w:ind w:left="3774" w:hanging="174"/>
-      </w:pPr>
-      <w:rPr>
-        <w:rFonts w:hAnsi="Arial Unicode MS"/>
-        <w:caps w:val="0"/>
-        <w:smallCaps w:val="0"/>
-        <w:strike w:val="0"/>
-        <w:dstrike w:val="0"/>
-        <w:outline w:val="0"/>
-        <w:emboss w:val="0"/>
-        <w:imprint w:val="0"/>
-        <w:spacing w:val="0"/>
-        <w:w w:val="100"/>
-        <w:kern w:val="0"/>
-        <w:position w:val="0"/>
-        <w:highlight w:val="none"/>
-        <w:vertAlign w:val="baseline"/>
-      </w:rPr>
-    </w:lvl>
-    <w:lvl w:ilvl="7">
-      <w:start w:val="1"/>
-      <w:numFmt w:val="bullet"/>
-      <w:suff w:val="tab"/>
-      <w:lvlText w:val="•"/>
-      <w:lvlJc w:val="left"/>
-      <w:pPr>
-        <w:tabs>
-          <w:tab w:val="left" w:pos="720"/>
-          <w:tab w:val="left" w:pos="1440"/>
-          <w:tab w:val="left" w:pos="2160"/>
-          <w:tab w:val="left" w:pos="2880"/>
-          <w:tab w:val="left" w:pos="3600"/>
-          <w:tab w:val="left" w:pos="5040"/>
-          <w:tab w:val="left" w:pos="5760"/>
-          <w:tab w:val="left" w:pos="6480"/>
-          <w:tab w:val="left" w:pos="7200"/>
-          <w:tab w:val="left" w:pos="7920"/>
-          <w:tab w:val="left" w:pos="8640"/>
-          <w:tab w:val="left" w:pos="9360"/>
-        </w:tabs>
-        <w:ind w:left="4374" w:hanging="174"/>
-      </w:pPr>
-      <w:rPr>
-        <w:rFonts w:hAnsi="Arial Unicode MS"/>
-        <w:caps w:val="0"/>
-        <w:smallCaps w:val="0"/>
-        <w:strike w:val="0"/>
-        <w:dstrike w:val="0"/>
-        <w:outline w:val="0"/>
-        <w:emboss w:val="0"/>
-        <w:imprint w:val="0"/>
-        <w:spacing w:val="0"/>
-        <w:w w:val="100"/>
-        <w:kern w:val="0"/>
-        <w:position w:val="0"/>
-        <w:highlight w:val="none"/>
-        <w:vertAlign w:val="baseline"/>
-      </w:rPr>
-    </w:lvl>
-    <w:lvl w:ilvl="8">
-      <w:start w:val="1"/>
-      <w:numFmt w:val="bullet"/>
-      <w:suff w:val="tab"/>
-      <w:lvlText w:val="•"/>
-      <w:lvlJc w:val="left"/>
-      <w:pPr>
-        <w:tabs>
-          <w:tab w:val="left" w:pos="720"/>
-          <w:tab w:val="left" w:pos="1440"/>
-          <w:tab w:val="left" w:pos="2160"/>
-          <w:tab w:val="left" w:pos="2880"/>
-          <w:tab w:val="left" w:pos="3600"/>
-          <w:tab w:val="left" w:pos="4320"/>
-          <w:tab w:val="left" w:pos="5040"/>
-          <w:tab w:val="left" w:pos="5760"/>
-          <w:tab w:val="left" w:pos="6480"/>
-          <w:tab w:val="left" w:pos="7200"/>
-          <w:tab w:val="left" w:pos="7920"/>
-          <w:tab w:val="left" w:pos="8640"/>
-          <w:tab w:val="left" w:pos="9360"/>
-        </w:tabs>
-        <w:ind w:left="4974" w:hanging="174"/>
-      </w:pPr>
-      <w:rPr>
-        <w:rFonts w:hAnsi="Arial Unicode MS"/>
-        <w:caps w:val="0"/>
-        <w:smallCaps w:val="0"/>
-        <w:strike w:val="0"/>
-        <w:dstrike w:val="0"/>
-        <w:outline w:val="0"/>
-        <w:emboss w:val="0"/>
-        <w:imprint w:val="0"/>
-        <w:spacing w:val="0"/>
-        <w:w w:val="100"/>
-        <w:kern w:val="0"/>
-        <w:position w:val="0"/>
-        <w:highlight w:val="none"/>
-        <w:vertAlign w:val="baseline"/>
-      </w:rPr>
-    </w:lvl>
-  </w:abstractNum>
-  <w:num w:numId="1">
+  <w:num w:numId="1" w16cid:durableId="569851420">
+    <w:abstractNumId w:val="4"/>
+  </w:num>
+  <w:num w:numId="2" w16cid:durableId="511142522">
     <w:abstractNumId w:val="1"/>
   </w:num>
-  <w:num w:numId="2">
+  <w:num w:numId="3" w16cid:durableId="994528345">
     <w:abstractNumId w:val="0"/>
   </w:num>
-  <w:num w:numId="3">
+  <w:num w:numId="4" w16cid:durableId="985931711">
     <w:abstractNumId w:val="3"/>
   </w:num>
-  <w:num w:numId="4">
+  <w:num w:numId="5" w16cid:durableId="530454582">
     <w:abstractNumId w:val="2"/>
   </w:num>
-  <w:num w:numId="5">
+  <w:num w:numId="6" w16cid:durableId="1762487023">
     <w:abstractNumId w:val="5"/>
   </w:num>
-  <w:num w:numId="6">
-    <w:abstractNumId w:val="4"/>
-  </w:num>
-  <w:num w:numId="7">
-    <w:abstractNumId w:val="4"/>
+  <w:num w:numId="7" w16cid:durableId="658925270">
+    <w:abstractNumId w:val="5"/>
     <w:lvlOverride w:ilvl="0">
-      <w:lvl w:ilvl="0">
+      <w:lvl w:ilvl="0" w:tplc="BF2EEA9C">
         <w:start w:val="1"/>
         <w:numFmt w:val="bullet"/>
-        <w:suff w:val="tab"/>
         <w:lvlText w:val="•"/>
         <w:lvlJc w:val="left"/>
         <w:pPr>
@@ -2743,10 +2956,9 @@
       </w:lvl>
     </w:lvlOverride>
     <w:lvlOverride w:ilvl="1">
-      <w:lvl w:ilvl="1">
+      <w:lvl w:ilvl="1" w:tplc="FF945A70">
         <w:start w:val="1"/>
         <w:numFmt w:val="bullet"/>
-        <w:suff w:val="tab"/>
         <w:lvlText w:val="•"/>
         <w:lvlJc w:val="left"/>
         <w:pPr>
@@ -2785,10 +2997,9 @@
       </w:lvl>
     </w:lvlOverride>
     <w:lvlOverride w:ilvl="2">
-      <w:lvl w:ilvl="2">
+      <w:lvl w:ilvl="2" w:tplc="FC6EAC80">
         <w:start w:val="1"/>
         <w:numFmt w:val="bullet"/>
-        <w:suff w:val="tab"/>
         <w:lvlText w:val="•"/>
         <w:lvlJc w:val="left"/>
         <w:pPr>
@@ -2828,10 +3039,9 @@
       </w:lvl>
     </w:lvlOverride>
     <w:lvlOverride w:ilvl="3">
-      <w:lvl w:ilvl="3">
+      <w:lvl w:ilvl="3" w:tplc="3086F5E6">
         <w:start w:val="1"/>
         <w:numFmt w:val="bullet"/>
-        <w:suff w:val="tab"/>
         <w:lvlText w:val="•"/>
         <w:lvlJc w:val="left"/>
         <w:pPr>
@@ -2871,10 +3081,9 @@
       </w:lvl>
     </w:lvlOverride>
     <w:lvlOverride w:ilvl="4">
-      <w:lvl w:ilvl="4">
+      <w:lvl w:ilvl="4" w:tplc="3CA4DD94">
         <w:start w:val="1"/>
         <w:numFmt w:val="bullet"/>
-        <w:suff w:val="tab"/>
         <w:lvlText w:val="•"/>
         <w:lvlJc w:val="left"/>
         <w:pPr>
@@ -2914,10 +3123,9 @@
       </w:lvl>
     </w:lvlOverride>
     <w:lvlOverride w:ilvl="5">
-      <w:lvl w:ilvl="5">
+      <w:lvl w:ilvl="5" w:tplc="FA1A508C">
         <w:start w:val="1"/>
         <w:numFmt w:val="bullet"/>
-        <w:suff w:val="tab"/>
         <w:lvlText w:val="•"/>
         <w:lvlJc w:val="left"/>
         <w:pPr>
@@ -2957,10 +3165,9 @@
       </w:lvl>
     </w:lvlOverride>
     <w:lvlOverride w:ilvl="6">
-      <w:lvl w:ilvl="6">
+      <w:lvl w:ilvl="6" w:tplc="6CC43630">
         <w:start w:val="1"/>
         <w:numFmt w:val="bullet"/>
-        <w:suff w:val="tab"/>
         <w:lvlText w:val="•"/>
         <w:lvlJc w:val="left"/>
         <w:pPr>
@@ -3000,10 +3207,9 @@
       </w:lvl>
     </w:lvlOverride>
     <w:lvlOverride w:ilvl="7">
-      <w:lvl w:ilvl="7">
+      <w:lvl w:ilvl="7" w:tplc="3A4CC0B0">
         <w:start w:val="1"/>
         <w:numFmt w:val="bullet"/>
-        <w:suff w:val="tab"/>
         <w:lvlText w:val="•"/>
         <w:lvlJc w:val="left"/>
         <w:pPr>
@@ -3042,10 +3248,9 @@
       </w:lvl>
     </w:lvlOverride>
     <w:lvlOverride w:ilvl="8">
-      <w:lvl w:ilvl="8">
+      <w:lvl w:ilvl="8" w:tplc="B582E8AC">
         <w:start w:val="1"/>
         <w:numFmt w:val="bullet"/>
-        <w:suff w:val="tab"/>
         <w:lvlText w:val="•"/>
         <w:lvlJc w:val="left"/>
         <w:pPr>
@@ -3085,13 +3290,12 @@
       </w:lvl>
     </w:lvlOverride>
   </w:num>
-  <w:num w:numId="8">
-    <w:abstractNumId w:val="4"/>
+  <w:num w:numId="8" w16cid:durableId="1359895316">
+    <w:abstractNumId w:val="5"/>
     <w:lvlOverride w:ilvl="0">
-      <w:lvl w:ilvl="0">
+      <w:lvl w:ilvl="0" w:tplc="BF2EEA9C">
         <w:start w:val="1"/>
         <w:numFmt w:val="bullet"/>
-        <w:suff w:val="tab"/>
         <w:lvlText w:val="•"/>
         <w:lvlJc w:val="left"/>
         <w:pPr>
@@ -3131,10 +3335,9 @@
       </w:lvl>
     </w:lvlOverride>
     <w:lvlOverride w:ilvl="1">
-      <w:lvl w:ilvl="1">
+      <w:lvl w:ilvl="1" w:tplc="FF945A70">
         <w:start w:val="1"/>
         <w:numFmt w:val="bullet"/>
-        <w:suff w:val="tab"/>
         <w:lvlText w:val="•"/>
         <w:lvlJc w:val="left"/>
         <w:pPr>
@@ -3173,10 +3376,9 @@
       </w:lvl>
     </w:lvlOverride>
     <w:lvlOverride w:ilvl="2">
-      <w:lvl w:ilvl="2">
+      <w:lvl w:ilvl="2" w:tplc="FC6EAC80">
         <w:start w:val="1"/>
         <w:numFmt w:val="bullet"/>
-        <w:suff w:val="tab"/>
         <w:lvlText w:val="•"/>
         <w:lvlJc w:val="left"/>
         <w:pPr>
@@ -3216,10 +3418,9 @@
       </w:lvl>
     </w:lvlOverride>
     <w:lvlOverride w:ilvl="3">
-      <w:lvl w:ilvl="3">
+      <w:lvl w:ilvl="3" w:tplc="3086F5E6">
         <w:start w:val="1"/>
         <w:numFmt w:val="bullet"/>
-        <w:suff w:val="tab"/>
         <w:lvlText w:val="•"/>
         <w:lvlJc w:val="left"/>
         <w:pPr>
@@ -3259,10 +3460,9 @@
       </w:lvl>
     </w:lvlOverride>
     <w:lvlOverride w:ilvl="4">
-      <w:lvl w:ilvl="4">
+      <w:lvl w:ilvl="4" w:tplc="3CA4DD94">
         <w:start w:val="1"/>
         <w:numFmt w:val="bullet"/>
-        <w:suff w:val="tab"/>
         <w:lvlText w:val="•"/>
         <w:lvlJc w:val="left"/>
         <w:pPr>
@@ -3302,10 +3502,9 @@
       </w:lvl>
     </w:lvlOverride>
     <w:lvlOverride w:ilvl="5">
-      <w:lvl w:ilvl="5">
+      <w:lvl w:ilvl="5" w:tplc="FA1A508C">
         <w:start w:val="1"/>
         <w:numFmt w:val="bullet"/>
-        <w:suff w:val="tab"/>
         <w:lvlText w:val="•"/>
         <w:lvlJc w:val="left"/>
         <w:pPr>
@@ -3345,10 +3544,9 @@
       </w:lvl>
     </w:lvlOverride>
     <w:lvlOverride w:ilvl="6">
-      <w:lvl w:ilvl="6">
+      <w:lvl w:ilvl="6" w:tplc="6CC43630">
         <w:start w:val="1"/>
         <w:numFmt w:val="bullet"/>
-        <w:suff w:val="tab"/>
         <w:lvlText w:val="•"/>
         <w:lvlJc w:val="left"/>
         <w:pPr>
@@ -3388,10 +3586,9 @@
       </w:lvl>
     </w:lvlOverride>
     <w:lvlOverride w:ilvl="7">
-      <w:lvl w:ilvl="7">
+      <w:lvl w:ilvl="7" w:tplc="3A4CC0B0">
         <w:start w:val="1"/>
         <w:numFmt w:val="bullet"/>
-        <w:suff w:val="tab"/>
         <w:lvlText w:val="•"/>
         <w:lvlJc w:val="left"/>
         <w:pPr>
@@ -3430,10 +3627,9 @@
       </w:lvl>
     </w:lvlOverride>
     <w:lvlOverride w:ilvl="8">
-      <w:lvl w:ilvl="8">
+      <w:lvl w:ilvl="8" w:tplc="B582E8AC">
         <w:start w:val="1"/>
         <w:numFmt w:val="bullet"/>
-        <w:suff w:val="tab"/>
         <w:lvlText w:val="•"/>
         <w:lvlJc w:val="left"/>
         <w:pPr>
@@ -3477,48 +3673,17 @@
 </file>
 
 <file path=word/styles.xml><?xml version="1.0" encoding="utf-8"?>
-<w:styles xmlns:w="http://schemas.openxmlformats.org/wordprocessingml/2006/main" xmlns:mc="http://schemas.openxmlformats.org/markup-compatibility/2006" xmlns:w14="http://schemas.microsoft.com/office/word/2010/wordml" mc:Ignorable="w14">
+<w:styles xmlns:mc="http://schemas.openxmlformats.org/markup-compatibility/2006" xmlns:r="http://schemas.openxmlformats.org/officeDocument/2006/relationships" xmlns:w="http://schemas.openxmlformats.org/wordprocessingml/2006/main" xmlns:w14="http://schemas.microsoft.com/office/word/2010/wordml" xmlns:w15="http://schemas.microsoft.com/office/word/2012/wordml" xmlns:w16cex="http://schemas.microsoft.com/office/word/2018/wordml/cex" xmlns:w16cid="http://schemas.microsoft.com/office/word/2016/wordml/cid" xmlns:w16="http://schemas.microsoft.com/office/word/2018/wordml" xmlns:w16du="http://schemas.microsoft.com/office/word/2023/wordml/word16du" xmlns:w16sdtdh="http://schemas.microsoft.com/office/word/2020/wordml/sdtdatahash" xmlns:w16sdtfl="http://schemas.microsoft.com/office/word/2024/wordml/sdtformatlock" xmlns:w16se="http://schemas.microsoft.com/office/word/2015/wordml/symex" mc:Ignorable="w14 w15 w16se w16cid w16 w16cex w16sdtdh w16sdtfl w16du">
   <w:docDefaults>
     <w:rPrDefault>
       <w:rPr>
-        <w:rFonts w:ascii="Times New Roman" w:cs="Times New Roman" w:hAnsi="Times New Roman" w:eastAsia="Arial Unicode MS"/>
-        <w:b w:val="0"/>
-        <w:bCs w:val="0"/>
-        <w:i w:val="0"/>
-        <w:iCs w:val="0"/>
-        <w:caps w:val="0"/>
-        <w:smallCaps w:val="0"/>
-        <w:strike w:val="0"/>
-        <w:dstrike w:val="0"/>
-        <w:outline w:val="0"/>
-        <w:emboss w:val="0"/>
-        <w:imprint w:val="0"/>
-        <w:vanish w:val="0"/>
-        <w:color w:val="auto"/>
-        <w:spacing w:val="0"/>
-        <w:w w:val="100"/>
-        <w:kern w:val="0"/>
-        <w:position w:val="0"/>
-        <w:sz w:val="20"/>
-        <w:szCs w:val="20"/>
-        <w:u w:val="none" w:color="auto"/>
+        <w:rFonts w:ascii="Times New Roman" w:eastAsia="Arial Unicode MS" w:hAnsi="Times New Roman" w:cs="Times New Roman"/>
         <w:bdr w:val="nil"/>
-        <w:vertAlign w:val="baseline"/>
-        <w:lang/>
+        <w:lang w:val="it-IT" w:eastAsia="it-IT" w:bidi="ar-SA"/>
       </w:rPr>
     </w:rPrDefault>
     <w:pPrDefault>
       <w:pPr>
-        <w:keepNext w:val="0"/>
-        <w:keepLines w:val="0"/>
-        <w:pageBreakBefore w:val="0"/>
-        <w:framePr w:anchorLock="0" w:w="0" w:h="0" w:vSpace="0" w:hSpace="0" w:xAlign="left" w:y="0" w:hRule="exact" w:vAnchor="margin"/>
-        <w:widowControl w:val="1"/>
-        <w:numPr>
-          <w:ilvl w:val="0"/>
-          <w:numId w:val="0"/>
-        </w:numPr>
-        <w:suppressLineNumbers w:val="0"/>
         <w:pBdr>
           <w:top w:val="nil"/>
           <w:left w:val="nil"/>
@@ -3527,200 +3692,482 @@
           <w:between w:val="nil"/>
           <w:bar w:val="nil"/>
         </w:pBdr>
-        <w:shd w:val="clear" w:color="auto" w:fill="auto"/>
-        <w:suppressAutoHyphens w:val="0"/>
-        <w:spacing w:before="0" w:beforeAutospacing="0" w:after="0" w:afterAutospacing="0" w:line="240" w:lineRule="auto"/>
-        <w:ind w:left="0" w:right="0" w:firstLine="0"/>
-        <w:jc w:val="left"/>
-        <w:outlineLvl w:val="9"/>
       </w:pPr>
     </w:pPrDefault>
   </w:docDefaults>
-  <w:style w:type="paragraph" w:default="1" w:styleId="Normal">
+  <w:latentStyles w:defLockedState="0" w:defUIPriority="99" w:defSemiHidden="0" w:defUnhideWhenUsed="0" w:defQFormat="0" w:count="376">
+    <w:lsdException w:name="Normal" w:uiPriority="0" w:qFormat="1"/>
+    <w:lsdException w:name="heading 1" w:uiPriority="9" w:qFormat="1"/>
+    <w:lsdException w:name="heading 2" w:semiHidden="1" w:uiPriority="9" w:unhideWhenUsed="1" w:qFormat="1"/>
+    <w:lsdException w:name="heading 3" w:semiHidden="1" w:uiPriority="9" w:unhideWhenUsed="1" w:qFormat="1"/>
+    <w:lsdException w:name="heading 4" w:semiHidden="1" w:uiPriority="9" w:unhideWhenUsed="1" w:qFormat="1"/>
+    <w:lsdException w:name="heading 5" w:semiHidden="1" w:uiPriority="9" w:unhideWhenUsed="1" w:qFormat="1"/>
+    <w:lsdException w:name="heading 6" w:semiHidden="1" w:uiPriority="9" w:unhideWhenUsed="1" w:qFormat="1"/>
+    <w:lsdException w:name="heading 7" w:semiHidden="1" w:uiPriority="9" w:unhideWhenUsed="1" w:qFormat="1"/>
+    <w:lsdException w:name="heading 8" w:semiHidden="1" w:uiPriority="9" w:unhideWhenUsed="1" w:qFormat="1"/>
+    <w:lsdException w:name="heading 9" w:semiHidden="1" w:uiPriority="9" w:unhideWhenUsed="1" w:qFormat="1"/>
+    <w:lsdException w:name="index 1" w:semiHidden="1" w:unhideWhenUsed="1"/>
+    <w:lsdException w:name="index 2" w:semiHidden="1" w:unhideWhenUsed="1"/>
+    <w:lsdException w:name="index 3" w:semiHidden="1" w:unhideWhenUsed="1"/>
+    <w:lsdException w:name="index 4" w:semiHidden="1" w:unhideWhenUsed="1"/>
+    <w:lsdException w:name="index 5" w:semiHidden="1" w:unhideWhenUsed="1"/>
+    <w:lsdException w:name="index 6" w:semiHidden="1" w:unhideWhenUsed="1"/>
+    <w:lsdException w:name="index 7" w:semiHidden="1" w:unhideWhenUsed="1"/>
+    <w:lsdException w:name="index 8" w:semiHidden="1" w:unhideWhenUsed="1"/>
+    <w:lsdException w:name="index 9" w:semiHidden="1" w:unhideWhenUsed="1"/>
+    <w:lsdException w:name="toc 1" w:semiHidden="1" w:uiPriority="39" w:unhideWhenUsed="1"/>
+    <w:lsdException w:name="toc 2" w:semiHidden="1" w:uiPriority="39" w:unhideWhenUsed="1"/>
+    <w:lsdException w:name="toc 3" w:semiHidden="1" w:uiPriority="39" w:unhideWhenUsed="1"/>
+    <w:lsdException w:name="toc 4" w:semiHidden="1" w:uiPriority="39" w:unhideWhenUsed="1"/>
+    <w:lsdException w:name="toc 5" w:semiHidden="1" w:uiPriority="39" w:unhideWhenUsed="1"/>
+    <w:lsdException w:name="toc 6" w:semiHidden="1" w:uiPriority="39" w:unhideWhenUsed="1"/>
+    <w:lsdException w:name="toc 7" w:semiHidden="1" w:uiPriority="39" w:unhideWhenUsed="1"/>
+    <w:lsdException w:name="toc 8" w:semiHidden="1" w:uiPriority="39" w:unhideWhenUsed="1"/>
+    <w:lsdException w:name="toc 9" w:semiHidden="1" w:uiPriority="39" w:unhideWhenUsed="1"/>
+    <w:lsdException w:name="Normal Indent" w:semiHidden="1" w:unhideWhenUsed="1"/>
+    <w:lsdException w:name="footnote text" w:semiHidden="1" w:unhideWhenUsed="1"/>
+    <w:lsdException w:name="annotation text" w:semiHidden="1" w:unhideWhenUsed="1"/>
+    <w:lsdException w:name="header" w:semiHidden="1" w:unhideWhenUsed="1"/>
+    <w:lsdException w:name="footer" w:semiHidden="1" w:unhideWhenUsed="1"/>
+    <w:lsdException w:name="index heading" w:semiHidden="1" w:unhideWhenUsed="1"/>
+    <w:lsdException w:name="caption" w:semiHidden="1" w:uiPriority="35" w:unhideWhenUsed="1" w:qFormat="1"/>
+    <w:lsdException w:name="table of figures" w:semiHidden="1" w:unhideWhenUsed="1"/>
+    <w:lsdException w:name="envelope address" w:semiHidden="1" w:unhideWhenUsed="1"/>
+    <w:lsdException w:name="envelope return" w:semiHidden="1" w:unhideWhenUsed="1"/>
+    <w:lsdException w:name="footnote reference" w:semiHidden="1" w:unhideWhenUsed="1"/>
+    <w:lsdException w:name="annotation reference" w:semiHidden="1" w:unhideWhenUsed="1"/>
+    <w:lsdException w:name="line number" w:semiHidden="1" w:unhideWhenUsed="1"/>
+    <w:lsdException w:name="page number" w:semiHidden="1" w:unhideWhenUsed="1"/>
+    <w:lsdException w:name="endnote reference" w:semiHidden="1" w:unhideWhenUsed="1"/>
+    <w:lsdException w:name="endnote text" w:semiHidden="1" w:unhideWhenUsed="1"/>
+    <w:lsdException w:name="table of authorities" w:semiHidden="1" w:unhideWhenUsed="1"/>
+    <w:lsdException w:name="macro" w:semiHidden="1" w:unhideWhenUsed="1"/>
+    <w:lsdException w:name="toa heading" w:semiHidden="1" w:unhideWhenUsed="1"/>
+    <w:lsdException w:name="List" w:semiHidden="1" w:unhideWhenUsed="1"/>
+    <w:lsdException w:name="List Bullet" w:semiHidden="1" w:unhideWhenUsed="1"/>
+    <w:lsdException w:name="List Number" w:semiHidden="1" w:unhideWhenUsed="1"/>
+    <w:lsdException w:name="List 2" w:semiHidden="1" w:unhideWhenUsed="1"/>
+    <w:lsdException w:name="List 3" w:semiHidden="1" w:unhideWhenUsed="1"/>
+    <w:lsdException w:name="List 4" w:semiHidden="1" w:unhideWhenUsed="1"/>
+    <w:lsdException w:name="List 5" w:semiHidden="1" w:unhideWhenUsed="1"/>
+    <w:lsdException w:name="List Bullet 2" w:semiHidden="1" w:unhideWhenUsed="1"/>
+    <w:lsdException w:name="List Bullet 3" w:semiHidden="1" w:unhideWhenUsed="1"/>
+    <w:lsdException w:name="List Bullet 4" w:semiHidden="1" w:unhideWhenUsed="1"/>
+    <w:lsdException w:name="List Bullet 5" w:semiHidden="1" w:unhideWhenUsed="1"/>
+    <w:lsdException w:name="List Number 2" w:semiHidden="1" w:unhideWhenUsed="1"/>
+    <w:lsdException w:name="List Number 3" w:semiHidden="1" w:unhideWhenUsed="1"/>
+    <w:lsdException w:name="List Number 4" w:semiHidden="1" w:unhideWhenUsed="1"/>
+    <w:lsdException w:name="List Number 5" w:semiHidden="1" w:unhideWhenUsed="1"/>
+    <w:lsdException w:name="Title" w:uiPriority="10" w:qFormat="1"/>
+    <w:lsdException w:name="Closing" w:semiHidden="1" w:unhideWhenUsed="1"/>
+    <w:lsdException w:name="Signature" w:semiHidden="1" w:unhideWhenUsed="1"/>
+    <w:lsdException w:name="Default Paragraph Font" w:semiHidden="1" w:uiPriority="1" w:unhideWhenUsed="1"/>
+    <w:lsdException w:name="Body Text" w:semiHidden="1" w:unhideWhenUsed="1"/>
+    <w:lsdException w:name="Body Text Indent" w:semiHidden="1" w:unhideWhenUsed="1"/>
+    <w:lsdException w:name="List Continue" w:semiHidden="1" w:unhideWhenUsed="1"/>
+    <w:lsdException w:name="List Continue 2" w:semiHidden="1" w:unhideWhenUsed="1"/>
+    <w:lsdException w:name="List Continue 3" w:semiHidden="1" w:unhideWhenUsed="1"/>
+    <w:lsdException w:name="List Continue 4" w:semiHidden="1" w:unhideWhenUsed="1"/>
+    <w:lsdException w:name="List Continue 5" w:semiHidden="1" w:unhideWhenUsed="1"/>
+    <w:lsdException w:name="Message Header" w:semiHidden="1" w:unhideWhenUsed="1"/>
+    <w:lsdException w:name="Subtitle" w:uiPriority="11" w:qFormat="1"/>
+    <w:lsdException w:name="Salutation" w:semiHidden="1" w:unhideWhenUsed="1"/>
+    <w:lsdException w:name="Date" w:semiHidden="1" w:unhideWhenUsed="1"/>
+    <w:lsdException w:name="Body Text First Indent" w:semiHidden="1" w:unhideWhenUsed="1"/>
+    <w:lsdException w:name="Body Text First Indent 2" w:semiHidden="1" w:unhideWhenUsed="1"/>
+    <w:lsdException w:name="Note Heading" w:semiHidden="1" w:unhideWhenUsed="1"/>
+    <w:lsdException w:name="Body Text 2" w:semiHidden="1" w:unhideWhenUsed="1"/>
+    <w:lsdException w:name="Body Text 3" w:semiHidden="1" w:unhideWhenUsed="1"/>
+    <w:lsdException w:name="Body Text Indent 2" w:semiHidden="1" w:unhideWhenUsed="1"/>
+    <w:lsdException w:name="Body Text Indent 3" w:semiHidden="1" w:unhideWhenUsed="1"/>
+    <w:lsdException w:name="Block Text" w:semiHidden="1" w:unhideWhenUsed="1"/>
+    <w:lsdException w:name="Hyperlink" w:semiHidden="1" w:unhideWhenUsed="1"/>
+    <w:lsdException w:name="FollowedHyperlink" w:semiHidden="1" w:unhideWhenUsed="1"/>
+    <w:lsdException w:name="Strong" w:uiPriority="22" w:qFormat="1"/>
+    <w:lsdException w:name="Emphasis" w:uiPriority="20" w:qFormat="1"/>
+    <w:lsdException w:name="Document Map" w:semiHidden="1" w:unhideWhenUsed="1"/>
+    <w:lsdException w:name="Plain Text" w:semiHidden="1" w:unhideWhenUsed="1"/>
+    <w:lsdException w:name="E-mail Signature" w:semiHidden="1" w:unhideWhenUsed="1"/>
+    <w:lsdException w:name="HTML Top of Form" w:semiHidden="1" w:unhideWhenUsed="1"/>
+    <w:lsdException w:name="HTML Bottom of Form" w:semiHidden="1" w:unhideWhenUsed="1"/>
+    <w:lsdException w:name="Normal (Web)" w:semiHidden="1" w:unhideWhenUsed="1"/>
+    <w:lsdException w:name="HTML Acronym" w:semiHidden="1" w:unhideWhenUsed="1"/>
+    <w:lsdException w:name="HTML Address" w:semiHidden="1" w:unhideWhenUsed="1"/>
+    <w:lsdException w:name="HTML Cite" w:semiHidden="1" w:unhideWhenUsed="1"/>
+    <w:lsdException w:name="HTML Code" w:semiHidden="1" w:unhideWhenUsed="1"/>
+    <w:lsdException w:name="HTML Definition" w:semiHidden="1" w:unhideWhenUsed="1"/>
+    <w:lsdException w:name="HTML Keyboard" w:semiHidden="1" w:unhideWhenUsed="1"/>
+    <w:lsdException w:name="HTML Preformatted" w:semiHidden="1" w:unhideWhenUsed="1"/>
+    <w:lsdException w:name="HTML Sample" w:semiHidden="1" w:unhideWhenUsed="1"/>
+    <w:lsdException w:name="HTML Typewriter" w:semiHidden="1" w:unhideWhenUsed="1"/>
+    <w:lsdException w:name="HTML Variable" w:semiHidden="1" w:unhideWhenUsed="1"/>
+    <w:lsdException w:name="Normal Table" w:semiHidden="1" w:unhideWhenUsed="1"/>
+    <w:lsdException w:name="annotation subject" w:semiHidden="1" w:unhideWhenUsed="1"/>
+    <w:lsdException w:name="No List" w:semiHidden="1" w:unhideWhenUsed="1"/>
+    <w:lsdException w:name="Outline List 1" w:semiHidden="1" w:unhideWhenUsed="1"/>
+    <w:lsdException w:name="Outline List 2" w:semiHidden="1" w:unhideWhenUsed="1"/>
+    <w:lsdException w:name="Outline List 3" w:semiHidden="1" w:unhideWhenUsed="1"/>
+    <w:lsdException w:name="Table Simple 1" w:semiHidden="1" w:unhideWhenUsed="1"/>
+    <w:lsdException w:name="Table Simple 2" w:semiHidden="1" w:unhideWhenUsed="1"/>
+    <w:lsdException w:name="Table Simple 3" w:semiHidden="1" w:unhideWhenUsed="1"/>
+    <w:lsdException w:name="Table Classic 1" w:semiHidden="1" w:unhideWhenUsed="1"/>
+    <w:lsdException w:name="Table Classic 2" w:semiHidden="1" w:unhideWhenUsed="1"/>
+    <w:lsdException w:name="Table Classic 3" w:semiHidden="1" w:unhideWhenUsed="1"/>
+    <w:lsdException w:name="Table Classic 4" w:semiHidden="1" w:unhideWhenUsed="1"/>
+    <w:lsdException w:name="Table Colorful 1" w:semiHidden="1" w:unhideWhenUsed="1"/>
+    <w:lsdException w:name="Table Colorful 2" w:semiHidden="1" w:unhideWhenUsed="1"/>
+    <w:lsdException w:name="Table Colorful 3" w:semiHidden="1" w:unhideWhenUsed="1"/>
+    <w:lsdException w:name="Table Columns 1" w:semiHidden="1" w:unhideWhenUsed="1"/>
+    <w:lsdException w:name="Table Columns 2" w:semiHidden="1" w:unhideWhenUsed="1"/>
+    <w:lsdException w:name="Table Columns 3" w:semiHidden="1" w:unhideWhenUsed="1"/>
+    <w:lsdException w:name="Table Columns 4" w:semiHidden="1" w:unhideWhenUsed="1"/>
+    <w:lsdException w:name="Table Columns 5" w:semiHidden="1" w:unhideWhenUsed="1"/>
+    <w:lsdException w:name="Table Grid 1" w:semiHidden="1" w:unhideWhenUsed="1"/>
+    <w:lsdException w:name="Table Grid 2" w:semiHidden="1" w:unhideWhenUsed="1"/>
+    <w:lsdException w:name="Table Grid 3" w:semiHidden="1" w:unhideWhenUsed="1"/>
+    <w:lsdException w:name="Table Grid 4" w:semiHidden="1" w:unhideWhenUsed="1"/>
+    <w:lsdException w:name="Table Grid 5" w:semiHidden="1" w:unhideWhenUsed="1"/>
+    <w:lsdException w:name="Table Grid 6" w:semiHidden="1" w:unhideWhenUsed="1"/>
+    <w:lsdException w:name="Table Grid 7" w:semiHidden="1" w:unhideWhenUsed="1"/>
+    <w:lsdException w:name="Table Grid 8" w:semiHidden="1" w:unhideWhenUsed="1"/>
+    <w:lsdException w:name="Table List 1" w:semiHidden="1" w:unhideWhenUsed="1"/>
+    <w:lsdException w:name="Table List 2" w:semiHidden="1" w:unhideWhenUsed="1"/>
+    <w:lsdException w:name="Table List 3" w:semiHidden="1" w:unhideWhenUsed="1"/>
+    <w:lsdException w:name="Table List 4" w:semiHidden="1" w:unhideWhenUsed="1"/>
+    <w:lsdException w:name="Table List 5" w:semiHidden="1" w:unhideWhenUsed="1"/>
+    <w:lsdException w:name="Table List 6" w:semiHidden="1" w:unhideWhenUsed="1"/>
+    <w:lsdException w:name="Table List 7" w:semiHidden="1" w:unhideWhenUsed="1"/>
+    <w:lsdException w:name="Table List 8" w:semiHidden="1" w:unhideWhenUsed="1"/>
+    <w:lsdException w:name="Table 3D effects 1" w:semiHidden="1" w:unhideWhenUsed="1"/>
+    <w:lsdException w:name="Table 3D effects 2" w:semiHidden="1" w:unhideWhenUsed="1"/>
+    <w:lsdException w:name="Table 3D effects 3" w:semiHidden="1" w:unhideWhenUsed="1"/>
+    <w:lsdException w:name="Table Contemporary" w:semiHidden="1" w:unhideWhenUsed="1"/>
+    <w:lsdException w:name="Table Elegant" w:semiHidden="1" w:unhideWhenUsed="1"/>
+    <w:lsdException w:name="Table Professional" w:semiHidden="1" w:unhideWhenUsed="1"/>
+    <w:lsdException w:name="Table Subtle 1" w:semiHidden="1" w:unhideWhenUsed="1"/>
+    <w:lsdException w:name="Table Subtle 2" w:semiHidden="1" w:unhideWhenUsed="1"/>
+    <w:lsdException w:name="Table Web 1" w:semiHidden="1" w:unhideWhenUsed="1"/>
+    <w:lsdException w:name="Table Web 2" w:semiHidden="1" w:unhideWhenUsed="1"/>
+    <w:lsdException w:name="Table Web 3" w:semiHidden="1" w:unhideWhenUsed="1"/>
+    <w:lsdException w:name="Balloon Text" w:semiHidden="1" w:unhideWhenUsed="1"/>
+    <w:lsdException w:name="Table Grid" w:uiPriority="39"/>
+    <w:lsdException w:name="Table Theme" w:semiHidden="1" w:unhideWhenUsed="1"/>
+    <w:lsdException w:name="Placeholder Text" w:semiHidden="1"/>
+    <w:lsdException w:name="No Spacing" w:uiPriority="1" w:qFormat="1"/>
+    <w:lsdException w:name="Light Shading" w:uiPriority="60"/>
+    <w:lsdException w:name="Light List" w:uiPriority="61"/>
+    <w:lsdException w:name="Light Grid" w:uiPriority="62"/>
+    <w:lsdException w:name="Medium Shading 1" w:uiPriority="63"/>
+    <w:lsdException w:name="Medium Shading 2" w:uiPriority="64"/>
+    <w:lsdException w:name="Medium List 1" w:uiPriority="65"/>
+    <w:lsdException w:name="Medium List 2" w:uiPriority="66"/>
+    <w:lsdException w:name="Medium Grid 1" w:uiPriority="67"/>
+    <w:lsdException w:name="Medium Grid 2" w:uiPriority="68"/>
+    <w:lsdException w:name="Medium Grid 3" w:uiPriority="69"/>
+    <w:lsdException w:name="Dark List" w:uiPriority="70"/>
+    <w:lsdException w:name="Colorful Shading" w:uiPriority="71"/>
+    <w:lsdException w:name="Colorful List" w:uiPriority="72"/>
+    <w:lsdException w:name="Colorful Grid" w:uiPriority="73"/>
+    <w:lsdException w:name="Light Shading Accent 1" w:uiPriority="60"/>
+    <w:lsdException w:name="Light List Accent 1" w:uiPriority="61"/>
+    <w:lsdException w:name="Light Grid Accent 1" w:uiPriority="62"/>
+    <w:lsdException w:name="Medium Shading 1 Accent 1" w:uiPriority="63"/>
+    <w:lsdException w:name="Medium Shading 2 Accent 1" w:uiPriority="64"/>
+    <w:lsdException w:name="Medium List 1 Accent 1" w:uiPriority="65"/>
+    <w:lsdException w:name="Revision" w:semiHidden="1"/>
+    <w:lsdException w:name="List Paragraph" w:uiPriority="34" w:qFormat="1"/>
+    <w:lsdException w:name="Quote" w:uiPriority="29" w:qFormat="1"/>
+    <w:lsdException w:name="Intense Quote" w:uiPriority="30" w:qFormat="1"/>
+    <w:lsdException w:name="Medium List 2 Accent 1" w:uiPriority="66"/>
+    <w:lsdException w:name="Medium Grid 1 Accent 1" w:uiPriority="67"/>
+    <w:lsdException w:name="Medium Grid 2 Accent 1" w:uiPriority="68"/>
+    <w:lsdException w:name="Medium Grid 3 Accent 1" w:uiPriority="69"/>
+    <w:lsdException w:name="Dark List Accent 1" w:uiPriority="70"/>
+    <w:lsdException w:name="Colorful Shading Accent 1" w:uiPriority="71"/>
+    <w:lsdException w:name="Colorful List Accent 1" w:uiPriority="72"/>
+    <w:lsdException w:name="Colorful Grid Accent 1" w:uiPriority="73"/>
+    <w:lsdException w:name="Light Shading Accent 2" w:uiPriority="60"/>
+    <w:lsdException w:name="Light List Accent 2" w:uiPriority="61"/>
+    <w:lsdException w:name="Light Grid Accent 2" w:uiPriority="62"/>
+    <w:lsdException w:name="Medium Shading 1 Accent 2" w:uiPriority="63"/>
+    <w:lsdException w:name="Medium Shading 2 Accent 2" w:uiPriority="64"/>
+    <w:lsdException w:name="Medium List 1 Accent 2" w:uiPriority="65"/>
+    <w:lsdException w:name="Medium List 2 Accent 2" w:uiPriority="66"/>
+    <w:lsdException w:name="Medium Grid 1 Accent 2" w:uiPriority="67"/>
+    <w:lsdException w:name="Medium Grid 2 Accent 2" w:uiPriority="68"/>
+    <w:lsdException w:name="Medium Grid 3 Accent 2" w:uiPriority="69"/>
+    <w:lsdException w:name="Dark List Accent 2" w:uiPriority="70"/>
+    <w:lsdException w:name="Colorful Shading Accent 2" w:uiPriority="71"/>
+    <w:lsdException w:name="Colorful List Accent 2" w:uiPriority="72"/>
+    <w:lsdException w:name="Colorful Grid Accent 2" w:uiPriority="73"/>
+    <w:lsdException w:name="Light Shading Accent 3" w:uiPriority="60"/>
+    <w:lsdException w:name="Light List Accent 3" w:uiPriority="61"/>
+    <w:lsdException w:name="Light Grid Accent 3" w:uiPriority="62"/>
+    <w:lsdException w:name="Medium Shading 1 Accent 3" w:uiPriority="63"/>
+    <w:lsdException w:name="Medium Shading 2 Accent 3" w:uiPriority="64"/>
+    <w:lsdException w:name="Medium List 1 Accent 3" w:uiPriority="65"/>
+    <w:lsdException w:name="Medium List 2 Accent 3" w:uiPriority="66"/>
+    <w:lsdException w:name="Medium Grid 1 Accent 3" w:uiPriority="67"/>
+    <w:lsdException w:name="Medium Grid 2 Accent 3" w:uiPriority="68"/>
+    <w:lsdException w:name="Medium Grid 3 Accent 3" w:uiPriority="69"/>
+    <w:lsdException w:name="Dark List Accent 3" w:uiPriority="70"/>
+    <w:lsdException w:name="Colorful Shading Accent 3" w:uiPriority="71"/>
+    <w:lsdException w:name="Colorful List Accent 3" w:uiPriority="72"/>
+    <w:lsdException w:name="Colorful Grid Accent 3" w:uiPriority="73"/>
+    <w:lsdException w:name="Light Shading Accent 4" w:uiPriority="60"/>
+    <w:lsdException w:name="Light List Accent 4" w:uiPriority="61"/>
+    <w:lsdException w:name="Light Grid Accent 4" w:uiPriority="62"/>
+    <w:lsdException w:name="Medium Shading 1 Accent 4" w:uiPriority="63"/>
+    <w:lsdException w:name="Medium Shading 2 Accent 4" w:uiPriority="64"/>
+    <w:lsdException w:name="Medium List 1 Accent 4" w:uiPriority="65"/>
+    <w:lsdException w:name="Medium List 2 Accent 4" w:uiPriority="66"/>
+    <w:lsdException w:name="Medium Grid 1 Accent 4" w:uiPriority="67"/>
+    <w:lsdException w:name="Medium Grid 2 Accent 4" w:uiPriority="68"/>
+    <w:lsdException w:name="Medium Grid 3 Accent 4" w:uiPriority="69"/>
+    <w:lsdException w:name="Dark List Accent 4" w:uiPriority="70"/>
+    <w:lsdException w:name="Colorful Shading Accent 4" w:uiPriority="71"/>
+    <w:lsdException w:name="Colorful List Accent 4" w:uiPriority="72"/>
+    <w:lsdException w:name="Colorful Grid Accent 4" w:uiPriority="73"/>
+    <w:lsdException w:name="Light Shading Accent 5" w:uiPriority="60"/>
+    <w:lsdException w:name="Light List Accent 5" w:uiPriority="61"/>
+    <w:lsdException w:name="Light Grid Accent 5" w:uiPriority="62"/>
+    <w:lsdException w:name="Medium Shading 1 Accent 5" w:uiPriority="63"/>
+    <w:lsdException w:name="Medium Shading 2 Accent 5" w:uiPriority="64"/>
+    <w:lsdException w:name="Medium List 1 Accent 5" w:uiPriority="65"/>
+    <w:lsdException w:name="Medium List 2 Accent 5" w:uiPriority="66"/>
+    <w:lsdException w:name="Medium Grid 1 Accent 5" w:uiPriority="67"/>
+    <w:lsdException w:name="Medium Grid 2 Accent 5" w:uiPriority="68"/>
+    <w:lsdException w:name="Medium Grid 3 Accent 5" w:uiPriority="69"/>
+    <w:lsdException w:name="Dark List Accent 5" w:uiPriority="70"/>
+    <w:lsdException w:name="Colorful Shading Accent 5" w:uiPriority="71"/>
+    <w:lsdException w:name="Colorful List Accent 5" w:uiPriority="72"/>
+    <w:lsdException w:name="Colorful Grid Accent 5" w:uiPriority="73"/>
+    <w:lsdException w:name="Light Shading Accent 6" w:uiPriority="60"/>
+    <w:lsdException w:name="Light List Accent 6" w:uiPriority="61"/>
+    <w:lsdException w:name="Light Grid Accent 6" w:uiPriority="62"/>
+    <w:lsdException w:name="Medium Shading 1 Accent 6" w:uiPriority="63"/>
+    <w:lsdException w:name="Medium Shading 2 Accent 6" w:uiPriority="64"/>
+    <w:lsdException w:name="Medium List 1 Accent 6" w:uiPriority="65"/>
+    <w:lsdException w:name="Medium List 2 Accent 6" w:uiPriority="66"/>
+    <w:lsdException w:name="Medium Grid 1 Accent 6" w:uiPriority="67"/>
+    <w:lsdException w:name="Medium Grid 2 Accent 6" w:uiPriority="68"/>
+    <w:lsdException w:name="Medium Grid 3 Accent 6" w:uiPriority="69"/>
+    <w:lsdException w:name="Dark List Accent 6" w:uiPriority="70"/>
+    <w:lsdException w:name="Colorful Shading Accent 6" w:uiPriority="71"/>
+    <w:lsdException w:name="Colorful List Accent 6" w:uiPriority="72"/>
+    <w:lsdException w:name="Colorful Grid Accent 6" w:uiPriority="73"/>
+    <w:lsdException w:name="Subtle Emphasis" w:uiPriority="19" w:qFormat="1"/>
+    <w:lsdException w:name="Intense Emphasis" w:uiPriority="21" w:qFormat="1"/>
+    <w:lsdException w:name="Subtle Reference" w:uiPriority="31" w:qFormat="1"/>
+    <w:lsdException w:name="Intense Reference" w:uiPriority="32" w:qFormat="1"/>
+    <w:lsdException w:name="Book Title" w:uiPriority="33" w:qFormat="1"/>
+    <w:lsdException w:name="Bibliography" w:semiHidden="1" w:uiPriority="37" w:unhideWhenUsed="1"/>
+    <w:lsdException w:name="TOC Heading" w:semiHidden="1" w:uiPriority="39" w:unhideWhenUsed="1" w:qFormat="1"/>
+    <w:lsdException w:name="Plain Table 1" w:uiPriority="41"/>
+    <w:lsdException w:name="Plain Table 2" w:uiPriority="42"/>
+    <w:lsdException w:name="Plain Table 3" w:uiPriority="43"/>
+    <w:lsdException w:name="Plain Table 4" w:uiPriority="44"/>
+    <w:lsdException w:name="Plain Table 5" w:uiPriority="45"/>
+    <w:lsdException w:name="Grid Table Light" w:uiPriority="40"/>
+    <w:lsdException w:name="Grid Table 1 Light" w:uiPriority="46"/>
+    <w:lsdException w:name="Grid Table 2" w:uiPriority="47"/>
+    <w:lsdException w:name="Grid Table 3" w:uiPriority="48"/>
+    <w:lsdException w:name="Grid Table 4" w:uiPriority="49"/>
+    <w:lsdException w:name="Grid Table 5 Dark" w:uiPriority="50"/>
+    <w:lsdException w:name="Grid Table 6 Colorful" w:uiPriority="51"/>
+    <w:lsdException w:name="Grid Table 7 Colorful" w:uiPriority="52"/>
+    <w:lsdException w:name="Grid Table 1 Light Accent 1" w:uiPriority="46"/>
+    <w:lsdException w:name="Grid Table 2 Accent 1" w:uiPriority="47"/>
+    <w:lsdException w:name="Grid Table 3 Accent 1" w:uiPriority="48"/>
+    <w:lsdException w:name="Grid Table 4 Accent 1" w:uiPriority="49"/>
+    <w:lsdException w:name="Grid Table 5 Dark Accent 1" w:uiPriority="50"/>
+    <w:lsdException w:name="Grid Table 6 Colorful Accent 1" w:uiPriority="51"/>
+    <w:lsdException w:name="Grid Table 7 Colorful Accent 1" w:uiPriority="52"/>
+    <w:lsdException w:name="Grid Table 1 Light Accent 2" w:uiPriority="46"/>
+    <w:lsdException w:name="Grid Table 2 Accent 2" w:uiPriority="47"/>
+    <w:lsdException w:name="Grid Table 3 Accent 2" w:uiPriority="48"/>
+    <w:lsdException w:name="Grid Table 4 Accent 2" w:uiPriority="49"/>
+    <w:lsdException w:name="Grid Table 5 Dark Accent 2" w:uiPriority="50"/>
+    <w:lsdException w:name="Grid Table 6 Colorful Accent 2" w:uiPriority="51"/>
+    <w:lsdException w:name="Grid Table 7 Colorful Accent 2" w:uiPriority="52"/>
+    <w:lsdException w:name="Grid Table 1 Light Accent 3" w:uiPriority="46"/>
+    <w:lsdException w:name="Grid Table 2 Accent 3" w:uiPriority="47"/>
+    <w:lsdException w:name="Grid Table 3 Accent 3" w:uiPriority="48"/>
+    <w:lsdException w:name="Grid Table 4 Accent 3" w:uiPriority="49"/>
+    <w:lsdException w:name="Grid Table 5 Dark Accent 3" w:uiPriority="50"/>
+    <w:lsdException w:name="Grid Table 6 Colorful Accent 3" w:uiPriority="51"/>
+    <w:lsdException w:name="Grid Table 7 Colorful Accent 3" w:uiPriority="52"/>
+    <w:lsdException w:name="Grid Table 1 Light Accent 4" w:uiPriority="46"/>
+    <w:lsdException w:name="Grid Table 2 Accent 4" w:uiPriority="47"/>
+    <w:lsdException w:name="Grid Table 3 Accent 4" w:uiPriority="48"/>
+    <w:lsdException w:name="Grid Table 4 Accent 4" w:uiPriority="49"/>
+    <w:lsdException w:name="Grid Table 5 Dark Accent 4" w:uiPriority="50"/>
+    <w:lsdException w:name="Grid Table 6 Colorful Accent 4" w:uiPriority="51"/>
+    <w:lsdException w:name="Grid Table 7 Colorful Accent 4" w:uiPriority="52"/>
+    <w:lsdException w:name="Grid Table 1 Light Accent 5" w:uiPriority="46"/>
+    <w:lsdException w:name="Grid Table 2 Accent 5" w:uiPriority="47"/>
+    <w:lsdException w:name="Grid Table 3 Accent 5" w:uiPriority="48"/>
+    <w:lsdException w:name="Grid Table 4 Accent 5" w:uiPriority="49"/>
+    <w:lsdException w:name="Grid Table 5 Dark Accent 5" w:uiPriority="50"/>
+    <w:lsdException w:name="Grid Table 6 Colorful Accent 5" w:uiPriority="51"/>
+    <w:lsdException w:name="Grid Table 7 Colorful Accent 5" w:uiPriority="52"/>
+    <w:lsdException w:name="Grid Table 1 Light Accent 6" w:uiPriority="46"/>
+    <w:lsdException w:name="Grid Table 2 Accent 6" w:uiPriority="47"/>
+    <w:lsdException w:name="Grid Table 3 Accent 6" w:uiPriority="48"/>
+    <w:lsdException w:name="Grid Table 4 Accent 6" w:uiPriority="49"/>
+    <w:lsdException w:name="Grid Table 5 Dark Accent 6" w:uiPriority="50"/>
+    <w:lsdException w:name="Grid Table 6 Colorful Accent 6" w:uiPriority="51"/>
+    <w:lsdException w:name="Grid Table 7 Colorful Accent 6" w:uiPriority="52"/>
+    <w:lsdException w:name="List Table 1 Light" w:uiPriority="46"/>
+    <w:lsdException w:name="List Table 2" w:uiPriority="47"/>
+    <w:lsdException w:name="List Table 3" w:uiPriority="48"/>
+    <w:lsdException w:name="List Table 4" w:uiPriority="49"/>
+    <w:lsdException w:name="List Table 5 Dark" w:uiPriority="50"/>
+    <w:lsdException w:name="List Table 6 Colorful" w:uiPriority="51"/>
+    <w:lsdException w:name="List Table 7 Colorful" w:uiPriority="52"/>
+    <w:lsdException w:name="List Table 1 Light Accent 1" w:uiPriority="46"/>
+    <w:lsdException w:name="List Table 2 Accent 1" w:uiPriority="47"/>
+    <w:lsdException w:name="List Table 3 Accent 1" w:uiPriority="48"/>
+    <w:lsdException w:name="List Table 4 Accent 1" w:uiPriority="49"/>
+    <w:lsdException w:name="List Table 5 Dark Accent 1" w:uiPriority="50"/>
+    <w:lsdException w:name="List Table 6 Colorful Accent 1" w:uiPriority="51"/>
+    <w:lsdException w:name="List Table 7 Colorful Accent 1" w:uiPriority="52"/>
+    <w:lsdException w:name="List Table 1 Light Accent 2" w:uiPriority="46"/>
+    <w:lsdException w:name="List Table 2 Accent 2" w:uiPriority="47"/>
+    <w:lsdException w:name="List Table 3 Accent 2" w:uiPriority="48"/>
+    <w:lsdException w:name="List Table 4 Accent 2" w:uiPriority="49"/>
+    <w:lsdException w:name="List Table 5 Dark Accent 2" w:uiPriority="50"/>
+    <w:lsdException w:name="List Table 6 Colorful Accent 2" w:uiPriority="51"/>
+    <w:lsdException w:name="List Table 7 Colorful Accent 2" w:uiPriority="52"/>
+    <w:lsdException w:name="List Table 1 Light Accent 3" w:uiPriority="46"/>
+    <w:lsdException w:name="List Table 2 Accent 3" w:uiPriority="47"/>
+    <w:lsdException w:name="List Table 3 Accent 3" w:uiPriority="48"/>
+    <w:lsdException w:name="List Table 4 Accent 3" w:uiPriority="49"/>
+    <w:lsdException w:name="List Table 5 Dark Accent 3" w:uiPriority="50"/>
+    <w:lsdException w:name="List Table 6 Colorful Accent 3" w:uiPriority="51"/>
+    <w:lsdException w:name="List Table 7 Colorful Accent 3" w:uiPriority="52"/>
+    <w:lsdException w:name="List Table 1 Light Accent 4" w:uiPriority="46"/>
+    <w:lsdException w:name="List Table 2 Accent 4" w:uiPriority="47"/>
+    <w:lsdException w:name="List Table 3 Accent 4" w:uiPriority="48"/>
+    <w:lsdException w:name="List Table 4 Accent 4" w:uiPriority="49"/>
+    <w:lsdException w:name="List Table 5 Dark Accent 4" w:uiPriority="50"/>
+    <w:lsdException w:name="List Table 6 Colorful Accent 4" w:uiPriority="51"/>
+    <w:lsdException w:name="List Table 7 Colorful Accent 4" w:uiPriority="52"/>
+    <w:lsdException w:name="List Table 1 Light Accent 5" w:uiPriority="46"/>
+    <w:lsdException w:name="List Table 2 Accent 5" w:uiPriority="47"/>
+    <w:lsdException w:name="List Table 3 Accent 5" w:uiPriority="48"/>
+    <w:lsdException w:name="List Table 4 Accent 5" w:uiPriority="49"/>
+    <w:lsdException w:name="List Table 5 Dark Accent 5" w:uiPriority="50"/>
+    <w:lsdException w:name="List Table 6 Colorful Accent 5" w:uiPriority="51"/>
+    <w:lsdException w:name="List Table 7 Colorful Accent 5" w:uiPriority="52"/>
+    <w:lsdException w:name="List Table 1 Light Accent 6" w:uiPriority="46"/>
+    <w:lsdException w:name="List Table 2 Accent 6" w:uiPriority="47"/>
+    <w:lsdException w:name="List Table 3 Accent 6" w:uiPriority="48"/>
+    <w:lsdException w:name="List Table 4 Accent 6" w:uiPriority="49"/>
+    <w:lsdException w:name="List Table 5 Dark Accent 6" w:uiPriority="50"/>
+    <w:lsdException w:name="List Table 6 Colorful Accent 6" w:uiPriority="51"/>
+    <w:lsdException w:name="List Table 7 Colorful Accent 6" w:uiPriority="52"/>
+    <w:lsdException w:name="Mention" w:semiHidden="1" w:unhideWhenUsed="1"/>
+    <w:lsdException w:name="Smart Hyperlink" w:semiHidden="1" w:unhideWhenUsed="1"/>
+    <w:lsdException w:name="Hashtag" w:semiHidden="1" w:unhideWhenUsed="1"/>
+    <w:lsdException w:name="Unresolved Mention" w:semiHidden="1" w:unhideWhenUsed="1"/>
+    <w:lsdException w:name="Smart Link" w:semiHidden="1" w:unhideWhenUsed="1"/>
+  </w:latentStyles>
+  <w:style w:type="paragraph" w:default="1" w:styleId="Normale">
     <w:name w:val="Normal"/>
-    <w:next w:val="Normal"/>
-    <w:pPr/>
+    <w:qFormat/>
+    <w:pPr>
+      <w:spacing w:after="160" w:line="259" w:lineRule="auto"/>
+    </w:pPr>
     <w:rPr>
-      <w:sz w:val="24"/>
-      <w:szCs w:val="24"/>
-      <w:lang w:val="en-US" w:eastAsia="en-US" w:bidi="ar-SA"/>
+      <w:rFonts w:ascii="Calibri" w:hAnsi="Calibri" w:cs="Arial Unicode MS"/>
+      <w:color w:val="000000"/>
+      <w:kern w:val="2"/>
+      <w:sz w:val="22"/>
+      <w:szCs w:val="22"/>
+      <w:u w:color="000000"/>
     </w:rPr>
   </w:style>
-  <w:style w:type="character" w:default="1" w:styleId="Default Paragraph Font">
+  <w:style w:type="character" w:default="1" w:styleId="Carpredefinitoparagrafo">
     <w:name w:val="Default Paragraph Font"/>
-    <w:next w:val="Default Paragraph Font"/>
+    <w:uiPriority w:val="1"/>
+    <w:semiHidden/>
+    <w:unhideWhenUsed/>
   </w:style>
-  <w:style w:type="character" w:styleId="Hyperlink">
+  <w:style w:type="table" w:default="1" w:styleId="Tabellanormale">
+    <w:name w:val="Normal Table"/>
+    <w:uiPriority w:val="99"/>
+    <w:semiHidden/>
+    <w:unhideWhenUsed/>
+    <w:tblPr>
+      <w:tblInd w:w="0" w:type="dxa"/>
+      <w:tblCellMar>
+        <w:top w:w="0" w:type="dxa"/>
+        <w:left w:w="108" w:type="dxa"/>
+        <w:bottom w:w="0" w:type="dxa"/>
+        <w:right w:w="108" w:type="dxa"/>
+      </w:tblCellMar>
+    </w:tblPr>
+  </w:style>
+  <w:style w:type="numbering" w:default="1" w:styleId="Nessunelenco">
+    <w:name w:val="No List"/>
+    <w:uiPriority w:val="99"/>
+    <w:semiHidden/>
+    <w:unhideWhenUsed/>
+  </w:style>
+  <w:style w:type="character" w:styleId="Collegamentoipertestuale">
     <w:name w:val="Hyperlink"/>
     <w:rPr>
       <w:u w:val="single"/>
     </w:rPr>
   </w:style>
-  <w:style w:type="table" w:default="1" w:styleId="Table Normal">
+  <w:style w:type="table" w:customStyle="1" w:styleId="TableNormal">
     <w:name w:val="Table Normal"/>
-    <w:next w:val="Table Normal"/>
-    <w:pPr/>
     <w:tblPr>
       <w:tblInd w:w="0" w:type="dxa"/>
+      <w:tblCellMar>
+        <w:top w:w="0" w:type="dxa"/>
+        <w:left w:w="0" w:type="dxa"/>
+        <w:bottom w:w="0" w:type="dxa"/>
+        <w:right w:w="0" w:type="dxa"/>
+      </w:tblCellMar>
     </w:tblPr>
-    <w:trPr/>
-    <w:tcPr/>
-    <w:tblStylePr w:type="firstRow"/>
-    <w:tblStylePr w:type="lastRow"/>
-    <w:tblStylePr w:type="firstCol"/>
-    <w:tblStylePr w:type="lastCol"/>
-    <w:tblStylePr w:type="band1Vert"/>
-    <w:tblStylePr w:type="band2Vert"/>
-    <w:tblStylePr w:type="band1Horz"/>
-    <w:tblStylePr w:type="band2Horz"/>
-    <w:tblStylePr w:type="neCell"/>
-    <w:tblStylePr w:type="nwCell"/>
-    <w:tblStylePr w:type="seCell"/>
-    <w:tblStylePr w:type="swCell"/>
   </w:style>
-  <w:style w:type="numbering" w:default="1" w:styleId="No List">
-    <w:name w:val="No List"/>
-    <w:next w:val="No List"/>
-    <w:pPr/>
-  </w:style>
-  <w:style w:type="paragraph" w:styleId="Intestazione e piè di pagina">
+  <w:style w:type="paragraph" w:customStyle="1" w:styleId="Intestazioneepidipagina">
     <w:name w:val="Intestazione e piè di pagina"/>
-    <w:next w:val="Intestazione e piè di pagina"/>
     <w:pPr>
-      <w:keepNext w:val="0"/>
-      <w:keepLines w:val="0"/>
-      <w:pageBreakBefore w:val="0"/>
-      <w:widowControl w:val="1"/>
-      <w:shd w:val="clear" w:color="auto" w:fill="auto"/>
       <w:tabs>
         <w:tab w:val="right" w:pos="9020"/>
       </w:tabs>
-      <w:suppressAutoHyphens w:val="0"/>
-      <w:bidi w:val="0"/>
-      <w:spacing w:before="0" w:after="0" w:line="240" w:lineRule="auto"/>
-      <w:ind w:left="0" w:right="0" w:firstLine="0"/>
-      <w:jc w:val="left"/>
-      <w:outlineLvl w:val="9"/>
     </w:pPr>
     <w:rPr>
-      <w:rFonts w:ascii="Helvetica Neue" w:cs="Arial Unicode MS" w:hAnsi="Helvetica Neue" w:eastAsia="Arial Unicode MS"/>
-      <w:b w:val="0"/>
-      <w:bCs w:val="0"/>
-      <w:i w:val="0"/>
-      <w:iCs w:val="0"/>
-      <w:caps w:val="0"/>
-      <w:smallCaps w:val="0"/>
-      <w:strike w:val="0"/>
-      <w:dstrike w:val="0"/>
-      <w:outline w:val="0"/>
+      <w:rFonts w:ascii="Helvetica Neue" w:hAnsi="Helvetica Neue" w:cs="Arial Unicode MS"/>
       <w:color w:val="000000"/>
-      <w:spacing w:val="0"/>
-      <w:kern w:val="0"/>
-      <w:position w:val="0"/>
       <w:sz w:val="24"/>
       <w:szCs w:val="24"/>
-      <w:u w:val="none"/>
-      <w:shd w:val="nil" w:color="auto" w:fill="auto"/>
-      <w:vertAlign w:val="baseline"/>
-      <w14:textOutline>
+      <w14:textOutline w14:w="0" w14:cap="flat" w14:cmpd="sng" w14:algn="ctr">
         <w14:noFill/>
+        <w14:prstDash w14:val="solid"/>
+        <w14:bevel/>
       </w14:textOutline>
-      <w14:textFill>
-        <w14:solidFill>
-          <w14:srgbClr w14:val="000000"/>
-        </w14:solidFill>
-      </w14:textFill>
     </w:rPr>
   </w:style>
-  <w:style w:type="paragraph" w:styleId="Normal.0">
-    <w:name w:val="Normal"/>
-    <w:next w:val="Normal.0"/>
+  <w:style w:type="paragraph" w:styleId="Paragrafoelenco">
+    <w:name w:val="List Paragraph"/>
     <w:pPr>
-      <w:keepNext w:val="0"/>
-      <w:keepLines w:val="0"/>
-      <w:pageBreakBefore w:val="0"/>
-      <w:widowControl w:val="1"/>
-      <w:shd w:val="clear" w:color="auto" w:fill="auto"/>
-      <w:suppressAutoHyphens w:val="0"/>
-      <w:bidi w:val="0"/>
-      <w:spacing w:before="0" w:after="160" w:line="259" w:lineRule="auto"/>
-      <w:ind w:left="0" w:right="0" w:firstLine="0"/>
-      <w:jc w:val="left"/>
-      <w:outlineLvl w:val="9"/>
+      <w:spacing w:after="160" w:line="259" w:lineRule="auto"/>
+      <w:ind w:left="720"/>
     </w:pPr>
     <w:rPr>
-      <w:rFonts w:ascii="Calibri" w:cs="Arial Unicode MS" w:hAnsi="Calibri" w:eastAsia="Arial Unicode MS"/>
-      <w:b w:val="0"/>
-      <w:bCs w:val="0"/>
-      <w:i w:val="0"/>
-      <w:iCs w:val="0"/>
-      <w:caps w:val="0"/>
-      <w:smallCaps w:val="0"/>
-      <w:strike w:val="0"/>
-      <w:dstrike w:val="0"/>
-      <w:outline w:val="0"/>
+      <w:rFonts w:ascii="Calibri" w:hAnsi="Calibri" w:cs="Arial Unicode MS"/>
       <w:color w:val="000000"/>
-      <w:spacing w:val="0"/>
       <w:kern w:val="2"/>
-      <w:position w:val="0"/>
       <w:sz w:val="22"/>
       <w:szCs w:val="22"/>
-      <w:u w:val="none" w:color="000000"/>
-      <w:shd w:val="nil" w:color="auto" w:fill="auto"/>
-      <w:vertAlign w:val="baseline"/>
-      <w:lang w:val="it-IT"/>
-      <w14:textFill>
-        <w14:solidFill>
-          <w14:srgbClr w14:val="000000"/>
-        </w14:solidFill>
-      </w14:textFill>
+      <w:u w:color="000000"/>
     </w:rPr>
   </w:style>
-  <w:style w:type="paragraph" w:styleId="List Paragraph">
-    <w:name w:val="List Paragraph"/>
-    <w:next w:val="List Paragraph"/>
-    <w:pPr>
-      <w:keepNext w:val="0"/>
-      <w:keepLines w:val="0"/>
-      <w:pageBreakBefore w:val="0"/>
-      <w:widowControl w:val="1"/>
-      <w:shd w:val="clear" w:color="auto" w:fill="auto"/>
-      <w:suppressAutoHyphens w:val="0"/>
-      <w:bidi w:val="0"/>
-      <w:spacing w:before="0" w:after="160" w:line="259" w:lineRule="auto"/>
-      <w:ind w:left="720" w:right="0" w:firstLine="0"/>
-      <w:jc w:val="left"/>
-      <w:outlineLvl w:val="9"/>
-    </w:pPr>
-    <w:rPr>
-      <w:rFonts w:ascii="Calibri" w:cs="Arial Unicode MS" w:hAnsi="Calibri" w:eastAsia="Arial Unicode MS"/>
-      <w:b w:val="0"/>
-      <w:bCs w:val="0"/>
-      <w:i w:val="0"/>
-      <w:iCs w:val="0"/>
-      <w:caps w:val="0"/>
-      <w:smallCaps w:val="0"/>
-      <w:strike w:val="0"/>
-      <w:dstrike w:val="0"/>
-      <w:outline w:val="0"/>
-      <w:color w:val="000000"/>
-      <w:spacing w:val="0"/>
-      <w:kern w:val="2"/>
-      <w:position w:val="0"/>
-      <w:sz w:val="22"/>
-      <w:szCs w:val="22"/>
-      <w:u w:val="none" w:color="000000"/>
-      <w:shd w:val="nil" w:color="auto" w:fill="auto"/>
-      <w:vertAlign w:val="baseline"/>
-      <w:lang w:val="it-IT"/>
-      <w14:textFill>
-        <w14:solidFill>
-          <w14:srgbClr w14:val="000000"/>
-        </w14:solidFill>
-      </w14:textFill>
-    </w:rPr>
-  </w:style>
-  <w:style w:type="numbering" w:styleId="Stile importato 1">
+  <w:style w:type="numbering" w:customStyle="1" w:styleId="Stileimportato1">
     <w:name w:val="Stile importato 1"/>
     <w:pPr>
       <w:numPr>
@@ -3728,7 +4175,7 @@
       </w:numPr>
     </w:pPr>
   </w:style>
-  <w:style w:type="numbering" w:styleId="Stile importato 2">
+  <w:style w:type="numbering" w:customStyle="1" w:styleId="Stileimportato2">
     <w:name w:val="Stile importato 2"/>
     <w:pPr>
       <w:numPr>
@@ -3736,54 +4183,24 @@
       </w:numPr>
     </w:pPr>
   </w:style>
-  <w:style w:type="paragraph" w:styleId="Di default">
+  <w:style w:type="paragraph" w:customStyle="1" w:styleId="Didefault">
     <w:name w:val="Di default"/>
-    <w:next w:val="Di default"/>
     <w:pPr>
-      <w:keepNext w:val="0"/>
-      <w:keepLines w:val="0"/>
-      <w:pageBreakBefore w:val="0"/>
-      <w:widowControl w:val="1"/>
-      <w:shd w:val="clear" w:color="auto" w:fill="auto"/>
-      <w:suppressAutoHyphens w:val="0"/>
-      <w:bidi w:val="0"/>
-      <w:spacing w:before="160" w:after="0" w:line="288" w:lineRule="auto"/>
-      <w:ind w:left="0" w:right="0" w:firstLine="0"/>
-      <w:jc w:val="left"/>
-      <w:outlineLvl w:val="9"/>
+      <w:spacing w:before="160" w:line="288" w:lineRule="auto"/>
     </w:pPr>
     <w:rPr>
-      <w:rFonts w:ascii="Helvetica Neue" w:cs="Arial Unicode MS" w:hAnsi="Helvetica Neue" w:eastAsia="Arial Unicode MS"/>
-      <w:b w:val="0"/>
-      <w:bCs w:val="0"/>
-      <w:i w:val="0"/>
-      <w:iCs w:val="0"/>
-      <w:caps w:val="0"/>
-      <w:smallCaps w:val="0"/>
-      <w:strike w:val="0"/>
-      <w:dstrike w:val="0"/>
-      <w:outline w:val="0"/>
+      <w:rFonts w:ascii="Helvetica Neue" w:hAnsi="Helvetica Neue" w:cs="Arial Unicode MS"/>
       <w:color w:val="000000"/>
-      <w:spacing w:val="0"/>
-      <w:kern w:val="0"/>
-      <w:position w:val="0"/>
       <w:sz w:val="24"/>
       <w:szCs w:val="24"/>
-      <w:u w:val="none"/>
-      <w:shd w:val="nil" w:color="auto" w:fill="auto"/>
-      <w:vertAlign w:val="baseline"/>
-      <w:lang w:val="it-IT"/>
-      <w14:textOutline>
+      <w14:textOutline w14:w="0" w14:cap="flat" w14:cmpd="sng" w14:algn="ctr">
         <w14:noFill/>
+        <w14:prstDash w14:val="solid"/>
+        <w14:bevel/>
       </w14:textOutline>
-      <w14:textFill>
-        <w14:solidFill>
-          <w14:srgbClr w14:val="000000"/>
-        </w14:solidFill>
-      </w14:textFill>
     </w:rPr>
   </w:style>
-  <w:style w:type="numbering" w:styleId="Punti elenco">
+  <w:style w:type="numbering" w:customStyle="1" w:styleId="Puntielenco">
     <w:name w:val="Punti elenco"/>
     <w:pPr>
       <w:numPr>
@@ -3795,7 +4212,7 @@
 </file>
 
 <file path=word/theme/theme1.xml><?xml version="1.0" encoding="utf-8"?>
-<a:theme xmlns:a="http://schemas.openxmlformats.org/drawingml/2006/main" xmlns:r="http://schemas.openxmlformats.org/officeDocument/2006/relationships" name="Tema di Office">
+<a:theme xmlns:a="http://schemas.openxmlformats.org/drawingml/2006/main" name="Tema di Office">
   <a:themeElements>
     <a:clrScheme name="Tema di Office">
       <a:dk1>
@@ -3997,7 +4414,7 @@
         <a:effectLst/>
         <a:sp3d/>
       </a:spPr>
-      <a:bodyPr rot="0" spcFirstLastPara="1" vertOverflow="overflow" horzOverflow="overflow" vert="horz" wrap="square" lIns="45719" tIns="45719" rIns="45719" bIns="45719" numCol="1" spcCol="38100" rtlCol="0" anchor="ctr" upright="0">
+      <a:bodyPr rot="0" spcFirstLastPara="1" vertOverflow="overflow" horzOverflow="overflow" vert="horz" wrap="square" lIns="45719" tIns="45719" rIns="45719" bIns="45719" numCol="1" spcCol="38100" rtlCol="0" anchor="ctr">
         <a:spAutoFit/>
       </a:bodyPr>
       <a:lstStyle>
@@ -4016,7 +4433,7 @@
           <a:buFontTx/>
           <a:buNone/>
           <a:tabLst/>
-          <a:defRPr b="0" baseline="0" cap="none" i="0" spc="0" strike="noStrike" sz="1800" u="none" kumimoji="0" normalizeH="0">
+          <a:defRPr kumimoji="0" sz="1800" b="0" i="0" u="none" strike="noStrike" cap="none" spc="0" normalizeH="0" baseline="0">
             <a:ln>
               <a:noFill/>
             </a:ln>
@@ -4046,7 +4463,7 @@
           <a:buFontTx/>
           <a:buNone/>
           <a:tabLst/>
-          <a:defRPr b="0" baseline="0" cap="none" i="0" spc="0" strike="noStrike" sz="1800" u="none" kumimoji="0" normalizeH="0">
+          <a:defRPr kumimoji="0" sz="1800" b="0" i="0" u="none" strike="noStrike" cap="none" spc="0" normalizeH="0" baseline="0">
             <a:ln>
               <a:noFill/>
             </a:ln>
@@ -4072,7 +4489,7 @@
           <a:buFontTx/>
           <a:buNone/>
           <a:tabLst/>
-          <a:defRPr b="0" baseline="0" cap="none" i="0" spc="0" strike="noStrike" sz="1800" u="none" kumimoji="0" normalizeH="0">
+          <a:defRPr kumimoji="0" sz="1800" b="0" i="0" u="none" strike="noStrike" cap="none" spc="0" normalizeH="0" baseline="0">
             <a:ln>
               <a:noFill/>
             </a:ln>
@@ -4098,7 +4515,7 @@
           <a:buFontTx/>
           <a:buNone/>
           <a:tabLst/>
-          <a:defRPr b="0" baseline="0" cap="none" i="0" spc="0" strike="noStrike" sz="1800" u="none" kumimoji="0" normalizeH="0">
+          <a:defRPr kumimoji="0" sz="1800" b="0" i="0" u="none" strike="noStrike" cap="none" spc="0" normalizeH="0" baseline="0">
             <a:ln>
               <a:noFill/>
             </a:ln>
@@ -4124,7 +4541,7 @@
           <a:buFontTx/>
           <a:buNone/>
           <a:tabLst/>
-          <a:defRPr b="0" baseline="0" cap="none" i="0" spc="0" strike="noStrike" sz="1800" u="none" kumimoji="0" normalizeH="0">
+          <a:defRPr kumimoji="0" sz="1800" b="0" i="0" u="none" strike="noStrike" cap="none" spc="0" normalizeH="0" baseline="0">
             <a:ln>
               <a:noFill/>
             </a:ln>
@@ -4150,7 +4567,7 @@
           <a:buFontTx/>
           <a:buNone/>
           <a:tabLst/>
-          <a:defRPr b="0" baseline="0" cap="none" i="0" spc="0" strike="noStrike" sz="1800" u="none" kumimoji="0" normalizeH="0">
+          <a:defRPr kumimoji="0" sz="1800" b="0" i="0" u="none" strike="noStrike" cap="none" spc="0" normalizeH="0" baseline="0">
             <a:ln>
               <a:noFill/>
             </a:ln>
@@ -4176,7 +4593,7 @@
           <a:buFontTx/>
           <a:buNone/>
           <a:tabLst/>
-          <a:defRPr b="0" baseline="0" cap="none" i="0" spc="0" strike="noStrike" sz="1800" u="none" kumimoji="0" normalizeH="0">
+          <a:defRPr kumimoji="0" sz="1800" b="0" i="0" u="none" strike="noStrike" cap="none" spc="0" normalizeH="0" baseline="0">
             <a:ln>
               <a:noFill/>
             </a:ln>
@@ -4202,7 +4619,7 @@
           <a:buFontTx/>
           <a:buNone/>
           <a:tabLst/>
-          <a:defRPr b="0" baseline="0" cap="none" i="0" spc="0" strike="noStrike" sz="1800" u="none" kumimoji="0" normalizeH="0">
+          <a:defRPr kumimoji="0" sz="1800" b="0" i="0" u="none" strike="noStrike" cap="none" spc="0" normalizeH="0" baseline="0">
             <a:ln>
               <a:noFill/>
             </a:ln>
@@ -4228,7 +4645,7 @@
           <a:buFontTx/>
           <a:buNone/>
           <a:tabLst/>
-          <a:defRPr b="0" baseline="0" cap="none" i="0" spc="0" strike="noStrike" sz="1800" u="none" kumimoji="0" normalizeH="0">
+          <a:defRPr kumimoji="0" sz="1800" b="0" i="0" u="none" strike="noStrike" cap="none" spc="0" normalizeH="0" baseline="0">
             <a:ln>
               <a:noFill/>
             </a:ln>
@@ -4254,7 +4671,7 @@
           <a:buFontTx/>
           <a:buNone/>
           <a:tabLst/>
-          <a:defRPr b="0" baseline="0" cap="none" i="0" spc="0" strike="noStrike" sz="1800" u="none" kumimoji="0" normalizeH="0">
+          <a:defRPr kumimoji="0" sz="1800" b="0" i="0" u="none" strike="noStrike" cap="none" spc="0" normalizeH="0" baseline="0">
             <a:ln>
               <a:noFill/>
             </a:ln>
@@ -4267,9 +4684,15 @@
         </a:lvl9pPr>
       </a:lstStyle>
       <a:style>
-        <a:lnRef idx="0"/>
-        <a:fillRef idx="0"/>
-        <a:effectRef idx="0"/>
+        <a:lnRef idx="0">
+          <a:scrgbClr r="0" g="0" b="0"/>
+        </a:lnRef>
+        <a:fillRef idx="0">
+          <a:scrgbClr r="0" g="0" b="0"/>
+        </a:fillRef>
+        <a:effectRef idx="0">
+          <a:scrgbClr r="0" g="0" b="0"/>
+        </a:effectRef>
         <a:fontRef idx="none"/>
       </a:style>
     </a:spDef>
@@ -4286,7 +4709,7 @@
         <a:effectLst/>
         <a:sp3d/>
       </a:spPr>
-      <a:bodyPr rot="0" spcFirstLastPara="1" vertOverflow="overflow" horzOverflow="overflow" vert="horz" wrap="square" lIns="91439" tIns="45719" rIns="91439" bIns="45719" numCol="1" spcCol="38100" rtlCol="0" anchor="t" upright="0">
+      <a:bodyPr rot="0" spcFirstLastPara="1" vertOverflow="overflow" horzOverflow="overflow" vert="horz" wrap="square" lIns="91439" tIns="45719" rIns="91439" bIns="45719" numCol="1" spcCol="38100" rtlCol="0" anchor="t">
         <a:noAutofit/>
       </a:bodyPr>
       <a:lstStyle>
@@ -4305,7 +4728,7 @@
           <a:buFontTx/>
           <a:buNone/>
           <a:tabLst/>
-          <a:defRPr b="0" baseline="0" cap="none" i="0" spc="0" strike="noStrike" sz="1800" u="none" kumimoji="0" normalizeH="0">
+          <a:defRPr kumimoji="0" sz="1800" b="0" i="0" u="none" strike="noStrike" cap="none" spc="0" normalizeH="0" baseline="0">
             <a:ln>
               <a:noFill/>
             </a:ln>
@@ -4331,7 +4754,7 @@
           <a:buFontTx/>
           <a:buNone/>
           <a:tabLst/>
-          <a:defRPr b="0" baseline="0" cap="none" i="0" spc="0" strike="noStrike" sz="1800" u="none" kumimoji="0" normalizeH="0">
+          <a:defRPr kumimoji="0" sz="1800" b="0" i="0" u="none" strike="noStrike" cap="none" spc="0" normalizeH="0" baseline="0">
             <a:ln>
               <a:noFill/>
             </a:ln>
@@ -4357,7 +4780,7 @@
           <a:buFontTx/>
           <a:buNone/>
           <a:tabLst/>
-          <a:defRPr b="0" baseline="0" cap="none" i="0" spc="0" strike="noStrike" sz="1800" u="none" kumimoji="0" normalizeH="0">
+          <a:defRPr kumimoji="0" sz="1800" b="0" i="0" u="none" strike="noStrike" cap="none" spc="0" normalizeH="0" baseline="0">
             <a:ln>
               <a:noFill/>
             </a:ln>
@@ -4383,7 +4806,7 @@
           <a:buFontTx/>
           <a:buNone/>
           <a:tabLst/>
-          <a:defRPr b="0" baseline="0" cap="none" i="0" spc="0" strike="noStrike" sz="1800" u="none" kumimoji="0" normalizeH="0">
+          <a:defRPr kumimoji="0" sz="1800" b="0" i="0" u="none" strike="noStrike" cap="none" spc="0" normalizeH="0" baseline="0">
             <a:ln>
               <a:noFill/>
             </a:ln>
@@ -4409,7 +4832,7 @@
           <a:buFontTx/>
           <a:buNone/>
           <a:tabLst/>
-          <a:defRPr b="0" baseline="0" cap="none" i="0" spc="0" strike="noStrike" sz="1800" u="none" kumimoji="0" normalizeH="0">
+          <a:defRPr kumimoji="0" sz="1800" b="0" i="0" u="none" strike="noStrike" cap="none" spc="0" normalizeH="0" baseline="0">
             <a:ln>
               <a:noFill/>
             </a:ln>
@@ -4435,7 +4858,7 @@
           <a:buFontTx/>
           <a:buNone/>
           <a:tabLst/>
-          <a:defRPr b="0" baseline="0" cap="none" i="0" spc="0" strike="noStrike" sz="1800" u="none" kumimoji="0" normalizeH="0">
+          <a:defRPr kumimoji="0" sz="1800" b="0" i="0" u="none" strike="noStrike" cap="none" spc="0" normalizeH="0" baseline="0">
             <a:ln>
               <a:noFill/>
             </a:ln>
@@ -4461,7 +4884,7 @@
           <a:buFontTx/>
           <a:buNone/>
           <a:tabLst/>
-          <a:defRPr b="0" baseline="0" cap="none" i="0" spc="0" strike="noStrike" sz="1800" u="none" kumimoji="0" normalizeH="0">
+          <a:defRPr kumimoji="0" sz="1800" b="0" i="0" u="none" strike="noStrike" cap="none" spc="0" normalizeH="0" baseline="0">
             <a:ln>
               <a:noFill/>
             </a:ln>
@@ -4487,7 +4910,7 @@
           <a:buFontTx/>
           <a:buNone/>
           <a:tabLst/>
-          <a:defRPr b="0" baseline="0" cap="none" i="0" spc="0" strike="noStrike" sz="1800" u="none" kumimoji="0" normalizeH="0">
+          <a:defRPr kumimoji="0" sz="1800" b="0" i="0" u="none" strike="noStrike" cap="none" spc="0" normalizeH="0" baseline="0">
             <a:ln>
               <a:noFill/>
             </a:ln>
@@ -4513,7 +4936,7 @@
           <a:buFontTx/>
           <a:buNone/>
           <a:tabLst/>
-          <a:defRPr b="0" baseline="0" cap="none" i="0" spc="0" strike="noStrike" sz="1800" u="none" kumimoji="0" normalizeH="0">
+          <a:defRPr kumimoji="0" sz="1800" b="0" i="0" u="none" strike="noStrike" cap="none" spc="0" normalizeH="0" baseline="0">
             <a:ln>
               <a:noFill/>
             </a:ln>
@@ -4539,7 +4962,7 @@
           <a:buFontTx/>
           <a:buNone/>
           <a:tabLst/>
-          <a:defRPr b="0" baseline="0" cap="none" i="0" spc="0" strike="noStrike" sz="1800" u="none" kumimoji="0" normalizeH="0">
+          <a:defRPr kumimoji="0" sz="1800" b="0" i="0" u="none" strike="noStrike" cap="none" spc="0" normalizeH="0" baseline="0">
             <a:ln>
               <a:noFill/>
             </a:ln>
@@ -4552,9 +4975,15 @@
         </a:lvl9pPr>
       </a:lstStyle>
       <a:style>
-        <a:lnRef idx="0"/>
-        <a:fillRef idx="0"/>
-        <a:effectRef idx="0"/>
+        <a:lnRef idx="0">
+          <a:scrgbClr r="0" g="0" b="0"/>
+        </a:lnRef>
+        <a:fillRef idx="0">
+          <a:scrgbClr r="0" g="0" b="0"/>
+        </a:fillRef>
+        <a:effectRef idx="0">
+          <a:scrgbClr r="0" g="0" b="0"/>
+        </a:effectRef>
         <a:fontRef idx="none"/>
       </a:style>
     </a:lnDef>
@@ -4568,7 +4997,7 @@
         <a:effectLst/>
         <a:sp3d/>
       </a:spPr>
-      <a:bodyPr rot="0" spcFirstLastPara="1" vertOverflow="overflow" horzOverflow="overflow" vert="horz" wrap="square" lIns="45719" tIns="45719" rIns="45719" bIns="45719" numCol="1" spcCol="38100" rtlCol="0" anchor="t" upright="0">
+      <a:bodyPr rot="0" spcFirstLastPara="1" vertOverflow="overflow" horzOverflow="overflow" vert="horz" wrap="square" lIns="45719" tIns="45719" rIns="45719" bIns="45719" numCol="1" spcCol="38100" rtlCol="0" anchor="t">
         <a:spAutoFit/>
       </a:bodyPr>
       <a:lstStyle>
@@ -4587,7 +5016,7 @@
           <a:buFontTx/>
           <a:buNone/>
           <a:tabLst/>
-          <a:defRPr b="0" baseline="0" cap="none" i="0" spc="0" strike="noStrike" sz="1800" u="none" kumimoji="0" normalizeH="0">
+          <a:defRPr kumimoji="0" sz="1800" b="0" i="0" u="none" strike="noStrike" cap="none" spc="0" normalizeH="0" baseline="0">
             <a:ln>
               <a:noFill/>
             </a:ln>
@@ -4617,7 +5046,7 @@
           <a:buFontTx/>
           <a:buNone/>
           <a:tabLst/>
-          <a:defRPr b="0" baseline="0" cap="none" i="0" spc="0" strike="noStrike" sz="1800" u="none" kumimoji="0" normalizeH="0">
+          <a:defRPr kumimoji="0" sz="1800" b="0" i="0" u="none" strike="noStrike" cap="none" spc="0" normalizeH="0" baseline="0">
             <a:ln>
               <a:noFill/>
             </a:ln>
@@ -4643,7 +5072,7 @@
           <a:buFontTx/>
           <a:buNone/>
           <a:tabLst/>
-          <a:defRPr b="0" baseline="0" cap="none" i="0" spc="0" strike="noStrike" sz="1800" u="none" kumimoji="0" normalizeH="0">
+          <a:defRPr kumimoji="0" sz="1800" b="0" i="0" u="none" strike="noStrike" cap="none" spc="0" normalizeH="0" baseline="0">
             <a:ln>
               <a:noFill/>
             </a:ln>
@@ -4669,7 +5098,7 @@
           <a:buFontTx/>
           <a:buNone/>
           <a:tabLst/>
-          <a:defRPr b="0" baseline="0" cap="none" i="0" spc="0" strike="noStrike" sz="1800" u="none" kumimoji="0" normalizeH="0">
+          <a:defRPr kumimoji="0" sz="1800" b="0" i="0" u="none" strike="noStrike" cap="none" spc="0" normalizeH="0" baseline="0">
             <a:ln>
               <a:noFill/>
             </a:ln>
@@ -4695,7 +5124,7 @@
           <a:buFontTx/>
           <a:buNone/>
           <a:tabLst/>
-          <a:defRPr b="0" baseline="0" cap="none" i="0" spc="0" strike="noStrike" sz="1800" u="none" kumimoji="0" normalizeH="0">
+          <a:defRPr kumimoji="0" sz="1800" b="0" i="0" u="none" strike="noStrike" cap="none" spc="0" normalizeH="0" baseline="0">
             <a:ln>
               <a:noFill/>
             </a:ln>
@@ -4721,7 +5150,7 @@
           <a:buFontTx/>
           <a:buNone/>
           <a:tabLst/>
-          <a:defRPr b="0" baseline="0" cap="none" i="0" spc="0" strike="noStrike" sz="1800" u="none" kumimoji="0" normalizeH="0">
+          <a:defRPr kumimoji="0" sz="1800" b="0" i="0" u="none" strike="noStrike" cap="none" spc="0" normalizeH="0" baseline="0">
             <a:ln>
               <a:noFill/>
             </a:ln>
@@ -4747,7 +5176,7 @@
           <a:buFontTx/>
           <a:buNone/>
           <a:tabLst/>
-          <a:defRPr b="0" baseline="0" cap="none" i="0" spc="0" strike="noStrike" sz="1800" u="none" kumimoji="0" normalizeH="0">
+          <a:defRPr kumimoji="0" sz="1800" b="0" i="0" u="none" strike="noStrike" cap="none" spc="0" normalizeH="0" baseline="0">
             <a:ln>
               <a:noFill/>
             </a:ln>
@@ -4773,7 +5202,7 @@
           <a:buFontTx/>
           <a:buNone/>
           <a:tabLst/>
-          <a:defRPr b="0" baseline="0" cap="none" i="0" spc="0" strike="noStrike" sz="1800" u="none" kumimoji="0" normalizeH="0">
+          <a:defRPr kumimoji="0" sz="1800" b="0" i="0" u="none" strike="noStrike" cap="none" spc="0" normalizeH="0" baseline="0">
             <a:ln>
               <a:noFill/>
             </a:ln>
@@ -4799,7 +5228,7 @@
           <a:buFontTx/>
           <a:buNone/>
           <a:tabLst/>
-          <a:defRPr b="0" baseline="0" cap="none" i="0" spc="0" strike="noStrike" sz="1800" u="none" kumimoji="0" normalizeH="0">
+          <a:defRPr kumimoji="0" sz="1800" b="0" i="0" u="none" strike="noStrike" cap="none" spc="0" normalizeH="0" baseline="0">
             <a:ln>
               <a:noFill/>
             </a:ln>
@@ -4825,7 +5254,7 @@
           <a:buFontTx/>
           <a:buNone/>
           <a:tabLst/>
-          <a:defRPr b="0" baseline="0" cap="none" i="0" spc="0" strike="noStrike" sz="1800" u="none" kumimoji="0" normalizeH="0">
+          <a:defRPr kumimoji="0" sz="1800" b="0" i="0" u="none" strike="noStrike" cap="none" spc="0" normalizeH="0" baseline="0">
             <a:ln>
               <a:noFill/>
             </a:ln>
@@ -4838,12 +5267,19 @@
         </a:lvl9pPr>
       </a:lstStyle>
       <a:style>
-        <a:lnRef idx="0"/>
-        <a:fillRef idx="0"/>
-        <a:effectRef idx="0"/>
+        <a:lnRef idx="0">
+          <a:scrgbClr r="0" g="0" b="0"/>
+        </a:lnRef>
+        <a:fillRef idx="0">
+          <a:scrgbClr r="0" g="0" b="0"/>
+        </a:fillRef>
+        <a:effectRef idx="0">
+          <a:scrgbClr r="0" g="0" b="0"/>
+        </a:effectRef>
         <a:fontRef idx="none"/>
       </a:style>
     </a:txDef>
   </a:objectDefaults>
+  <a:extraClrSchemeLst/>
 </a:theme>
 </file>